--- a/docs/files/f93_AI面试备考资料.docx
+++ b/docs/files/f93_AI面试备考资料.docx
@@ -103,7 +103,7 @@
           <w:color w:val="999999"/>
           <w:sz w:val="20"/>
         </w:rPr>
-        <w:t>生成日期：2026-09-19</w:t>
+        <w:t>生成日期：2026-09-21</w:t>
       </w:r>
     </w:p>
     <w:p>
@@ -631,10 +631,61 @@
     </w:p>
     <w:p>
       <w:pPr>
+        <w:spacing w:after="40"/>
+        <w:ind w:left="907"/>
+      </w:pPr>
+      <w:hyperlink w:anchor="toc_heading_30" w:history="1">
+        <w:r>
+          <w:rPr>
+            <w:rFonts w:ascii="Times New Roman" w:hAnsi="Times New Roman" w:eastAsia="宋体"/>
+            <w:sz w:val="21"/>
+            <w:szCs w:val="21"/>
+            <w:color w:val="999999"/>
+          </w:rPr>
+          <w:t xml:space="preserve">Q：团队中你和同事意见不一致时怎么处理？（冲突处理 · Talent Catalyst）</w:t>
+        </w:r>
+      </w:hyperlink>
+    </w:p>
+    <w:p>
+      <w:pPr>
+        <w:spacing w:after="40"/>
+        <w:ind w:left="907"/>
+      </w:pPr>
+      <w:hyperlink w:anchor="toc_heading_31" w:history="1">
+        <w:r>
+          <w:rPr>
+            <w:rFonts w:ascii="Times New Roman" w:hAnsi="Times New Roman" w:eastAsia="宋体"/>
+            <w:sz w:val="21"/>
+            <w:szCs w:val="21"/>
+            <w:color w:val="999999"/>
+          </w:rPr>
+          <w:t xml:space="preserve">Q：你怎么说服别人接受你的想法？（无职权影响力 · Talent Catalyst）</w:t>
+        </w:r>
+      </w:hyperlink>
+    </w:p>
+    <w:p>
+      <w:pPr>
+        <w:spacing w:after="40"/>
+        <w:ind w:left="907"/>
+      </w:pPr>
+      <w:hyperlink w:anchor="toc_heading_32" w:history="1">
+        <w:r>
+          <w:rPr>
+            <w:rFonts w:ascii="Times New Roman" w:hAnsi="Times New Roman" w:eastAsia="宋体"/>
+            <w:sz w:val="21"/>
+            <w:szCs w:val="21"/>
+            <w:color w:val="999999"/>
+          </w:rPr>
+          <w:t xml:space="preserve">Q：讲一次你失败 / 没做好的经历，以及学到了什么？（失败与复盘 · Agility）</w:t>
+        </w:r>
+      </w:hyperlink>
+    </w:p>
+    <w:p>
+      <w:pPr>
         <w:spacing w:after="60"/>
         <w:ind w:left="454"/>
       </w:pPr>
-      <w:hyperlink w:anchor="toc_heading_30" w:history="1">
+      <w:hyperlink w:anchor="toc_heading_33" w:history="1">
         <w:r>
           <w:rPr>
             <w:rFonts w:ascii="Times New Roman" w:hAnsi="Times New Roman" w:eastAsia="宋体"/>
@@ -651,7 +702,7 @@
         <w:spacing w:after="40"/>
         <w:ind w:left="907"/>
       </w:pPr>
-      <w:hyperlink w:anchor="toc_heading_31" w:history="1">
+      <w:hyperlink w:anchor="toc_heading_34" w:history="1">
         <w:r>
           <w:rPr>
             <w:rFonts w:ascii="Times New Roman" w:hAnsi="Times New Roman" w:eastAsia="宋体"/>
@@ -668,7 +719,7 @@
         <w:spacing w:after="40"/>
         <w:ind w:left="907"/>
       </w:pPr>
-      <w:hyperlink w:anchor="toc_heading_32" w:history="1">
+      <w:hyperlink w:anchor="toc_heading_35" w:history="1">
         <w:r>
           <w:rPr>
             <w:rFonts w:ascii="Times New Roman" w:hAnsi="Times New Roman" w:eastAsia="宋体"/>
@@ -682,9 +733,43 @@
     </w:p>
     <w:p>
       <w:pPr>
+        <w:spacing w:after="40"/>
+        <w:ind w:left="907"/>
+      </w:pPr>
+      <w:hyperlink w:anchor="toc_heading_36" w:history="1">
+        <w:r>
+          <w:rPr>
+            <w:rFonts w:ascii="Times New Roman" w:hAnsi="Times New Roman" w:eastAsia="宋体"/>
+            <w:sz w:val="21"/>
+            <w:szCs w:val="21"/>
+            <w:color w:val="999999"/>
+          </w:rPr>
+          <w:t xml:space="preserve">Q：快消大促（如618/双11）期间，某核心SKU突然库存不足，你怎么处理？（快消专属 · 需求波动应对）</w:t>
+        </w:r>
+      </w:hyperlink>
+    </w:p>
+    <w:p>
+      <w:pPr>
+        <w:spacing w:after="40"/>
+        <w:ind w:left="907"/>
+      </w:pPr>
+      <w:hyperlink w:anchor="toc_heading_37" w:history="1">
+        <w:r>
+          <w:rPr>
+            <w:rFonts w:ascii="Times New Roman" w:hAnsi="Times New Roman" w:eastAsia="宋体"/>
+            <w:sz w:val="21"/>
+            <w:szCs w:val="21"/>
+            <w:color w:val="999999"/>
+          </w:rPr>
+          <w:t xml:space="preserve">Q：联合利华很重视可持续采购，如果让你评估一个新供应商的可持续性，你会从哪几个维度看？（快消专属 · 可持续发展）</w:t>
+        </w:r>
+      </w:hyperlink>
+    </w:p>
+    <w:p>
+      <w:pPr>
         <w:spacing w:after="80"/>
       </w:pPr>
-      <w:hyperlink w:anchor="toc_heading_33" w:history="1">
+      <w:hyperlink w:anchor="toc_heading_38" w:history="1">
         <w:r>
           <w:rPr>
             <w:rFonts w:ascii="Times New Roman" w:hAnsi="Times New Roman" w:eastAsia="宋体"/>
@@ -700,7 +785,7 @@
       <w:pPr>
         <w:spacing w:after="80"/>
       </w:pPr>
-      <w:hyperlink w:anchor="toc_heading_34" w:history="1">
+      <w:hyperlink w:anchor="toc_heading_39" w:history="1">
         <w:r>
           <w:rPr>
             <w:rFonts w:ascii="Times New Roman" w:hAnsi="Times New Roman" w:eastAsia="宋体"/>
@@ -716,7 +801,7 @@
       <w:pPr>
         <w:spacing w:after="80"/>
       </w:pPr>
-      <w:hyperlink w:anchor="toc_heading_35" w:history="1">
+      <w:hyperlink w:anchor="toc_heading_40" w:history="1">
         <w:r>
           <w:rPr>
             <w:rFonts w:ascii="Times New Roman" w:hAnsi="Times New Roman" w:eastAsia="宋体"/>
@@ -732,7 +817,7 @@
       <w:pPr>
         <w:spacing w:after="80"/>
       </w:pPr>
-      <w:hyperlink w:anchor="toc_heading_36" w:history="1">
+      <w:hyperlink w:anchor="toc_heading_41" w:history="1">
         <w:r>
           <w:rPr>
             <w:rFonts w:ascii="Times New Roman" w:hAnsi="Times New Roman" w:eastAsia="宋体"/>
@@ -2586,23 +2671,7 @@
           <w:color w:val="999999"/>
           <w:sz w:val="21"/>
         </w:rPr>
-        <w:t>我会讲一个具体故事而不是喊口号：我做社区团购末端优化时，是从"老年群体配送覆盖不足"这个真实痛点出发，用年龄分层和电梯等待时间建模，把覆盖率从低提升到 87.3%——我是带着"解决具体问题"的动机选供应链的，不是因为"我是供应链专业所以只能选这个"。</w:t>
-      </w:r>
-    </w:p>
-    <w:p>
-      <w:bookmarkStart w:id="21" w:name="toc_heading_21"/>
-      <w:pPr>
-        <w:pStyle w:val="Heading2"/>
-      </w:pPr>
-      <w:bookmarkEnd w:id="21"/>
-      <w:r>
-        <w:rPr>
-          <w:rFonts w:ascii="Calibri" w:hAnsi="Calibri" w:eastAsia="微软雅黑"/>
-          <w:b w:val="0"/>
-          <w:color w:val="A88B9A"/>
-          <w:sz w:val="30"/>
-        </w:rPr>
-        <w:t>4.3 英文题（逐字稿 + 中文翻译）</w:t>
+        <w:t>我不是说"我是供应链专业所以能投"，而是有三条硬证据对应岗位要求：</w:t>
       </w:r>
     </w:p>
     <w:p>
@@ -2621,37 +2690,7 @@
           <w:color w:val="999999"/>
           <w:sz w:val="21"/>
         </w:rPr>
-        <w:t>英文题常是第一题、定基调，**先写逐字稿练到脱稿**。下面给两套（二选一即可，建议都备）。</w:t>
-      </w:r>
-    </w:p>
-    <w:p>
-      <w:pPr>
-        <w:spacing w:line="360" w:lineRule="auto" w:after="80"/>
-      </w:pPr>
-      <w:r>
-        <w:rPr>
-          <w:rFonts w:ascii="Calibri" w:hAnsi="Calibri" w:eastAsia="微软雅黑"/>
-          <w:b w:val="0"/>
-          <w:color w:val="4A4A4A"/>
-          <w:sz w:val="22"/>
-        </w:rPr>
-      </w:r>
-      <w:r>
-        <w:rPr>
-          <w:rFonts w:ascii="Calibri" w:hAnsi="Calibri" w:eastAsia="微软雅黑"/>
-          <w:b/>
-          <w:color w:val="4A4A4A"/>
-          <w:sz w:val="22"/>
-        </w:rPr>
-        <w:t>英文 1：Self-introduction（60 sec）</w:t>
-      </w:r>
-      <w:r>
-        <w:rPr>
-          <w:rFonts w:ascii="Calibri" w:hAnsi="Calibri" w:eastAsia="微软雅黑"/>
-          <w:b w:val="0"/>
-          <w:color w:val="4A4A4A"/>
-          <w:sz w:val="22"/>
-        </w:rPr>
+        <w:t>第一，岗位要数据驱动决策——我处理过4.5万条业务数据，用Python建过选址-路径优化模型，降本18.7%；</w:t>
       </w:r>
     </w:p>
     <w:p>
@@ -2670,51 +2709,7 @@
           <w:color w:val="999999"/>
           <w:sz w:val="21"/>
         </w:rPr>
-        <w:t>Hello, I'm Wen Xue, a Supply Chain Management student at Shandong University, graduating in 2027. My strength is data-driven supply chain optimization. I handled over 45,000 records and built a location-routing model in Python that cut total cost by 18.7% and delivery time by 22.3%. I also used Yonyou U8+ to run the full procurement-to-payment process, so I understand end-to-end supply chain. I am calm, detail-focused, and a deep worker. The UFLP supply chain track fits me well, and I hope to apply my skills at Unilever. Thank you.</w:t>
-      </w:r>
-    </w:p>
-    <w:p>
-      <w:pPr>
-        <w:spacing w:line="360" w:lineRule="auto" w:after="80"/>
-      </w:pPr>
-      <w:r>
-        <w:rPr>
-          <w:rFonts w:ascii="Calibri" w:hAnsi="Calibri" w:eastAsia="微软雅黑"/>
-          <w:b w:val="0"/>
-          <w:color w:val="4A4A4A"/>
-          <w:sz w:val="22"/>
-        </w:rPr>
-        <w:t>中文翻译：我是文雪，山大供应链 2027 届。优势是数据驱动的供应链优化。我处理过 4.5 万+条数据，用 Python 建选址-路径模型，降本 18.7%、缩短配送 22.3%。我也用用友 U8+ 跑通采购到付款全流程，懂端到端供应链。我沉稳、重细节、能深度工作。UFLP 供应链方向很适合我，希望把能力用到联合利华。</w:t>
-      </w:r>
-    </w:p>
-    <w:p>
-      <w:pPr>
-        <w:spacing w:line="360" w:lineRule="auto" w:after="80"/>
-      </w:pPr>
-      <w:r>
-        <w:rPr>
-          <w:rFonts w:ascii="Calibri" w:hAnsi="Calibri" w:eastAsia="微软雅黑"/>
-          <w:b w:val="0"/>
-          <w:color w:val="4A4A4A"/>
-          <w:sz w:val="22"/>
-        </w:rPr>
-      </w:r>
-      <w:r>
-        <w:rPr>
-          <w:rFonts w:ascii="Calibri" w:hAnsi="Calibri" w:eastAsia="微软雅黑"/>
-          <w:b/>
-          <w:color w:val="4A4A4A"/>
-          <w:sz w:val="22"/>
-        </w:rPr>
-        <w:t>英文 2：Why Unilever?</w:t>
-      </w:r>
-      <w:r>
-        <w:rPr>
-          <w:rFonts w:ascii="Calibri" w:hAnsi="Calibri" w:eastAsia="微软雅黑"/>
-          <w:b w:val="0"/>
-          <w:color w:val="4A4A4A"/>
-          <w:sz w:val="22"/>
-        </w:rPr>
+        <w:t>第二，岗位要端到端理解供应链——我用用友U8+跑通过采购到付款全流程，对Plan/Source/Make/Deliver全链路有实操理解；</w:t>
       </w:r>
     </w:p>
     <w:p>
@@ -2733,85 +2728,7 @@
           <w:color w:val="999999"/>
           <w:sz w:val="21"/>
         </w:rPr>
-        <w:t>Unilever is a global FMCG leader with a mature supply chain. The UFLP lets me rotate across Plan, Source, Deliver and Make, which is exactly how I want to learn end-to-end. Also, Unilever is going digital in supply chain, like AI forecasting and smart warehousing. My data skills can help there. I want to grow in a company that trains people well. That's why I choose Unilever.</w:t>
-      </w:r>
-    </w:p>
-    <w:p>
-      <w:pPr>
-        <w:spacing w:line="360" w:lineRule="auto" w:after="80"/>
-      </w:pPr>
-      <w:r>
-        <w:rPr>
-          <w:rFonts w:ascii="Calibri" w:hAnsi="Calibri" w:eastAsia="微软雅黑"/>
-          <w:b w:val="0"/>
-          <w:color w:val="4A4A4A"/>
-          <w:sz w:val="22"/>
-        </w:rPr>
-        <w:t>中文翻译：联合利华是全球快消龙头、供应链成熟。UFLP 让我在计划 / 采购 / 交付 / 制造间轮岗，正是我想端到端学习的方式。而且联合利华在推供应链数字化如 AI 预测、智能仓储，我的数据能力能派上用场。我想在有完善培养体系的公司成长，所以选联合利华。</w:t>
-      </w:r>
-    </w:p>
-    <w:p>
-      <w:bookmarkStart w:id="22" w:name="toc_heading_22"/>
-      <w:pPr>
-        <w:pStyle w:val="Heading2"/>
-      </w:pPr>
-      <w:bookmarkEnd w:id="22"/>
-      <w:r>
-        <w:rPr>
-          <w:rFonts w:ascii="Calibri" w:hAnsi="Calibri" w:eastAsia="微软雅黑"/>
-          <w:b w:val="0"/>
-          <w:color w:val="A88B9A"/>
-          <w:sz w:val="30"/>
-        </w:rPr>
-        <w:t>4.4 行为题（映射联合利华领导力标准 USL）</w:t>
-      </w:r>
-    </w:p>
-    <w:p>
-      <w:pPr>
-        <w:spacing w:line="360" w:lineRule="auto" w:after="80"/>
-      </w:pPr>
-      <w:r>
-        <w:rPr>
-          <w:rFonts w:ascii="Calibri" w:hAnsi="Calibri" w:eastAsia="微软雅黑"/>
-          <w:b w:val="0"/>
-          <w:color w:val="4A4A4A"/>
-          <w:sz w:val="22"/>
-        </w:rPr>
-        <w:t xml:space="preserve">联合利华打分锚定 </w:t>
-      </w:r>
-      <w:r>
-        <w:rPr>
-          <w:rFonts w:ascii="Calibri" w:hAnsi="Calibri" w:eastAsia="微软雅黑"/>
-          <w:b/>
-          <w:color w:val="4A4A4A"/>
-          <w:sz w:val="22"/>
-        </w:rPr>
-        <w:t>USL</w:t>
-      </w:r>
-      <w:r>
-        <w:rPr>
-          <w:rFonts w:ascii="Calibri" w:hAnsi="Calibri" w:eastAsia="微软雅黑"/>
-          <w:b w:val="0"/>
-          <w:color w:val="4A4A4A"/>
-          <w:sz w:val="22"/>
-        </w:rPr>
-        <w:t>：Agility（敏捷）、Business Acumen（商业敏锐）、Passion for High Performance（高绩效热情）、Talent Catalyst（成就他人）、Deliver with Excellence（卓越交付）、Internally Driven / Externally Focused（内外兼顾）。下面每题都贴一个 USL。</w:t>
-      </w:r>
-    </w:p>
-    <w:p>
-      <w:bookmarkStart w:id="23" w:name="toc_heading_23"/>
-      <w:pPr>
-        <w:pStyle w:val="Heading3"/>
-      </w:pPr>
-      <w:bookmarkEnd w:id="23"/>
-      <w:r>
-        <w:rPr>
-          <w:rFonts w:ascii="Calibri" w:hAnsi="Calibri" w:eastAsia="微软雅黑"/>
-          <w:b w:val="0"/>
-          <w:color w:val="D4A89A"/>
-          <w:sz w:val="25"/>
-        </w:rPr>
-        <w:t>Q：分享一个你主动推动创新 / 改变的案例（领导力 / 创新 · Talent Catalyst）</w:t>
+        <w:t>第三，岗位要快速轮岗适应——我从零自学前端和Python搭了个人AI工作台，解决过15+技术问题，证明我能快速上手新系统新业务。</w:t>
       </w:r>
     </w:p>
     <w:p>
@@ -2830,23 +2747,23 @@
           <w:color w:val="999999"/>
           <w:sz w:val="21"/>
         </w:rPr>
-        <w:t>在社区团购末端优化项目里，我发现原方案对老年群体不友好。我主动把"年龄分层 + 电梯等待时间"加进模型，设计一个"2 核心点 + 4 动态临时点"的弹性布局，用 Python 求解，最终老年覆盖率从低提升到 87.3%、总成本降 18.7%。我没有直接用现成模型，而是针对真实痛点改了建模逻辑。</w:t>
+        <w:t>这三点都是可验证的真实经历，不是口号。</w:t>
       </w:r>
     </w:p>
     <w:p>
-      <w:bookmarkStart w:id="24" w:name="toc_heading_24"/>
-      <w:pPr>
-        <w:pStyle w:val="Heading3"/>
-      </w:pPr>
-      <w:bookmarkEnd w:id="24"/>
-      <w:r>
-        <w:rPr>
-          <w:rFonts w:ascii="Calibri" w:hAnsi="Calibri" w:eastAsia="微软雅黑"/>
-          <w:b w:val="0"/>
-          <w:color w:val="D4A89A"/>
-          <w:sz w:val="25"/>
-        </w:rPr>
-        <w:t>Q：描述一次通过他人达成结果的经历（团队协作 / 无职权影响力 · Talent Catalyst）</w:t>
+      <w:bookmarkStart w:id="21" w:name="toc_heading_21"/>
+      <w:pPr>
+        <w:pStyle w:val="Heading2"/>
+      </w:pPr>
+      <w:bookmarkEnd w:id="21"/>
+      <w:r>
+        <w:rPr>
+          <w:rFonts w:ascii="Calibri" w:hAnsi="Calibri" w:eastAsia="微软雅黑"/>
+          <w:b w:val="0"/>
+          <w:color w:val="A88B9A"/>
+          <w:sz w:val="30"/>
+        </w:rPr>
+        <w:t>4.3 英文题（逐字稿 + 中文翻译）</w:t>
       </w:r>
     </w:p>
     <w:p>
@@ -2865,23 +2782,37 @@
           <w:color w:val="999999"/>
           <w:sz w:val="21"/>
         </w:rPr>
-        <w:t>在鱼跃尚成做项目助理时，我没有管理权，但要统筹 200+份申报材料跨部门提交。我做的不是催，而是先建"录入-核对-提交"三级校验的 Excel 台账，让每个部门清楚自己这环要交什么、何时交；再按月汇总进度主动同步。靠把流程标准化，实现了零差错交付，也让各部门配合更顺。</w:t>
+        <w:t>英文题常是第一题、定基调，**先写逐字稿练到脱稿**。下面给两套（二选一即可，建议都备）。</w:t>
       </w:r>
     </w:p>
     <w:p>
-      <w:bookmarkStart w:id="25" w:name="toc_heading_25"/>
-      <w:pPr>
-        <w:pStyle w:val="Heading3"/>
-      </w:pPr>
-      <w:bookmarkEnd w:id="25"/>
-      <w:r>
-        <w:rPr>
-          <w:rFonts w:ascii="Calibri" w:hAnsi="Calibri" w:eastAsia="微软雅黑"/>
-          <w:b w:val="0"/>
-          <w:color w:val="D4A89A"/>
-          <w:sz w:val="25"/>
-        </w:rPr>
-        <w:t>Q：讲一次尝试新事物没按计划走的经历与收获（失败与学习敏捷 · Agility）</w:t>
+      <w:pPr>
+        <w:spacing w:line="360" w:lineRule="auto" w:after="80"/>
+      </w:pPr>
+      <w:r>
+        <w:rPr>
+          <w:rFonts w:ascii="Calibri" w:hAnsi="Calibri" w:eastAsia="微软雅黑"/>
+          <w:b w:val="0"/>
+          <w:color w:val="4A4A4A"/>
+          <w:sz w:val="22"/>
+        </w:rPr>
+      </w:r>
+      <w:r>
+        <w:rPr>
+          <w:rFonts w:ascii="Calibri" w:hAnsi="Calibri" w:eastAsia="微软雅黑"/>
+          <w:b/>
+          <w:color w:val="4A4A4A"/>
+          <w:sz w:val="22"/>
+        </w:rPr>
+        <w:t>英文 1：Self-introduction（60 sec）</w:t>
+      </w:r>
+      <w:r>
+        <w:rPr>
+          <w:rFonts w:ascii="Calibri" w:hAnsi="Calibri" w:eastAsia="微软雅黑"/>
+          <w:b w:val="0"/>
+          <w:color w:val="4A4A4A"/>
+          <w:sz w:val="22"/>
+        </w:rPr>
       </w:r>
     </w:p>
     <w:p>
@@ -2900,23 +2831,51 @@
           <w:color w:val="999999"/>
           <w:sz w:val="21"/>
         </w:rPr>
-        <w:t>个人 AI 工作台我从零搭起时，前端和 Python 生成器联调反复出错，前两周卡在部署。我没硬扛，而是拆成"先本地跑通单模块、再串静态生成器、最后上 GitHub Pages"的小步，过程中解决了 15+ 个技术问题。收获是：遇到新工具，先理解"为什么走不通"再拆解执行，比闷头试更高效。</w:t>
+        <w:t>Hello, I'm Wen Xue, a Supply Chain Management student at Shandong University, graduating in 2027. My strength is data-driven supply chain optimization. I handled over 45,000 records and built a location-routing model in Python that cut total cost by 18.7% and delivery time by 22.3%. I also used Yonyou U8+ to run the full procurement-to-payment process, so I understand end-to-end supply chain. I am calm, detail-focused, and a deep worker. The UFLP supply chain track fits me well, and I hope to apply my skills at Unilever. Thank you.</w:t>
       </w:r>
     </w:p>
     <w:p>
-      <w:bookmarkStart w:id="26" w:name="toc_heading_26"/>
-      <w:pPr>
-        <w:pStyle w:val="Heading3"/>
-      </w:pPr>
-      <w:bookmarkEnd w:id="26"/>
-      <w:r>
-        <w:rPr>
-          <w:rFonts w:ascii="Calibri" w:hAnsi="Calibri" w:eastAsia="微软雅黑"/>
-          <w:b w:val="0"/>
-          <w:color w:val="D4A89A"/>
-          <w:sz w:val="25"/>
-        </w:rPr>
-        <w:t>Q：举例你用数据 / 分析做了更好的决定（用数据做决策 · Business Acumen）</w:t>
+      <w:pPr>
+        <w:spacing w:line="360" w:lineRule="auto" w:after="80"/>
+      </w:pPr>
+      <w:r>
+        <w:rPr>
+          <w:rFonts w:ascii="Calibri" w:hAnsi="Calibri" w:eastAsia="微软雅黑"/>
+          <w:b w:val="0"/>
+          <w:color w:val="4A4A4A"/>
+          <w:sz w:val="22"/>
+        </w:rPr>
+        <w:t>中文翻译：我是文雪，山大供应链 2027 届。优势是数据驱动的供应链优化。我处理过 4.5 万+条数据，用 Python 建选址-路径模型，降本 18.7%、缩短配送 22.3%。我也用用友 U8+ 跑通采购到付款全流程，懂端到端供应链。我沉稳、重细节、能深度工作。UFLP 供应链方向很适合我，希望把能力用到联合利华。</w:t>
+      </w:r>
+    </w:p>
+    <w:p>
+      <w:pPr>
+        <w:spacing w:line="360" w:lineRule="auto" w:after="80"/>
+      </w:pPr>
+      <w:r>
+        <w:rPr>
+          <w:rFonts w:ascii="Calibri" w:hAnsi="Calibri" w:eastAsia="微软雅黑"/>
+          <w:b w:val="0"/>
+          <w:color w:val="4A4A4A"/>
+          <w:sz w:val="22"/>
+        </w:rPr>
+      </w:r>
+      <w:r>
+        <w:rPr>
+          <w:rFonts w:ascii="Calibri" w:hAnsi="Calibri" w:eastAsia="微软雅黑"/>
+          <w:b/>
+          <w:color w:val="4A4A4A"/>
+          <w:sz w:val="22"/>
+        </w:rPr>
+        <w:t>英文 2：Why Unilever?</w:t>
+      </w:r>
+      <w:r>
+        <w:rPr>
+          <w:rFonts w:ascii="Calibri" w:hAnsi="Calibri" w:eastAsia="微软雅黑"/>
+          <w:b w:val="0"/>
+          <w:color w:val="4A4A4A"/>
+          <w:sz w:val="22"/>
+        </w:rPr>
       </w:r>
     </w:p>
     <w:p>
@@ -2935,23 +2894,51 @@
           <w:color w:val="999999"/>
           <w:sz w:val="21"/>
         </w:rPr>
-        <w:t>社区团购项目就是典型：我基于 15 个候选点位、日均 345 单的真实数据做选址-路径优化，而不是拍脑袋定点位。模型测算后，总成本降 18.7%、配送时长缩 22.3%——数据让我把"配送慢、覆盖差"的模糊问题变成了可量化的改进方案。</w:t>
+        <w:t>Unilever is a global FMCG leader with a mature supply chain. The UFLP lets me rotate across Plan, Source, Deliver and Make, which is exactly how I want to learn end-to-end. Also, Unilever is going digital in supply chain, like AI forecasting and smart warehousing. My data skills can help there. I want to grow in a company that trains people well. That's why I choose Unilever.</w:t>
       </w:r>
     </w:p>
     <w:p>
-      <w:bookmarkStart w:id="27" w:name="toc_heading_27"/>
-      <w:pPr>
-        <w:pStyle w:val="Heading3"/>
-      </w:pPr>
-      <w:bookmarkEnd w:id="27"/>
-      <w:r>
-        <w:rPr>
-          <w:rFonts w:ascii="Calibri" w:hAnsi="Calibri" w:eastAsia="微软雅黑"/>
-          <w:b w:val="0"/>
-          <w:color w:val="D4A89A"/>
-          <w:sz w:val="25"/>
-        </w:rPr>
-        <w:t>Q：你处理过最复杂的问题是什么（处理复杂问题 · Deliver with Excellence）</w:t>
+      <w:pPr>
+        <w:spacing w:line="360" w:lineRule="auto" w:after="80"/>
+      </w:pPr>
+      <w:r>
+        <w:rPr>
+          <w:rFonts w:ascii="Calibri" w:hAnsi="Calibri" w:eastAsia="微软雅黑"/>
+          <w:b w:val="0"/>
+          <w:color w:val="4A4A4A"/>
+          <w:sz w:val="22"/>
+        </w:rPr>
+        <w:t>中文翻译：联合利华是全球快消龙头、供应链成熟。UFLP 让我在计划 / 采购 / 交付 / 制造间轮岗，正是我想端到端学习的方式。而且联合利华在推供应链数字化如 AI 预测、智能仓储，我的数据能力能派上用场。我想在有完善培养体系的公司成长，所以选联合利华。</w:t>
+      </w:r>
+    </w:p>
+    <w:p>
+      <w:pPr>
+        <w:spacing w:line="360" w:lineRule="auto" w:after="80"/>
+      </w:pPr>
+      <w:r>
+        <w:rPr>
+          <w:rFonts w:ascii="Calibri" w:hAnsi="Calibri" w:eastAsia="微软雅黑"/>
+          <w:b w:val="0"/>
+          <w:color w:val="4A4A4A"/>
+          <w:sz w:val="22"/>
+        </w:rPr>
+      </w:r>
+      <w:r>
+        <w:rPr>
+          <w:rFonts w:ascii="Calibri" w:hAnsi="Calibri" w:eastAsia="微软雅黑"/>
+          <w:b/>
+          <w:color w:val="4A4A4A"/>
+          <w:sz w:val="22"/>
+        </w:rPr>
+        <w:t>英文 3：Tell me about a time you worked in a team (60 sec)</w:t>
+      </w:r>
+      <w:r>
+        <w:rPr>
+          <w:rFonts w:ascii="Calibri" w:hAnsi="Calibri" w:eastAsia="微软雅黑"/>
+          <w:b w:val="0"/>
+          <w:color w:val="4A4A4A"/>
+          <w:sz w:val="22"/>
+        </w:rPr>
       </w:r>
     </w:p>
     <w:p>
@@ -2970,23 +2957,51 @@
           <w:color w:val="999999"/>
           <w:sz w:val="21"/>
         </w:rPr>
-        <w:t>鱼跃尚成那段：200+份材料、多部门、零差错是硬约束。复杂点在"任何一环错就全盘返工"。我的解法是建三级校验 + 可检索归档体系，把复杂流程拆成可检查的节点，既保证质量又提升调取效率。这跟我做供应链"系统联动、单据流转"的思路一致。</w:t>
+        <w:t>Last year, I worked on a university project with 5 teammates. We needed to collect and analyze customer survey data. I was responsible for data cleaning and statistical analysis. At first, we had disagreement on which analysis method to use. Instead of arguing, I ran a quick test on a small sample and showed the team the results. We then agreed on the method. In the end, we completed the project on time and got a good grade. This experience taught me that data can resolve disagreements better than opinions.</w:t>
       </w:r>
     </w:p>
     <w:p>
-      <w:bookmarkStart w:id="28" w:name="toc_heading_28"/>
-      <w:pPr>
-        <w:pStyle w:val="Heading3"/>
-      </w:pPr>
-      <w:bookmarkEnd w:id="28"/>
-      <w:r>
-        <w:rPr>
-          <w:rFonts w:ascii="Calibri" w:hAnsi="Calibri" w:eastAsia="微软雅黑"/>
-          <w:b w:val="0"/>
-          <w:color w:val="D4A89A"/>
-          <w:sz w:val="25"/>
-        </w:rPr>
-        <w:t>Q：项目中遇到突发状况怎么应对（抗压 / 优先级 · Passion for High Performance）</w:t>
+      <w:pPr>
+        <w:spacing w:line="360" w:lineRule="auto" w:after="80"/>
+      </w:pPr>
+      <w:r>
+        <w:rPr>
+          <w:rFonts w:ascii="Calibri" w:hAnsi="Calibri" w:eastAsia="微软雅黑"/>
+          <w:b w:val="0"/>
+          <w:color w:val="4A4A4A"/>
+          <w:sz w:val="22"/>
+        </w:rPr>
+        <w:t>中文翻译：去年我和5个同学做课程项目，需要收集和分析客户调研数据。我负责数据清洗和统计分析。一开始我们对用哪种分析方法有分歧。我没有争论，而是先在小样本上快速测试，把结果展示给大家。最后我们就方法达成了一致，按时完成了项目。这件事让我明白，用数据说话比争论观点更有效。</w:t>
+      </w:r>
+    </w:p>
+    <w:p>
+      <w:pPr>
+        <w:spacing w:line="360" w:lineRule="auto" w:after="80"/>
+      </w:pPr>
+      <w:r>
+        <w:rPr>
+          <w:rFonts w:ascii="Calibri" w:hAnsi="Calibri" w:eastAsia="微软雅黑"/>
+          <w:b w:val="0"/>
+          <w:color w:val="4A4A4A"/>
+          <w:sz w:val="22"/>
+        </w:rPr>
+      </w:r>
+      <w:r>
+        <w:rPr>
+          <w:rFonts w:ascii="Calibri" w:hAnsi="Calibri" w:eastAsia="微软雅黑"/>
+          <w:b/>
+          <w:color w:val="4A4A4A"/>
+          <w:sz w:val="22"/>
+        </w:rPr>
+        <w:t>英文 4：Describe a challenge you overcame (60 sec)</w:t>
+      </w:r>
+      <w:r>
+        <w:rPr>
+          <w:rFonts w:ascii="Calibri" w:hAnsi="Calibri" w:eastAsia="微软雅黑"/>
+          <w:b w:val="0"/>
+          <w:color w:val="4A4A4A"/>
+          <w:sz w:val="22"/>
+        </w:rPr>
       </w:r>
     </w:p>
     <w:p>
@@ -3005,15 +3020,258 @@
           <w:color w:val="999999"/>
           <w:sz w:val="21"/>
         </w:rPr>
-        <w:t>瑞幸门店兼职时，高峰原辅料效期与盘点冲突是常态。我的做法是按销售消耗规律提前提醒仓库解冻备货，既降损耗又防缺货；交接班用出入库单据核对保持账实一致。本质是"用规律预判 + 用单据兜底"，在高压下保住准确率和体验。</w:t>
+        <w:t>My biggest challenge was building my personal AI workspace from scratch. I had no experience in web development. In the first two weeks, I got stuck because the front-end and back-end would not connect properly. Instead of giving up, I broke the problem into small steps: first make one module work locally, then connect them, then deploy online. I solved over 15 technical problems along the way. Now the system has 10+ modules and runs on GitHub Pages. This taught me that breaking big problems into small steps always works.</w:t>
       </w:r>
     </w:p>
     <w:p>
-      <w:bookmarkStart w:id="29" w:name="toc_heading_29"/>
+      <w:pPr>
+        <w:spacing w:line="360" w:lineRule="auto" w:after="80"/>
+      </w:pPr>
+      <w:r>
+        <w:rPr>
+          <w:rFonts w:ascii="Calibri" w:hAnsi="Calibri" w:eastAsia="微软雅黑"/>
+          <w:b w:val="0"/>
+          <w:color w:val="4A4A4A"/>
+          <w:sz w:val="22"/>
+        </w:rPr>
+        <w:t>中文翻译：我最大的挑战是从零搭建个人AI工作台。我没有网页开发经验。前两周前后端联调出了问题卡住了。我没有放弃，而是把问题拆成小步骤：先让单个模块本地跑通，再串联，最后部署上线。过程中解决了15+个技术问题。现在系统有10+个模块，部署在GitHub Pages上。这件事让我明白，把大问题拆成小步骤总是能解决的。</w:t>
+      </w:r>
+    </w:p>
+    <w:p>
+      <w:pPr>
+        <w:spacing w:line="360" w:lineRule="auto" w:after="80"/>
+      </w:pPr>
+      <w:r>
+        <w:rPr>
+          <w:rFonts w:ascii="Calibri" w:hAnsi="Calibri" w:eastAsia="微软雅黑"/>
+          <w:b w:val="0"/>
+          <w:color w:val="4A4A4A"/>
+          <w:sz w:val="22"/>
+        </w:rPr>
+      </w:r>
+      <w:r>
+        <w:rPr>
+          <w:rFonts w:ascii="Calibri" w:hAnsi="Calibri" w:eastAsia="微软雅黑"/>
+          <w:b/>
+          <w:color w:val="4A4A4A"/>
+          <w:sz w:val="22"/>
+        </w:rPr>
+        <w:t>英文常用术语速记</w:t>
+      </w:r>
+      <w:r>
+        <w:rPr>
+          <w:rFonts w:ascii="Calibri" w:hAnsi="Calibri" w:eastAsia="微软雅黑"/>
+          <w:b w:val="0"/>
+          <w:color w:val="4A4A4A"/>
+          <w:sz w:val="22"/>
+        </w:rPr>
+        <w:t>（CET-4够用的简单版）：</w:t>
+      </w:r>
+    </w:p>
+    <w:p>
+      <w:pPr>
+        <w:spacing w:line="360" w:lineRule="auto" w:after="40"/>
+        <w:ind w:left="283"/>
+      </w:pPr>
+      <w:r>
+        <w:rPr>
+          <w:rFonts w:ascii="Calibri" w:hAnsi="Calibri" w:eastAsia="微软雅黑"/>
+          <w:b w:val="0"/>
+          <w:color w:val="4A4A4A"/>
+          <w:sz w:val="22"/>
+        </w:rPr>
+        <w:t>• Supply chain = 供应链</w:t>
+      </w:r>
+    </w:p>
+    <w:p>
+      <w:pPr>
+        <w:spacing w:line="360" w:lineRule="auto" w:after="40"/>
+        <w:ind w:left="283"/>
+      </w:pPr>
+      <w:r>
+        <w:rPr>
+          <w:rFonts w:ascii="Calibri" w:hAnsi="Calibri" w:eastAsia="微软雅黑"/>
+          <w:b w:val="0"/>
+          <w:color w:val="4A4A4A"/>
+          <w:sz w:val="22"/>
+        </w:rPr>
+        <w:t>• Procurement / Purchasing = 采购</w:t>
+      </w:r>
+    </w:p>
+    <w:p>
+      <w:pPr>
+        <w:spacing w:line="360" w:lineRule="auto" w:after="40"/>
+        <w:ind w:left="283"/>
+      </w:pPr>
+      <w:r>
+        <w:rPr>
+          <w:rFonts w:ascii="Calibri" w:hAnsi="Calibri" w:eastAsia="微软雅黑"/>
+          <w:b w:val="0"/>
+          <w:color w:val="4A4A4A"/>
+          <w:sz w:val="22"/>
+        </w:rPr>
+        <w:t>• Inventory = 库存</w:t>
+      </w:r>
+    </w:p>
+    <w:p>
+      <w:pPr>
+        <w:spacing w:line="360" w:lineRule="auto" w:after="40"/>
+        <w:ind w:left="283"/>
+      </w:pPr>
+      <w:r>
+        <w:rPr>
+          <w:rFonts w:ascii="Calibri" w:hAnsi="Calibri" w:eastAsia="微软雅黑"/>
+          <w:b w:val="0"/>
+          <w:color w:val="4A4A4A"/>
+          <w:sz w:val="22"/>
+        </w:rPr>
+        <w:t>• Demand forecasting = 需求预测</w:t>
+      </w:r>
+    </w:p>
+    <w:p>
+      <w:pPr>
+        <w:spacing w:line="360" w:lineRule="auto" w:after="40"/>
+        <w:ind w:left="283"/>
+      </w:pPr>
+      <w:r>
+        <w:rPr>
+          <w:rFonts w:ascii="Calibri" w:hAnsi="Calibri" w:eastAsia="微软雅黑"/>
+          <w:b w:val="0"/>
+          <w:color w:val="4A4A4A"/>
+          <w:sz w:val="22"/>
+        </w:rPr>
+        <w:t>• Logistics = 物流</w:t>
+      </w:r>
+    </w:p>
+    <w:p>
+      <w:pPr>
+        <w:spacing w:line="360" w:lineRule="auto" w:after="40"/>
+        <w:ind w:left="283"/>
+      </w:pPr>
+      <w:r>
+        <w:rPr>
+          <w:rFonts w:ascii="Calibri" w:hAnsi="Calibri" w:eastAsia="微软雅黑"/>
+          <w:b w:val="0"/>
+          <w:color w:val="4A4A4A"/>
+          <w:sz w:val="22"/>
+        </w:rPr>
+        <w:t>• Warehouse = 仓库</w:t>
+      </w:r>
+    </w:p>
+    <w:p>
+      <w:pPr>
+        <w:spacing w:line="360" w:lineRule="auto" w:after="40"/>
+        <w:ind w:left="283"/>
+      </w:pPr>
+      <w:r>
+        <w:rPr>
+          <w:rFonts w:ascii="Calibri" w:hAnsi="Calibri" w:eastAsia="微软雅黑"/>
+          <w:b w:val="0"/>
+          <w:color w:val="4A4A4A"/>
+          <w:sz w:val="22"/>
+        </w:rPr>
+        <w:t>• FMCG = 快消品</w:t>
+      </w:r>
+    </w:p>
+    <w:p>
+      <w:pPr>
+        <w:spacing w:line="360" w:lineRule="auto" w:after="40"/>
+        <w:ind w:left="283"/>
+      </w:pPr>
+      <w:r>
+        <w:rPr>
+          <w:rFonts w:ascii="Calibri" w:hAnsi="Calibri" w:eastAsia="微软雅黑"/>
+          <w:b w:val="0"/>
+          <w:color w:val="4A4A4A"/>
+          <w:sz w:val="22"/>
+        </w:rPr>
+        <w:t>• End-to-end = 端到端</w:t>
+      </w:r>
+    </w:p>
+    <w:p>
+      <w:pPr>
+        <w:spacing w:line="360" w:lineRule="auto" w:after="40"/>
+        <w:ind w:left="283"/>
+      </w:pPr>
+      <w:r>
+        <w:rPr>
+          <w:rFonts w:ascii="Calibri" w:hAnsi="Calibri" w:eastAsia="微软雅黑"/>
+          <w:b w:val="0"/>
+          <w:color w:val="4A4A4A"/>
+          <w:sz w:val="22"/>
+        </w:rPr>
+        <w:t>• Data-driven = 数据驱动</w:t>
+      </w:r>
+    </w:p>
+    <w:p>
+      <w:pPr>
+        <w:spacing w:line="360" w:lineRule="auto" w:after="40"/>
+        <w:ind w:left="283"/>
+      </w:pPr>
+      <w:r>
+        <w:rPr>
+          <w:rFonts w:ascii="Calibri" w:hAnsi="Calibri" w:eastAsia="微软雅黑"/>
+          <w:b w:val="0"/>
+          <w:color w:val="4A4A4A"/>
+          <w:sz w:val="22"/>
+        </w:rPr>
+        <w:t>• Cross-functional = 跨部门</w:t>
+      </w:r>
+    </w:p>
+    <w:p>
+      <w:bookmarkStart w:id="22" w:name="toc_heading_22"/>
+      <w:pPr>
+        <w:pStyle w:val="Heading2"/>
+      </w:pPr>
+      <w:bookmarkEnd w:id="22"/>
+      <w:r>
+        <w:rPr>
+          <w:rFonts w:ascii="Calibri" w:hAnsi="Calibri" w:eastAsia="微软雅黑"/>
+          <w:b w:val="0"/>
+          <w:color w:val="A88B9A"/>
+          <w:sz w:val="30"/>
+        </w:rPr>
+        <w:t>4.4 行为题（映射联合利华领导力标准 USL）</w:t>
+      </w:r>
+    </w:p>
+    <w:p>
+      <w:pPr>
+        <w:spacing w:line="360" w:lineRule="auto" w:after="80"/>
+      </w:pPr>
+      <w:r>
+        <w:rPr>
+          <w:rFonts w:ascii="Calibri" w:hAnsi="Calibri" w:eastAsia="微软雅黑"/>
+          <w:b w:val="0"/>
+          <w:color w:val="4A4A4A"/>
+          <w:sz w:val="22"/>
+        </w:rPr>
+        <w:t xml:space="preserve">联合利华打分锚定 </w:t>
+      </w:r>
+      <w:r>
+        <w:rPr>
+          <w:rFonts w:ascii="Calibri" w:hAnsi="Calibri" w:eastAsia="微软雅黑"/>
+          <w:b/>
+          <w:color w:val="4A4A4A"/>
+          <w:sz w:val="22"/>
+        </w:rPr>
+        <w:t>USL</w:t>
+      </w:r>
+      <w:r>
+        <w:rPr>
+          <w:rFonts w:ascii="Calibri" w:hAnsi="Calibri" w:eastAsia="微软雅黑"/>
+          <w:b w:val="0"/>
+          <w:color w:val="4A4A4A"/>
+          <w:sz w:val="22"/>
+        </w:rPr>
+        <w:t>：Agility（敏捷）、Business Acumen（商业敏锐）、Passion for High Performance（高绩效热情）、Talent Catalyst（成就他人）、Deliver with Excellence（卓越交付）、Internally Driven / Externally Focused（内外兼顾）。下面每题都贴一个 USL。</w:t>
+      </w:r>
+    </w:p>
+    <w:p>
+      <w:bookmarkStart w:id="23" w:name="toc_heading_23"/>
       <w:pPr>
         <w:pStyle w:val="Heading3"/>
       </w:pPr>
-      <w:bookmarkEnd w:id="29"/>
+      <w:bookmarkEnd w:id="23"/>
       <w:r>
         <w:rPr>
           <w:rFonts w:ascii="Calibri" w:hAnsi="Calibri" w:eastAsia="微软雅黑"/>
@@ -3021,7 +3279,7 @@
           <w:color w:val="D4A89A"/>
           <w:sz w:val="25"/>
         </w:rPr>
-        <w:t>Q：你的优缺点（自我认知）</w:t>
+        <w:t>Q：分享一个你主动推动创新 / 改变的案例（领导力 / 创新 · Talent Catalyst）</w:t>
       </w:r>
     </w:p>
     <w:p>
@@ -3040,31 +3298,15 @@
           <w:color w:val="999999"/>
           <w:sz w:val="21"/>
         </w:rPr>
-        <w:t>优点：沉稳细致、数据驱动，能长期专注把分析做深（社区团购模型、三级校验零差错都是例子）。缺点：我有时会过度抠细节导致初期慢，正在练"先完成再完美"、用 20/80 法则保核心交付速度，同时保留复核环节。</w:t>
+        <w:t>在社区团购末端优化项目里，我发现原方案对老年群体不友好。我主动把"年龄分层 + 电梯等待时间"加进模型，设计一个"2 核心点 + 4 动态临时点"的弹性布局，用 Python 求解，最终老年覆盖率从低提升到 87.3%、总成本降 18.7%。我没有直接用现成模型，而是针对真实痛点改了建模逻辑。</w:t>
       </w:r>
     </w:p>
     <w:p>
-      <w:bookmarkStart w:id="30" w:name="toc_heading_30"/>
-      <w:pPr>
-        <w:pStyle w:val="Heading2"/>
-      </w:pPr>
-      <w:bookmarkEnd w:id="30"/>
-      <w:r>
-        <w:rPr>
-          <w:rFonts w:ascii="Calibri" w:hAnsi="Calibri" w:eastAsia="微软雅黑"/>
-          <w:b w:val="0"/>
-          <w:color w:val="A88B9A"/>
-          <w:sz w:val="30"/>
-        </w:rPr>
-        <w:t>4.5 情境题（供应链场景 · 映射 Deliver with Excellence / Agility）</w:t>
-      </w:r>
-    </w:p>
-    <w:p>
-      <w:bookmarkStart w:id="31" w:name="toc_heading_31"/>
+      <w:bookmarkStart w:id="24" w:name="toc_heading_24"/>
       <w:pPr>
         <w:pStyle w:val="Heading3"/>
       </w:pPr>
-      <w:bookmarkEnd w:id="31"/>
+      <w:bookmarkEnd w:id="24"/>
       <w:r>
         <w:rPr>
           <w:rFonts w:ascii="Calibri" w:hAnsi="Calibri" w:eastAsia="微软雅黑"/>
@@ -3072,7 +3314,7 @@
           <w:color w:val="D4A89A"/>
           <w:sz w:val="25"/>
         </w:rPr>
-        <w:t>Q：供应商在上市前两周说某个包装件会延期，你前 3 步怎么做？</w:t>
+        <w:t>Q：描述一次通过他人达成结果的经历（团队协作 / 无职权影响力 · Talent Catalyst）</w:t>
       </w:r>
     </w:p>
     <w:p>
@@ -3091,15 +3333,15 @@
           <w:color w:val="999999"/>
           <w:sz w:val="21"/>
         </w:rPr>
-        <w:t>第一，立刻确认影响范围——哪个 SKU、缺多少、有没有可替代料号或安全库存；第二，拉采购 + 计划 + 生产三方对齐，算出最晚切换点，给出"延期 vs 替代"两个方案的时效与成本；第三，同步给客户 / 内部并锁定一个决策，别让问题停在邮件里。核心是 **先量化影响、再给选项、快速拍板**。</w:t>
+        <w:t>在鱼跃尚成做项目助理时，我没有管理权，但要统筹 200+份申报材料跨部门提交。我做的不是催，而是先建"录入-核对-提交"三级校验的 Excel 台账，让每个部门清楚自己这环要交什么、何时交；再按月汇总进度主动同步。靠把流程标准化，实现了零差错交付，也让各部门配合更顺。</w:t>
       </w:r>
     </w:p>
     <w:p>
-      <w:bookmarkStart w:id="32" w:name="toc_heading_32"/>
+      <w:bookmarkStart w:id="25" w:name="toc_heading_25"/>
       <w:pPr>
         <w:pStyle w:val="Heading3"/>
       </w:pPr>
-      <w:bookmarkEnd w:id="32"/>
+      <w:bookmarkEnd w:id="25"/>
       <w:r>
         <w:rPr>
           <w:rFonts w:ascii="Calibri" w:hAnsi="Calibri" w:eastAsia="微软雅黑"/>
@@ -3107,7 +3349,7 @@
           <w:color w:val="D4A89A"/>
           <w:sz w:val="25"/>
         </w:rPr>
-        <w:t>Q：你发现团队已定的方案是错的，你会怎么做？</w:t>
+        <w:t>Q：讲一次尝试新事物没按计划走的经历与收获（失败与学习敏捷 · Agility）</w:t>
       </w:r>
     </w:p>
     <w:p>
@@ -3126,23 +3368,23 @@
           <w:color w:val="999999"/>
           <w:sz w:val="21"/>
         </w:rPr>
-        <w:t>我不当场否定，而是用数据把"为什么错"摆出来：先自己复核一遍，再找 1–2 个关键证据点，约相关人用 10 分钟说清影响和替代方案，把决策权交回团队。这跟我在项目里"先理解为什么不走通、再拆解"的习惯一致。</w:t>
+        <w:t>个人 AI 工作台我从零搭起时，前端和 Python 生成器联调反复出错，前两周卡在部署。我没硬扛，而是拆成"先本地跑通单模块、再串静态生成器、最后上 GitHub Pages"的小步，过程中解决了 15+ 个技术问题。收获是：遇到新工具，先理解"为什么走不通"再拆解执行，比闷头试更高效。</w:t>
       </w:r>
     </w:p>
     <w:p>
-      <w:bookmarkStart w:id="33" w:name="toc_heading_33"/>
-      <w:pPr>
-        <w:pStyle w:val="Heading1"/>
-      </w:pPr>
-      <w:bookmarkEnd w:id="33"/>
-      <w:r>
-        <w:rPr>
-          <w:rFonts w:ascii="Calibri" w:hAnsi="Calibri" w:eastAsia="微软雅黑"/>
-          <w:b/>
-          <w:color w:val="6B5B7A"/>
-          <w:sz w:val="32"/>
-        </w:rPr>
-        <w:t>五、简历深度深挖（AI 面试视角）</w:t>
+      <w:bookmarkStart w:id="26" w:name="toc_heading_26"/>
+      <w:pPr>
+        <w:pStyle w:val="Heading3"/>
+      </w:pPr>
+      <w:bookmarkEnd w:id="26"/>
+      <w:r>
+        <w:rPr>
+          <w:rFonts w:ascii="Calibri" w:hAnsi="Calibri" w:eastAsia="微软雅黑"/>
+          <w:b w:val="0"/>
+          <w:color w:val="D4A89A"/>
+          <w:sz w:val="25"/>
+        </w:rPr>
+        <w:t>Q：举例你用数据 / 分析做了更好的决定（用数据做决策 · Business Acumen）</w:t>
       </w:r>
     </w:p>
     <w:p>
@@ -3161,243 +3403,23 @@
           <w:color w:val="999999"/>
           <w:sz w:val="21"/>
         </w:rPr>
-        <w:t>AI 面试也可能直接就简历追问，逐段预案如下。</w:t>
+        <w:t>社区团购项目就是典型：我基于 15 个候选点位、日均 345 单的真实数据做选址-路径优化，而不是拍脑袋定点位。模型测算后，总成本降 18.7%、配送时长缩 22.3%——数据让我把"配送慢、覆盖差"的模糊问题变成了可量化的改进方案。</w:t>
       </w:r>
     </w:p>
     <w:p>
-      <w:pPr>
-        <w:spacing w:line="360" w:lineRule="auto" w:after="80"/>
-      </w:pPr>
-      <w:r>
-        <w:rPr>
-          <w:rFonts w:ascii="Calibri" w:hAnsi="Calibri" w:eastAsia="微软雅黑"/>
-          <w:b w:val="0"/>
-          <w:color w:val="4A4A4A"/>
-          <w:sz w:val="22"/>
-        </w:rPr>
-        <w:t>📌 社区团购末端网络优化</w:t>
-      </w:r>
-    </w:p>
-    <w:p>
-      <w:pPr>
-        <w:spacing w:line="360" w:lineRule="auto" w:after="40"/>
-        <w:ind w:left="283"/>
-      </w:pPr>
-      <w:r>
-        <w:rPr>
-          <w:rFonts w:ascii="Calibri" w:hAnsi="Calibri" w:eastAsia="微软雅黑"/>
-          <w:b w:val="0"/>
-          <w:color w:val="4A4A4A"/>
-          <w:sz w:val="22"/>
-        </w:rPr>
-        <w:t>• 追问：为什么选"年龄分层 + 电梯等待"这两个变量？→ 因为老年群体是末端配送覆盖短板，电梯等待是高层老龄真实痛点，数据可得。</w:t>
-      </w:r>
-    </w:p>
-    <w:p>
-      <w:pPr>
-        <w:spacing w:line="360" w:lineRule="auto" w:after="40"/>
-        <w:ind w:left="283"/>
-      </w:pPr>
-      <w:r>
-        <w:rPr>
-          <w:rFonts w:ascii="Calibri" w:hAnsi="Calibri" w:eastAsia="微软雅黑"/>
-          <w:b w:val="0"/>
-          <w:color w:val="4A4A4A"/>
-          <w:sz w:val="22"/>
-        </w:rPr>
-        <w:t>• 追问：18.7% 降本怎么算的？→ 基于 15 点位、日均 345 单真实数据，对比原方案与新弹性布局的总成本（运输 + 临时点租赁 + 超时赔付）测算。</w:t>
-      </w:r>
-    </w:p>
-    <w:p>
-      <w:pPr>
-        <w:spacing w:line="360" w:lineRule="auto" w:after="40"/>
-        <w:ind w:left="283"/>
-      </w:pPr>
-      <w:r>
-        <w:rPr>
-          <w:rFonts w:ascii="Calibri" w:hAnsi="Calibri" w:eastAsia="微软雅黑"/>
-          <w:b w:val="0"/>
-          <w:color w:val="4A4A4A"/>
-          <w:sz w:val="22"/>
-        </w:rPr>
-        <w:t>• 追问：模型局限？→ 样本为单城市社区，未含天气 / 大促波动，已作为后续优化方向。</w:t>
-      </w:r>
-    </w:p>
-    <w:p>
-      <w:pPr>
-        <w:spacing w:line="360" w:lineRule="auto" w:after="80"/>
-      </w:pPr>
-      <w:r>
-        <w:rPr>
-          <w:rFonts w:ascii="Calibri" w:hAnsi="Calibri" w:eastAsia="微软雅黑"/>
-          <w:b w:val="0"/>
-          <w:color w:val="4A4A4A"/>
-          <w:sz w:val="22"/>
-        </w:rPr>
-        <w:t>📌 个人 AI 工作台</w:t>
-      </w:r>
-    </w:p>
-    <w:p>
-      <w:pPr>
-        <w:spacing w:line="360" w:lineRule="auto" w:after="40"/>
-        <w:ind w:left="283"/>
-      </w:pPr>
-      <w:r>
-        <w:rPr>
-          <w:rFonts w:ascii="Calibri" w:hAnsi="Calibri" w:eastAsia="微软雅黑"/>
-          <w:b w:val="0"/>
-          <w:color w:val="4A4A4A"/>
-          <w:sz w:val="22"/>
-        </w:rPr>
-        <w:t>• 追问：10+ 模块你怎么独自做完？→ 用原生前端 + Python 静态生成器，模块解耦、逐个落地；GitHub Pages + PWA 解决部署与移动端。</w:t>
-      </w:r>
-    </w:p>
-    <w:p>
-      <w:pPr>
-        <w:spacing w:line="360" w:lineRule="auto" w:after="40"/>
-        <w:ind w:left="283"/>
-      </w:pPr>
-      <w:r>
-        <w:rPr>
-          <w:rFonts w:ascii="Calibri" w:hAnsi="Calibri" w:eastAsia="微软雅黑"/>
-          <w:b w:val="0"/>
-          <w:color w:val="4A4A4A"/>
-          <w:sz w:val="22"/>
-        </w:rPr>
-        <w:t>• 追问：这跟供应链岗有什么关系？→ 它证明我能快速啃下陌生系统、用工具提效，正是轮岗适应力与数字化的体现。</w:t>
-      </w:r>
-    </w:p>
-    <w:p>
-      <w:pPr>
-        <w:spacing w:line="360" w:lineRule="auto" w:after="80"/>
-      </w:pPr>
-      <w:r>
-        <w:rPr>
-          <w:rFonts w:ascii="Calibri" w:hAnsi="Calibri" w:eastAsia="微软雅黑"/>
-          <w:b w:val="0"/>
-          <w:color w:val="4A4A4A"/>
-          <w:sz w:val="22"/>
-        </w:rPr>
-        <w:t>📌 ERP 供应链全流程模拟</w:t>
-      </w:r>
-    </w:p>
-    <w:p>
-      <w:pPr>
-        <w:spacing w:line="360" w:lineRule="auto" w:after="40"/>
-        <w:ind w:left="283"/>
-      </w:pPr>
-      <w:r>
-        <w:rPr>
-          <w:rFonts w:ascii="Calibri" w:hAnsi="Calibri" w:eastAsia="微软雅黑"/>
-          <w:b w:val="0"/>
-          <w:color w:val="4A4A4A"/>
-          <w:sz w:val="22"/>
-        </w:rPr>
-        <w:t>• 追问：U8+ 你最熟哪个模块？→ 采购到付款全链（订单 → 入库 → 发票 → 付款），以及库存 / 存货核算联动。</w:t>
-      </w:r>
-    </w:p>
-    <w:p>
-      <w:pPr>
-        <w:spacing w:line="360" w:lineRule="auto" w:after="40"/>
-        <w:ind w:left="283"/>
-      </w:pPr>
-      <w:r>
-        <w:rPr>
-          <w:rFonts w:ascii="Calibri" w:hAnsi="Calibri" w:eastAsia="微软雅黑"/>
-          <w:b w:val="0"/>
-          <w:color w:val="4A4A4A"/>
-          <w:sz w:val="22"/>
-        </w:rPr>
-        <w:t>• 追问：端到端你怎么理解？→ Plan / Source / Make / Deliver，采购是 Source、库存是 Deliver 的一环，我在模拟里跑过全链单据流转。</w:t>
-      </w:r>
-    </w:p>
-    <w:p>
-      <w:pPr>
-        <w:spacing w:line="360" w:lineRule="auto" w:after="80"/>
-      </w:pPr>
-      <w:r>
-        <w:rPr>
-          <w:rFonts w:ascii="Calibri" w:hAnsi="Calibri" w:eastAsia="微软雅黑"/>
-          <w:b w:val="0"/>
-          <w:color w:val="4A4A4A"/>
-          <w:sz w:val="22"/>
-        </w:rPr>
-        <w:t>📌 鱼跃尚成 项目助理</w:t>
-      </w:r>
-    </w:p>
-    <w:p>
-      <w:pPr>
-        <w:spacing w:line="360" w:lineRule="auto" w:after="40"/>
-        <w:ind w:left="283"/>
-      </w:pPr>
-      <w:r>
-        <w:rPr>
-          <w:rFonts w:ascii="Calibri" w:hAnsi="Calibri" w:eastAsia="微软雅黑"/>
-          <w:b w:val="0"/>
-          <w:color w:val="4A4A4A"/>
-          <w:sz w:val="22"/>
-        </w:rPr>
-        <w:t>• 追问：三级校验怎么设计的？→ 录入人自校 → 核对人比台账 → 提交前终审，三层卡错。</w:t>
-      </w:r>
-    </w:p>
-    <w:p>
-      <w:pPr>
-        <w:spacing w:line="360" w:lineRule="auto" w:after="40"/>
-        <w:ind w:left="283"/>
-      </w:pPr>
-      <w:r>
-        <w:rPr>
-          <w:rFonts w:ascii="Calibri" w:hAnsi="Calibri" w:eastAsia="微软雅黑"/>
-          <w:b w:val="0"/>
-          <w:color w:val="4A4A4A"/>
-          <w:sz w:val="22"/>
-        </w:rPr>
-        <w:t>• 追问：对接多部门怎么不被拖？→ 把进度按月汇总主动同步，让各方看到自己这环的 deadline。</w:t>
-      </w:r>
-    </w:p>
-    <w:p>
-      <w:pPr>
-        <w:spacing w:line="360" w:lineRule="auto" w:after="80"/>
-      </w:pPr>
-      <w:r>
-        <w:rPr>
-          <w:rFonts w:ascii="Calibri" w:hAnsi="Calibri" w:eastAsia="微软雅黑"/>
-          <w:b w:val="0"/>
-          <w:color w:val="4A4A4A"/>
-          <w:sz w:val="22"/>
-        </w:rPr>
-        <w:t>📌 瑞幸 咖啡师</w:t>
-      </w:r>
-    </w:p>
-    <w:p>
-      <w:pPr>
-        <w:spacing w:line="360" w:lineRule="auto" w:after="40"/>
-        <w:ind w:left="283"/>
-      </w:pPr>
-      <w:r>
-        <w:rPr>
-          <w:rFonts w:ascii="Calibri" w:hAnsi="Calibri" w:eastAsia="微软雅黑"/>
-          <w:b w:val="0"/>
-          <w:color w:val="4A4A4A"/>
-          <w:sz w:val="22"/>
-        </w:rPr>
-        <w:t>• 追问：库存和供应链有什么关系？→ 一线盘点 / 效期 / 账实一致，就是供应链最末端的"库存准确性"，我懂一线执行才有全局感。</w:t>
-      </w:r>
-    </w:p>
-    <w:p>
-      <w:bookmarkStart w:id="34" w:name="toc_heading_34"/>
-      <w:pPr>
-        <w:pStyle w:val="Heading1"/>
-      </w:pPr>
-      <w:bookmarkEnd w:id="34"/>
-      <w:r>
-        <w:rPr>
-          <w:rFonts w:ascii="Calibri" w:hAnsi="Calibri" w:eastAsia="微软雅黑"/>
-          <w:b/>
-          <w:color w:val="6B5B7A"/>
-          <w:sz w:val="32"/>
-        </w:rPr>
-        <w:t>六、嵌入：没行业经验凭什么胜任（四步法）</w:t>
+      <w:bookmarkStart w:id="27" w:name="toc_heading_27"/>
+      <w:pPr>
+        <w:pStyle w:val="Heading3"/>
+      </w:pPr>
+      <w:bookmarkEnd w:id="27"/>
+      <w:r>
+        <w:rPr>
+          <w:rFonts w:ascii="Calibri" w:hAnsi="Calibri" w:eastAsia="微软雅黑"/>
+          <w:b w:val="0"/>
+          <w:color w:val="D4A89A"/>
+          <w:sz w:val="25"/>
+        </w:rPr>
+        <w:t>Q：你处理过最复杂的问题是什么（处理复杂问题 · Deliver with Excellence）</w:t>
       </w:r>
     </w:p>
     <w:p>
@@ -3416,67 +3438,23 @@
           <w:color w:val="999999"/>
           <w:sz w:val="21"/>
         </w:rPr>
-        <w:t>完整版见知识库 `四步法回答-UFLP管理培训生.md`。AI 面试若被问"你没行业经验凭什么胜任"，用四步接住：</w:t>
+        <w:t>鱼跃尚成那段：200+份材料、多部门、零差错是硬约束。复杂点在"任何一环错就全盘返工"。我的解法是建三级校验 + 可检索归档体系，把复杂流程拆成可检查的节点，既保证质量又提升调取效率。这跟我做供应链"系统联动、单据流转"的思路一致。</w:t>
       </w:r>
     </w:p>
     <w:p>
-      <w:pPr>
-        <w:spacing w:line="360" w:lineRule="auto" w:after="40"/>
-        <w:ind w:left="283"/>
-      </w:pPr>
-      <w:r>
-        <w:rPr>
-          <w:rFonts w:ascii="Calibri" w:hAnsi="Calibri" w:eastAsia="微软雅黑"/>
-          <w:b w:val="0"/>
-          <w:color w:val="4A4A4A"/>
-          <w:sz w:val="22"/>
-        </w:rPr>
-        <w:t>1. 承认行业经验有价值（不轻视短板）</w:t>
-      </w:r>
-    </w:p>
-    <w:p>
-      <w:pPr>
-        <w:spacing w:line="360" w:lineRule="auto" w:after="40"/>
-        <w:ind w:left="283"/>
-      </w:pPr>
-      <w:r>
-        <w:rPr>
-          <w:rFonts w:ascii="Calibri" w:hAnsi="Calibri" w:eastAsia="微软雅黑"/>
-          <w:b w:val="0"/>
-          <w:color w:val="4A4A4A"/>
-          <w:sz w:val="22"/>
-        </w:rPr>
-        <w:t>2. 拆岗位要什么：数据驱动决策 / 端到端理解 / 快速轮岗适应</w:t>
-      </w:r>
-    </w:p>
-    <w:p>
-      <w:pPr>
-        <w:spacing w:line="360" w:lineRule="auto" w:after="40"/>
-        <w:ind w:left="283"/>
-      </w:pPr>
-      <w:r>
-        <w:rPr>
-          <w:rFonts w:ascii="Calibri" w:hAnsi="Calibri" w:eastAsia="微软雅黑"/>
-          <w:b w:val="0"/>
-          <w:color w:val="4A4A4A"/>
-          <w:sz w:val="22"/>
-        </w:rPr>
-        <w:t>3. 用证据替代口号：4.5 万+数据、选址-路径降本 18.7%、U8+ 全流程、独立搭系统</w:t>
-      </w:r>
-    </w:p>
-    <w:p>
-      <w:pPr>
-        <w:spacing w:line="360" w:lineRule="auto" w:after="40"/>
-        <w:ind w:left="283"/>
-      </w:pPr>
-      <w:r>
-        <w:rPr>
-          <w:rFonts w:ascii="Calibri" w:hAnsi="Calibri" w:eastAsia="微软雅黑"/>
-          <w:b w:val="0"/>
-          <w:color w:val="4A4A4A"/>
-          <w:sz w:val="22"/>
-        </w:rPr>
-        <w:t>4. 给补课路径：读年报、对比宝洁 / 雀巢 / 玛氏供应链、把 JD 拆成学习清单</w:t>
+      <w:bookmarkStart w:id="28" w:name="toc_heading_28"/>
+      <w:pPr>
+        <w:pStyle w:val="Heading3"/>
+      </w:pPr>
+      <w:bookmarkEnd w:id="28"/>
+      <w:r>
+        <w:rPr>
+          <w:rFonts w:ascii="Calibri" w:hAnsi="Calibri" w:eastAsia="微软雅黑"/>
+          <w:b w:val="0"/>
+          <w:color w:val="D4A89A"/>
+          <w:sz w:val="25"/>
+        </w:rPr>
+        <w:t>Q：项目中遇到突发状况怎么应对（抗压 / 优先级 · Passion for High Performance）</w:t>
       </w:r>
     </w:p>
     <w:p>
@@ -3495,15 +3473,501 @@
           <w:color w:val="999999"/>
           <w:sz w:val="21"/>
         </w:rPr>
-        <w:t>收尾轻反问："您看我对核心能力的理解，和团队实际要求一致吗？"</w:t>
+        <w:t>瑞幸门店兼职时，高峰原辅料效期与盘点冲突是常态。我的做法是按销售消耗规律提前提醒仓库解冻备货，既降损耗又防缺货；交接班用出入库单据核对保持账实一致。本质是"用规律预判 + 用单据兜底"，在高压下保住准确率和体验。</w:t>
+      </w:r>
+    </w:p>
+    <w:p>
+      <w:bookmarkStart w:id="29" w:name="toc_heading_29"/>
+      <w:pPr>
+        <w:pStyle w:val="Heading3"/>
+      </w:pPr>
+      <w:bookmarkEnd w:id="29"/>
+      <w:r>
+        <w:rPr>
+          <w:rFonts w:ascii="Calibri" w:hAnsi="Calibri" w:eastAsia="微软雅黑"/>
+          <w:b w:val="0"/>
+          <w:color w:val="D4A89A"/>
+          <w:sz w:val="25"/>
+        </w:rPr>
+        <w:t>Q：你的优缺点（自我认知）</w:t>
+      </w:r>
+    </w:p>
+    <w:p>
+      <w:pPr>
+        <w:spacing w:line="360" w:lineRule="auto" w:after="60"/>
+        <w:ind w:left="567"/>
+        <w:pBdr>
+          <w:left w:val="single" w:sz="12" w:space="8" w:color="E8D8D0"/>
+        </w:pBdr>
+      </w:pPr>
+      <w:r>
+        <w:rPr>
+          <w:rFonts w:ascii="Calibri" w:hAnsi="Calibri" w:eastAsia="微软雅黑"/>
+          <w:b w:val="0"/>
+          <w:i/>
+          <w:color w:val="999999"/>
+          <w:sz w:val="21"/>
+        </w:rPr>
+        <w:t>优点：沉稳细致、数据驱动，能长期专注把分析做深（社区团购模型、三级校验零差错都是例子）。缺点：我有时会过度抠细节导致初期慢，正在练"先完成再完美"、用 20/80 法则保核心交付速度，同时保留复核环节。</w:t>
+      </w:r>
+    </w:p>
+    <w:p>
+      <w:bookmarkStart w:id="30" w:name="toc_heading_30"/>
+      <w:pPr>
+        <w:pStyle w:val="Heading3"/>
+      </w:pPr>
+      <w:bookmarkEnd w:id="30"/>
+      <w:r>
+        <w:rPr>
+          <w:rFonts w:ascii="Calibri" w:hAnsi="Calibri" w:eastAsia="微软雅黑"/>
+          <w:b w:val="0"/>
+          <w:color w:val="D4A89A"/>
+          <w:sz w:val="25"/>
+        </w:rPr>
+        <w:t>Q：团队中你和同事意见不一致时怎么处理？（冲突处理 · Talent Catalyst）</w:t>
+      </w:r>
+    </w:p>
+    <w:p>
+      <w:pPr>
+        <w:spacing w:line="360" w:lineRule="auto" w:after="60"/>
+        <w:ind w:left="567"/>
+        <w:pBdr>
+          <w:left w:val="single" w:sz="12" w:space="8" w:color="E8D8D0"/>
+        </w:pBdr>
+      </w:pPr>
+      <w:r>
+        <w:rPr>
+          <w:rFonts w:ascii="Calibri" w:hAnsi="Calibri" w:eastAsia="微软雅黑"/>
+          <w:b w:val="0"/>
+          <w:i/>
+          <w:color w:val="999999"/>
+          <w:sz w:val="21"/>
+        </w:rPr>
+        <w:t>企业经营模拟课里有过一次。当时团队对生产计划有分歧——有人想多备货保供应，有人想少备货降成本。我没有直接站队，而是把两种方案的预期收益和风险都列出来，用数据算了一下不同市场情况下的结果。大家看完数据后就达成了共识。我觉得团队冲突不可怕，关键是用数据和事实说话，而不是比谁声音大。</w:t>
+      </w:r>
+    </w:p>
+    <w:p>
+      <w:bookmarkStart w:id="31" w:name="toc_heading_31"/>
+      <w:pPr>
+        <w:pStyle w:val="Heading3"/>
+      </w:pPr>
+      <w:bookmarkEnd w:id="31"/>
+      <w:r>
+        <w:rPr>
+          <w:rFonts w:ascii="Calibri" w:hAnsi="Calibri" w:eastAsia="微软雅黑"/>
+          <w:b w:val="0"/>
+          <w:color w:val="D4A89A"/>
+          <w:sz w:val="25"/>
+        </w:rPr>
+        <w:t>Q：你怎么说服别人接受你的想法？（无职权影响力 · Talent Catalyst）</w:t>
+      </w:r>
+    </w:p>
+    <w:p>
+      <w:pPr>
+        <w:spacing w:line="360" w:lineRule="auto" w:after="60"/>
+        <w:ind w:left="567"/>
+        <w:pBdr>
+          <w:left w:val="single" w:sz="12" w:space="8" w:color="E8D8D0"/>
+        </w:pBdr>
+      </w:pPr>
+      <w:r>
+        <w:rPr>
+          <w:rFonts w:ascii="Calibri" w:hAnsi="Calibri" w:eastAsia="微软雅黑"/>
+          <w:b w:val="0"/>
+          <w:i/>
+          <w:color w:val="999999"/>
+          <w:sz w:val="21"/>
+        </w:rPr>
+        <w:t>在鱼跃尚成做项目助理时，我想推动部门把材料审核流程标准化，但一开始大家觉得"现在这样就挺好"。我没有直接推制度，而是先自己做了一个Excel台账模板，拿一个部门试跑了一周，把效率提升了多少、减少了多少返工列成数字给大家看。大家看到实际效果后就愿意配合了。我的经验是：说服别人不要讲道理，要拿数据和小范围试点的结果说话。</w:t>
+      </w:r>
+    </w:p>
+    <w:p>
+      <w:bookmarkStart w:id="32" w:name="toc_heading_32"/>
+      <w:pPr>
+        <w:pStyle w:val="Heading3"/>
+      </w:pPr>
+      <w:bookmarkEnd w:id="32"/>
+      <w:r>
+        <w:rPr>
+          <w:rFonts w:ascii="Calibri" w:hAnsi="Calibri" w:eastAsia="微软雅黑"/>
+          <w:b w:val="0"/>
+          <w:color w:val="D4A89A"/>
+          <w:sz w:val="25"/>
+        </w:rPr>
+        <w:t>Q：讲一次你失败 / 没做好的经历，以及学到了什么？（失败与复盘 · Agility）</w:t>
+      </w:r>
+    </w:p>
+    <w:p>
+      <w:pPr>
+        <w:spacing w:line="360" w:lineRule="auto" w:after="60"/>
+        <w:ind w:left="567"/>
+        <w:pBdr>
+          <w:left w:val="single" w:sz="12" w:space="8" w:color="E8D8D0"/>
+        </w:pBdr>
+      </w:pPr>
+      <w:r>
+        <w:rPr>
+          <w:rFonts w:ascii="Calibri" w:hAnsi="Calibri" w:eastAsia="微软雅黑"/>
+          <w:b w:val="0"/>
+          <w:i/>
+          <w:color w:val="999999"/>
+          <w:sz w:val="21"/>
+        </w:rPr>
+        <w:t>大一刚进宣传部时，办一个活动我负责物资采购，当时只列了清单但没提前一天核对数量，结果活动当天发现少了几个话筒电池。虽然临时解决了，但那次很被动。从那以后我养成了一个习惯：任何交付前都做两遍核对——第一遍自己查，第二遍对着原始清单再查一遍。后来在鱼跃尚成做200多份材料零差错，就是这个习惯的延续。我觉得失败不可怕，关键是从里面提炼出以后每次都用得上的方法。</w:t>
+      </w:r>
+    </w:p>
+    <w:p>
+      <w:bookmarkStart w:id="33" w:name="toc_heading_33"/>
+      <w:pPr>
+        <w:pStyle w:val="Heading2"/>
+      </w:pPr>
+      <w:bookmarkEnd w:id="33"/>
+      <w:r>
+        <w:rPr>
+          <w:rFonts w:ascii="Calibri" w:hAnsi="Calibri" w:eastAsia="微软雅黑"/>
+          <w:b w:val="0"/>
+          <w:color w:val="A88B9A"/>
+          <w:sz w:val="30"/>
+        </w:rPr>
+        <w:t>4.5 情境题（供应链场景 · 映射 Deliver with Excellence / Agility）</w:t>
+      </w:r>
+    </w:p>
+    <w:p>
+      <w:bookmarkStart w:id="34" w:name="toc_heading_34"/>
+      <w:pPr>
+        <w:pStyle w:val="Heading3"/>
+      </w:pPr>
+      <w:bookmarkEnd w:id="34"/>
+      <w:r>
+        <w:rPr>
+          <w:rFonts w:ascii="Calibri" w:hAnsi="Calibri" w:eastAsia="微软雅黑"/>
+          <w:b w:val="0"/>
+          <w:color w:val="D4A89A"/>
+          <w:sz w:val="25"/>
+        </w:rPr>
+        <w:t>Q：供应商在上市前两周说某个包装件会延期，你前 3 步怎么做？</w:t>
+      </w:r>
+    </w:p>
+    <w:p>
+      <w:pPr>
+        <w:spacing w:line="360" w:lineRule="auto" w:after="60"/>
+        <w:ind w:left="567"/>
+        <w:pBdr>
+          <w:left w:val="single" w:sz="12" w:space="8" w:color="E8D8D0"/>
+        </w:pBdr>
+      </w:pPr>
+      <w:r>
+        <w:rPr>
+          <w:rFonts w:ascii="Calibri" w:hAnsi="Calibri" w:eastAsia="微软雅黑"/>
+          <w:b w:val="0"/>
+          <w:i/>
+          <w:color w:val="999999"/>
+          <w:sz w:val="21"/>
+        </w:rPr>
+        <w:t>快消产品上市节奏快，包装延期影响的是整个新品上市计划。我会分三步处理：</w:t>
+      </w:r>
+    </w:p>
+    <w:p>
+      <w:pPr>
+        <w:spacing w:line="360" w:lineRule="auto" w:after="60"/>
+        <w:ind w:left="567"/>
+        <w:pBdr>
+          <w:left w:val="single" w:sz="12" w:space="8" w:color="E8D8D0"/>
+        </w:pBdr>
+      </w:pPr>
+      <w:r>
+        <w:rPr>
+          <w:rFonts w:ascii="Calibri" w:hAnsi="Calibri" w:eastAsia="微软雅黑"/>
+          <w:b w:val="0"/>
+          <w:i/>
+          <w:color w:val="999999"/>
+          <w:sz w:val="21"/>
+        </w:rPr>
+        <w:t>第一，立刻确认影响面——这个包装是哪个SKU用的？缺多少量？有没有安全库存或者替代供应商能救急？新品上市时间表能不能微调？</w:t>
+      </w:r>
+    </w:p>
+    <w:p>
+      <w:pPr>
+        <w:spacing w:line="360" w:lineRule="auto" w:after="60"/>
+        <w:ind w:left="567"/>
+        <w:pBdr>
+          <w:left w:val="single" w:sz="12" w:space="8" w:color="E8D8D0"/>
+        </w:pBdr>
+      </w:pPr>
+      <w:r>
+        <w:rPr>
+          <w:rFonts w:ascii="Calibri" w:hAnsi="Calibri" w:eastAsia="微软雅黑"/>
+          <w:b w:val="0"/>
+          <w:i/>
+          <w:color w:val="999999"/>
+          <w:sz w:val="21"/>
+        </w:rPr>
+        <w:t>第二，拉采购、计划、市场三方对齐——快消的新品上市是营销、供应链、销售一起推的，包装延期不是采购一个部门的事。要一起算：是等这个包装用原装方案，还是换临时包装先上市？两个方案的成本差和时间差分别是多少？</w:t>
+      </w:r>
+    </w:p>
+    <w:p>
+      <w:pPr>
+        <w:spacing w:line="360" w:lineRule="auto" w:after="60"/>
+        <w:ind w:left="567"/>
+        <w:pBdr>
+          <w:left w:val="single" w:sz="12" w:space="8" w:color="E8D8D0"/>
+        </w:pBdr>
+      </w:pPr>
+      <w:r>
+        <w:rPr>
+          <w:rFonts w:ascii="Calibri" w:hAnsi="Calibri" w:eastAsia="微软雅黑"/>
+          <w:b w:val="0"/>
+          <w:i/>
+          <w:color w:val="999999"/>
+          <w:sz w:val="21"/>
+        </w:rPr>
+        <w:t>第三，快速拍板同步——给领导两个选项+建议，别让问题停在邮件里。快消行业讲究速度，晚一周上市可能就错过了营销窗口。核心是先量化影响、再给选项、快速决策。</w:t>
       </w:r>
     </w:p>
     <w:p>
       <w:bookmarkStart w:id="35" w:name="toc_heading_35"/>
       <w:pPr>
+        <w:pStyle w:val="Heading3"/>
+      </w:pPr>
+      <w:bookmarkEnd w:id="35"/>
+      <w:r>
+        <w:rPr>
+          <w:rFonts w:ascii="Calibri" w:hAnsi="Calibri" w:eastAsia="微软雅黑"/>
+          <w:b w:val="0"/>
+          <w:color w:val="D4A89A"/>
+          <w:sz w:val="25"/>
+        </w:rPr>
+        <w:t>Q：你发现团队已定的方案是错的，你会怎么做？</w:t>
+      </w:r>
+    </w:p>
+    <w:p>
+      <w:pPr>
+        <w:spacing w:line="360" w:lineRule="auto" w:after="60"/>
+        <w:ind w:left="567"/>
+        <w:pBdr>
+          <w:left w:val="single" w:sz="12" w:space="8" w:color="E8D8D0"/>
+        </w:pBdr>
+      </w:pPr>
+      <w:r>
+        <w:rPr>
+          <w:rFonts w:ascii="Calibri" w:hAnsi="Calibri" w:eastAsia="微软雅黑"/>
+          <w:b w:val="0"/>
+          <w:i/>
+          <w:color w:val="999999"/>
+          <w:sz w:val="21"/>
+        </w:rPr>
+        <w:t>我不当场否定，而是用数据把"为什么错"摆出来：先自己复核一遍，再找 1–2 个关键证据点，约相关人用 10 分钟说清影响和替代方案，把决策权交回团队。这跟我在项目里"先理解为什么不走通、再拆解"的习惯一致。</w:t>
+      </w:r>
+    </w:p>
+    <w:p>
+      <w:bookmarkStart w:id="36" w:name="toc_heading_36"/>
+      <w:pPr>
+        <w:pStyle w:val="Heading3"/>
+      </w:pPr>
+      <w:bookmarkEnd w:id="36"/>
+      <w:r>
+        <w:rPr>
+          <w:rFonts w:ascii="Calibri" w:hAnsi="Calibri" w:eastAsia="微软雅黑"/>
+          <w:b w:val="0"/>
+          <w:color w:val="D4A89A"/>
+          <w:sz w:val="25"/>
+        </w:rPr>
+        <w:t>Q：快消大促（如618/双11）期间，某核心SKU突然库存不足，你怎么处理？（快消专属 · 需求波动应对）</w:t>
+      </w:r>
+    </w:p>
+    <w:p>
+      <w:pPr>
+        <w:spacing w:line="360" w:lineRule="auto" w:after="60"/>
+        <w:ind w:left="567"/>
+        <w:pBdr>
+          <w:left w:val="single" w:sz="12" w:space="8" w:color="E8D8D0"/>
+        </w:pBdr>
+      </w:pPr>
+      <w:r>
+        <w:rPr>
+          <w:rFonts w:ascii="Calibri" w:hAnsi="Calibri" w:eastAsia="微软雅黑"/>
+          <w:b w:val="0"/>
+          <w:i/>
+          <w:color w:val="999999"/>
+          <w:sz w:val="21"/>
+        </w:rPr>
+        <w:t>快消行业大促缺货是常态，我会分三步处理：</w:t>
+      </w:r>
+    </w:p>
+    <w:p>
+      <w:pPr>
+        <w:spacing w:line="360" w:lineRule="auto" w:after="60"/>
+        <w:ind w:left="567"/>
+        <w:pBdr>
+          <w:left w:val="single" w:sz="12" w:space="8" w:color="E8D8D0"/>
+        </w:pBdr>
+      </w:pPr>
+      <w:r>
+        <w:rPr>
+          <w:rFonts w:ascii="Calibri" w:hAnsi="Calibri" w:eastAsia="微软雅黑"/>
+          <w:b w:val="0"/>
+          <w:i/>
+          <w:color w:val="999999"/>
+          <w:sz w:val="21"/>
+        </w:rPr>
+        <w:t>第一，先确认缺口有多大——这个SKU日销多少、现有库存还能撑几天、在途货什么时候到、有没有替代规格或相邻SKU可以分流。</w:t>
+      </w:r>
+    </w:p>
+    <w:p>
+      <w:pPr>
+        <w:spacing w:line="360" w:lineRule="auto" w:after="60"/>
+        <w:ind w:left="567"/>
+        <w:pBdr>
+          <w:left w:val="single" w:sz="12" w:space="8" w:color="E8D8D0"/>
+        </w:pBdr>
+      </w:pPr>
+      <w:r>
+        <w:rPr>
+          <w:rFonts w:ascii="Calibri" w:hAnsi="Calibri" w:eastAsia="微软雅黑"/>
+          <w:b w:val="0"/>
+          <w:i/>
+          <w:color w:val="999999"/>
+          <w:sz w:val="21"/>
+        </w:rPr>
+        <w:t>第二，分优先级——先保核心渠道和高价值客户，把有限的库存优先给到贡献最大的渠道；同时通知销售和客服团队，提前给客户预期，别让前台突然爆单后才发现没货。</w:t>
+      </w:r>
+    </w:p>
+    <w:p>
+      <w:pPr>
+        <w:spacing w:line="360" w:lineRule="auto" w:after="60"/>
+        <w:ind w:left="567"/>
+        <w:pBdr>
+          <w:left w:val="single" w:sz="12" w:space="8" w:color="E8D8D0"/>
+        </w:pBdr>
+      </w:pPr>
+      <w:r>
+        <w:rPr>
+          <w:rFonts w:ascii="Calibri" w:hAnsi="Calibri" w:eastAsia="微软雅黑"/>
+          <w:b w:val="0"/>
+          <w:i/>
+          <w:color w:val="999999"/>
+          <w:sz w:val="21"/>
+        </w:rPr>
+        <w:t>第三，复盘——大促结束后回头看，是需求预测偏差太大，还是安全库存设低了，下次大促前把这个SKU的备货系数调高。快消的特点就是需求波动大，关键是提前预判、快速分流、事后复盘。</w:t>
+      </w:r>
+    </w:p>
+    <w:p>
+      <w:bookmarkStart w:id="37" w:name="toc_heading_37"/>
+      <w:pPr>
+        <w:pStyle w:val="Heading3"/>
+      </w:pPr>
+      <w:bookmarkEnd w:id="37"/>
+      <w:r>
+        <w:rPr>
+          <w:rFonts w:ascii="Calibri" w:hAnsi="Calibri" w:eastAsia="微软雅黑"/>
+          <w:b w:val="0"/>
+          <w:color w:val="D4A89A"/>
+          <w:sz w:val="25"/>
+        </w:rPr>
+        <w:t>Q：联合利华很重视可持续采购，如果让你评估一个新供应商的可持续性，你会从哪几个维度看？（快消专属 · 可持续发展）</w:t>
+      </w:r>
+    </w:p>
+    <w:p>
+      <w:pPr>
+        <w:spacing w:line="360" w:lineRule="auto" w:after="60"/>
+        <w:ind w:left="567"/>
+        <w:pBdr>
+          <w:left w:val="single" w:sz="12" w:space="8" w:color="E8D8D0"/>
+        </w:pBdr>
+      </w:pPr>
+      <w:r>
+        <w:rPr>
+          <w:rFonts w:ascii="Calibri" w:hAnsi="Calibri" w:eastAsia="微软雅黑"/>
+          <w:b w:val="0"/>
+          <w:i/>
+          <w:color w:val="999999"/>
+          <w:sz w:val="21"/>
+        </w:rPr>
+        <w:t>我会从三个维度评估：</w:t>
+      </w:r>
+    </w:p>
+    <w:p>
+      <w:pPr>
+        <w:spacing w:line="360" w:lineRule="auto" w:after="60"/>
+        <w:ind w:left="567"/>
+        <w:pBdr>
+          <w:left w:val="single" w:sz="12" w:space="8" w:color="E8D8D0"/>
+        </w:pBdr>
+      </w:pPr>
+      <w:r>
+        <w:rPr>
+          <w:rFonts w:ascii="Calibri" w:hAnsi="Calibri" w:eastAsia="微软雅黑"/>
+          <w:b w:val="0"/>
+          <w:i/>
+          <w:color w:val="999999"/>
+          <w:sz w:val="21"/>
+        </w:rPr>
+        <w:t>第一，合规性——有没有环境相关的违规记录、劳工标准是否达标、有没有相关认证（如ISO14001环境管理体系）。这是底线。</w:t>
+      </w:r>
+    </w:p>
+    <w:p>
+      <w:pPr>
+        <w:spacing w:line="360" w:lineRule="auto" w:after="60"/>
+        <w:ind w:left="567"/>
+        <w:pBdr>
+          <w:left w:val="single" w:sz="12" w:space="8" w:color="E8D8D0"/>
+        </w:pBdr>
+      </w:pPr>
+      <w:r>
+        <w:rPr>
+          <w:rFonts w:ascii="Calibri" w:hAnsi="Calibri" w:eastAsia="微软雅黑"/>
+          <w:b w:val="0"/>
+          <w:i/>
+          <w:color w:val="999999"/>
+          <w:sz w:val="21"/>
+        </w:rPr>
+        <w:t>第二，可持续指标——碳排放强度、包装材料回收率、水资源使用效率这些量化指标。联合利华有明确的2030碳中和目标，供应商的碳排放数据需要能对接上。</w:t>
+      </w:r>
+    </w:p>
+    <w:p>
+      <w:pPr>
+        <w:spacing w:line="360" w:lineRule="auto" w:after="60"/>
+        <w:ind w:left="567"/>
+        <w:pBdr>
+          <w:left w:val="single" w:sz="12" w:space="8" w:color="E8D8D0"/>
+        </w:pBdr>
+      </w:pPr>
+      <w:r>
+        <w:rPr>
+          <w:rFonts w:ascii="Calibri" w:hAnsi="Calibri" w:eastAsia="微软雅黑"/>
+          <w:b w:val="0"/>
+          <w:i/>
+          <w:color w:val="999999"/>
+          <w:sz w:val="21"/>
+        </w:rPr>
+        <w:t>第三，成本与稳定性——不能为了可持续就牺牲成本和供应稳定性。我会算一笔账：切换到这个供应商，单位成本涨多少、交付周期稳不稳、质量会不会波动。可持续是方向，但不能脱离商业现实。</w:t>
+      </w:r>
+    </w:p>
+    <w:p>
+      <w:pPr>
+        <w:spacing w:line="360" w:lineRule="auto" w:after="60"/>
+        <w:ind w:left="567"/>
+        <w:pBdr>
+          <w:left w:val="single" w:sz="12" w:space="8" w:color="E8D8D0"/>
+        </w:pBdr>
+      </w:pPr>
+      <w:r>
+        <w:rPr>
+          <w:rFonts w:ascii="Calibri" w:hAnsi="Calibri" w:eastAsia="微软雅黑"/>
+          <w:b w:val="0"/>
+          <w:i/>
+          <w:color w:val="999999"/>
+          <w:sz w:val="21"/>
+        </w:rPr>
+        <w:t>这跟我做选址优化的思路类似——不是单一目标最优，而是在多个约束里找平衡。</w:t>
+      </w:r>
+    </w:p>
+    <w:p>
+      <w:bookmarkStart w:id="38" w:name="toc_heading_38"/>
+      <w:pPr>
         <w:pStyle w:val="Heading1"/>
       </w:pPr>
-      <w:bookmarkEnd w:id="35"/>
+      <w:bookmarkEnd w:id="38"/>
       <w:r>
         <w:rPr>
           <w:rFonts w:ascii="Calibri" w:hAnsi="Calibri" w:eastAsia="微软雅黑"/>
@@ -3511,11 +3975,30 @@
           <w:color w:val="6B5B7A"/>
           <w:sz w:val="32"/>
         </w:rPr>
-        <w:t>七、绝不说的话 &amp; 绝对不能问（AI 视频语境适配）</w:t>
+        <w:t>五、简历深度深挖（AI 面试视角）</w:t>
       </w:r>
     </w:p>
     <w:p>
       <w:pPr>
+        <w:spacing w:line="360" w:lineRule="auto" w:after="60"/>
+        <w:ind w:left="567"/>
+        <w:pBdr>
+          <w:left w:val="single" w:sz="12" w:space="8" w:color="E8D8D0"/>
+        </w:pBdr>
+      </w:pPr>
+      <w:r>
+        <w:rPr>
+          <w:rFonts w:ascii="Calibri" w:hAnsi="Calibri" w:eastAsia="微软雅黑"/>
+          <w:b w:val="0"/>
+          <w:i/>
+          <w:color w:val="999999"/>
+          <w:sz w:val="21"/>
+        </w:rPr>
+        <w:t>AI 面试也可能直接就简历追问，逐段预案如下。每个项目挖5个最可能的追问，每个都配完整回答。</w:t>
+      </w:r>
+    </w:p>
+    <w:p>
+      <w:pPr>
         <w:spacing w:line="360" w:lineRule="auto" w:after="80"/>
       </w:pPr>
       <w:r>
@@ -3525,6 +4008,7 @@
           <w:color w:val="4A4A4A"/>
           <w:sz w:val="22"/>
         </w:rPr>
+        <w:t xml:space="preserve">📌 </w:t>
       </w:r>
       <w:r>
         <w:rPr>
@@ -3533,7 +4017,7 @@
           <w:color w:val="4A4A4A"/>
           <w:sz w:val="22"/>
         </w:rPr>
-        <w:t>❌ 死亡回答（对照正确说法）</w:t>
+        <w:t>项目1：社区团购末端网络优化</w:t>
       </w:r>
       <w:r>
         <w:rPr>
@@ -3542,81 +4026,6 @@
           <w:color w:val="4A4A4A"/>
           <w:sz w:val="22"/>
         </w:rPr>
-      </w:r>
-    </w:p>
-    <w:p>
-      <w:pPr>
-        <w:spacing w:line="360" w:lineRule="auto" w:after="40"/>
-        <w:ind w:left="283"/>
-      </w:pPr>
-      <w:r>
-        <w:rPr>
-          <w:rFonts w:ascii="Calibri" w:hAnsi="Calibri" w:eastAsia="微软雅黑"/>
-          <w:b w:val="0"/>
-          <w:color w:val="4A4A4A"/>
-          <w:sz w:val="22"/>
-        </w:rPr>
-        <w:t>• "我虽然没经验但我会努力学" → 改成"我用 X 证据对应岗位三点要求，行业知识已在补"</w:t>
-      </w:r>
-    </w:p>
-    <w:p>
-      <w:pPr>
-        <w:spacing w:line="360" w:lineRule="auto" w:after="40"/>
-        <w:ind w:left="283"/>
-      </w:pPr>
-      <w:r>
-        <w:rPr>
-          <w:rFonts w:ascii="Calibri" w:hAnsi="Calibri" w:eastAsia="微软雅黑"/>
-          <w:b w:val="0"/>
-          <w:color w:val="4A4A4A"/>
-          <w:sz w:val="22"/>
-        </w:rPr>
-        <w:t>• 把课程项目说成"负责人 / 主导大项目" → 用真实措辞"个人课程项目 / 独立搭建"</w:t>
-      </w:r>
-    </w:p>
-    <w:p>
-      <w:pPr>
-        <w:spacing w:line="360" w:lineRule="auto" w:after="40"/>
-        <w:ind w:left="283"/>
-      </w:pPr>
-      <w:r>
-        <w:rPr>
-          <w:rFonts w:ascii="Calibri" w:hAnsi="Calibri" w:eastAsia="微软雅黑"/>
-          <w:b w:val="0"/>
-          <w:color w:val="4A4A4A"/>
-          <w:sz w:val="22"/>
-        </w:rPr>
-        <w:t>• 说"我不知道，随便" → 即使没准备也先给框架再补"我会…"</w:t>
-      </w:r>
-    </w:p>
-    <w:p>
-      <w:pPr>
-        <w:spacing w:line="360" w:lineRule="auto" w:after="40"/>
-        <w:ind w:left="283"/>
-      </w:pPr>
-      <w:r>
-        <w:rPr>
-          <w:rFonts w:ascii="Calibri" w:hAnsi="Calibri" w:eastAsia="微软雅黑"/>
-          <w:b w:val="0"/>
-          <w:color w:val="4A4A4A"/>
-          <w:sz w:val="22"/>
-        </w:rPr>
-        <w:t>• 英文题卡壳硬编长难句 → 用短句把意思说清，流利 &gt; 高级</w:t>
-      </w:r>
-    </w:p>
-    <w:p>
-      <w:pPr>
-        <w:spacing w:line="360" w:lineRule="auto" w:after="40"/>
-        <w:ind w:left="283"/>
-      </w:pPr>
-      <w:r>
-        <w:rPr>
-          <w:rFonts w:ascii="Calibri" w:hAnsi="Calibri" w:eastAsia="微软雅黑"/>
-          <w:b w:val="0"/>
-          <w:color w:val="4A4A4A"/>
-          <w:sz w:val="22"/>
-        </w:rPr>
-        <w:t>• 过度承诺"我能接受任何城市任何强度" → 真实表达轮岗适应意愿，但不自曝"无底线"</w:t>
       </w:r>
     </w:p>
     <w:p>
@@ -3638,7 +4047,7 @@
           <w:color w:val="4A4A4A"/>
           <w:sz w:val="22"/>
         </w:rPr>
-        <w:t>🚫 绝对不能问（AI 轮没有反问环节，但别在回答里暴露）</w:t>
+        <w:t>追问1：为什么选"年龄分层 + 电梯等待"这两个变量？</w:t>
       </w:r>
       <w:r>
         <w:rPr>
@@ -3651,6 +4060,1538 @@
     </w:p>
     <w:p>
       <w:pPr>
+        <w:spacing w:line="360" w:lineRule="auto" w:after="60"/>
+        <w:ind w:left="567"/>
+        <w:pBdr>
+          <w:left w:val="single" w:sz="12" w:space="8" w:color="E8D8D0"/>
+        </w:pBdr>
+      </w:pPr>
+      <w:r>
+        <w:rPr>
+          <w:rFonts w:ascii="Calibri" w:hAnsi="Calibri" w:eastAsia="微软雅黑"/>
+          <w:b w:val="0"/>
+          <w:i/>
+          <w:color w:val="999999"/>
+          <w:sz w:val="21"/>
+        </w:rPr>
+        <w:t>因为我在实地观察中发现，这个小区老龄化程度比较高，很多自提点老人要走很远才能到，而且高层楼老人下楼等电梯也是真实痛点。这两个变量是我从实际观察里提炼出来的，不是拍脑袋加的。</w:t>
+      </w:r>
+    </w:p>
+    <w:p>
+      <w:pPr>
+        <w:spacing w:line="360" w:lineRule="auto" w:after="80"/>
+      </w:pPr>
+      <w:r>
+        <w:rPr>
+          <w:rFonts w:ascii="Calibri" w:hAnsi="Calibri" w:eastAsia="微软雅黑"/>
+          <w:b w:val="0"/>
+          <w:color w:val="4A4A4A"/>
+          <w:sz w:val="22"/>
+        </w:rPr>
+      </w:r>
+      <w:r>
+        <w:rPr>
+          <w:rFonts w:ascii="Calibri" w:hAnsi="Calibri" w:eastAsia="微软雅黑"/>
+          <w:b/>
+          <w:color w:val="4A4A4A"/>
+          <w:sz w:val="22"/>
+        </w:rPr>
+        <w:t>追问2：18.7% 降本怎么算的？具体算了哪些成本？</w:t>
+      </w:r>
+      <w:r>
+        <w:rPr>
+          <w:rFonts w:ascii="Calibri" w:hAnsi="Calibri" w:eastAsia="微软雅黑"/>
+          <w:b w:val="0"/>
+          <w:color w:val="4A4A4A"/>
+          <w:sz w:val="22"/>
+        </w:rPr>
+      </w:r>
+    </w:p>
+    <w:p>
+      <w:pPr>
+        <w:spacing w:line="360" w:lineRule="auto" w:after="60"/>
+        <w:ind w:left="567"/>
+        <w:pBdr>
+          <w:left w:val="single" w:sz="12" w:space="8" w:color="E8D8D0"/>
+        </w:pBdr>
+      </w:pPr>
+      <w:r>
+        <w:rPr>
+          <w:rFonts w:ascii="Calibri" w:hAnsi="Calibri" w:eastAsia="微软雅黑"/>
+          <w:b w:val="0"/>
+          <w:i/>
+          <w:color w:val="999999"/>
+          <w:sz w:val="21"/>
+        </w:rPr>
+        <w:t>我对比了优化前后的总成本，包括三块：一是配送车辆的行驶成本（按距离和时间算），二是自提点的租赁成本（核心点和临时点租金不一样），三是超时赔付成本（配送超时要赔给平台的钱）。三块加总，优化后的新方案比原来的单中心方案总成本低了18.7%。</w:t>
+      </w:r>
+    </w:p>
+    <w:p>
+      <w:pPr>
+        <w:spacing w:line="360" w:lineRule="auto" w:after="80"/>
+      </w:pPr>
+      <w:r>
+        <w:rPr>
+          <w:rFonts w:ascii="Calibri" w:hAnsi="Calibri" w:eastAsia="微软雅黑"/>
+          <w:b w:val="0"/>
+          <w:color w:val="4A4A4A"/>
+          <w:sz w:val="22"/>
+        </w:rPr>
+      </w:r>
+      <w:r>
+        <w:rPr>
+          <w:rFonts w:ascii="Calibri" w:hAnsi="Calibri" w:eastAsia="微软雅黑"/>
+          <w:b/>
+          <w:color w:val="4A4A4A"/>
+          <w:sz w:val="22"/>
+        </w:rPr>
+        <w:t>追问3：87.3%的老年覆盖率是怎么测的？</w:t>
+      </w:r>
+      <w:r>
+        <w:rPr>
+          <w:rFonts w:ascii="Calibri" w:hAnsi="Calibri" w:eastAsia="微软雅黑"/>
+          <w:b w:val="0"/>
+          <w:color w:val="4A4A4A"/>
+          <w:sz w:val="22"/>
+        </w:rPr>
+      </w:r>
+    </w:p>
+    <w:p>
+      <w:pPr>
+        <w:spacing w:line="360" w:lineRule="auto" w:after="60"/>
+        <w:ind w:left="567"/>
+        <w:pBdr>
+          <w:left w:val="single" w:sz="12" w:space="8" w:color="E8D8D0"/>
+        </w:pBdr>
+      </w:pPr>
+      <w:r>
+        <w:rPr>
+          <w:rFonts w:ascii="Calibri" w:hAnsi="Calibri" w:eastAsia="微软雅黑"/>
+          <w:b w:val="0"/>
+          <w:i/>
+          <w:color w:val="999999"/>
+          <w:sz w:val="21"/>
+        </w:rPr>
+        <w:t>覆盖率是按"步行600米以内能到达自提点的老年住户数 / 小区总老年住户数"算的。原来的方案因为只有一个核心点，很多老人要走超过600米，覆盖率比较低。加了动态临时点之后，大部分老人600米内都有自提点了，覆盖率提升到87.3%。</w:t>
+      </w:r>
+    </w:p>
+    <w:p>
+      <w:pPr>
+        <w:spacing w:line="360" w:lineRule="auto" w:after="80"/>
+      </w:pPr>
+      <w:r>
+        <w:rPr>
+          <w:rFonts w:ascii="Calibri" w:hAnsi="Calibri" w:eastAsia="微软雅黑"/>
+          <w:b w:val="0"/>
+          <w:color w:val="4A4A4A"/>
+          <w:sz w:val="22"/>
+        </w:rPr>
+      </w:r>
+      <w:r>
+        <w:rPr>
+          <w:rFonts w:ascii="Calibri" w:hAnsi="Calibri" w:eastAsia="微软雅黑"/>
+          <w:b/>
+          <w:color w:val="4A4A4A"/>
+          <w:sz w:val="22"/>
+        </w:rPr>
+        <w:t>追问4：你用Python怎么求解的？为什么用遗传算法？</w:t>
+      </w:r>
+      <w:r>
+        <w:rPr>
+          <w:rFonts w:ascii="Calibri" w:hAnsi="Calibri" w:eastAsia="微软雅黑"/>
+          <w:b w:val="0"/>
+          <w:color w:val="4A4A4A"/>
+          <w:sz w:val="22"/>
+        </w:rPr>
+      </w:r>
+    </w:p>
+    <w:p>
+      <w:pPr>
+        <w:spacing w:line="360" w:lineRule="auto" w:after="60"/>
+        <w:ind w:left="567"/>
+        <w:pBdr>
+          <w:left w:val="single" w:sz="12" w:space="8" w:color="E8D8D0"/>
+        </w:pBdr>
+      </w:pPr>
+      <w:r>
+        <w:rPr>
+          <w:rFonts w:ascii="Calibri" w:hAnsi="Calibri" w:eastAsia="微软雅黑"/>
+          <w:b w:val="0"/>
+          <w:i/>
+          <w:color w:val="999999"/>
+          <w:sz w:val="21"/>
+        </w:rPr>
+        <w:t>这个选址-路径问题是NP-hard的，精确解法在规模大的时候算不动。我对比了遗传算法和模拟退火两种启发式算法，遗传算法收敛更快、结果更稳定，最后选了遗传算法。具体是用Python写的，用了一个开源的优化库。</w:t>
+      </w:r>
+    </w:p>
+    <w:p>
+      <w:pPr>
+        <w:spacing w:line="360" w:lineRule="auto" w:after="80"/>
+      </w:pPr>
+      <w:r>
+        <w:rPr>
+          <w:rFonts w:ascii="Calibri" w:hAnsi="Calibri" w:eastAsia="微软雅黑"/>
+          <w:b w:val="0"/>
+          <w:color w:val="4A4A4A"/>
+          <w:sz w:val="22"/>
+        </w:rPr>
+      </w:r>
+      <w:r>
+        <w:rPr>
+          <w:rFonts w:ascii="Calibri" w:hAnsi="Calibri" w:eastAsia="微软雅黑"/>
+          <w:b/>
+          <w:color w:val="4A4A4A"/>
+          <w:sz w:val="22"/>
+        </w:rPr>
+        <w:t>追问5：这个模型有什么局限？如果再做一次你会怎么改进？</w:t>
+      </w:r>
+      <w:r>
+        <w:rPr>
+          <w:rFonts w:ascii="Calibri" w:hAnsi="Calibri" w:eastAsia="微软雅黑"/>
+          <w:b w:val="0"/>
+          <w:color w:val="4A4A4A"/>
+          <w:sz w:val="22"/>
+        </w:rPr>
+      </w:r>
+    </w:p>
+    <w:p>
+      <w:pPr>
+        <w:spacing w:line="360" w:lineRule="auto" w:after="60"/>
+        <w:ind w:left="567"/>
+        <w:pBdr>
+          <w:left w:val="single" w:sz="12" w:space="8" w:color="E8D8D0"/>
+        </w:pBdr>
+      </w:pPr>
+      <w:r>
+        <w:rPr>
+          <w:rFonts w:ascii="Calibri" w:hAnsi="Calibri" w:eastAsia="微软雅黑"/>
+          <w:b w:val="0"/>
+          <w:i/>
+          <w:color w:val="999999"/>
+          <w:sz w:val="21"/>
+        </w:rPr>
+        <w:t>最大的局限是数据量小——只有15个候选点、日均345单，是一个小区的规模，放到整个城市可能不完全适用。另外我没考虑天气、大促这些动态因素，模型是静态的。如果再做一次，我会拿更大范围的真实运营数据验证，再加上时间维度的动态变化。</w:t>
+      </w:r>
+    </w:p>
+    <w:p>
+      <w:pPr>
+        <w:spacing w:line="360" w:lineRule="auto" w:after="80"/>
+      </w:pPr>
+      <w:r>
+        <w:rPr>
+          <w:rFonts w:ascii="Calibri" w:hAnsi="Calibri" w:eastAsia="微软雅黑"/>
+          <w:b w:val="0"/>
+          <w:color w:val="4A4A4A"/>
+          <w:sz w:val="22"/>
+        </w:rPr>
+        <w:t xml:space="preserve">📌 </w:t>
+      </w:r>
+      <w:r>
+        <w:rPr>
+          <w:rFonts w:ascii="Calibri" w:hAnsi="Calibri" w:eastAsia="微软雅黑"/>
+          <w:b/>
+          <w:color w:val="4A4A4A"/>
+          <w:sz w:val="22"/>
+        </w:rPr>
+        <w:t>项目2：个人AI工作台</w:t>
+      </w:r>
+      <w:r>
+        <w:rPr>
+          <w:rFonts w:ascii="Calibri" w:hAnsi="Calibri" w:eastAsia="微软雅黑"/>
+          <w:b w:val="0"/>
+          <w:color w:val="4A4A4A"/>
+          <w:sz w:val="22"/>
+        </w:rPr>
+      </w:r>
+    </w:p>
+    <w:p>
+      <w:pPr>
+        <w:spacing w:line="360" w:lineRule="auto" w:after="80"/>
+      </w:pPr>
+      <w:r>
+        <w:rPr>
+          <w:rFonts w:ascii="Calibri" w:hAnsi="Calibri" w:eastAsia="微软雅黑"/>
+          <w:b w:val="0"/>
+          <w:color w:val="4A4A4A"/>
+          <w:sz w:val="22"/>
+        </w:rPr>
+      </w:r>
+      <w:r>
+        <w:rPr>
+          <w:rFonts w:ascii="Calibri" w:hAnsi="Calibri" w:eastAsia="微软雅黑"/>
+          <w:b/>
+          <w:color w:val="4A4A4A"/>
+          <w:sz w:val="22"/>
+        </w:rPr>
+        <w:t>追问1：10+模块你一个人怎么做完的？花了多久？</w:t>
+      </w:r>
+      <w:r>
+        <w:rPr>
+          <w:rFonts w:ascii="Calibri" w:hAnsi="Calibri" w:eastAsia="微软雅黑"/>
+          <w:b w:val="0"/>
+          <w:color w:val="4A4A4A"/>
+          <w:sz w:val="22"/>
+        </w:rPr>
+      </w:r>
+    </w:p>
+    <w:p>
+      <w:pPr>
+        <w:spacing w:line="360" w:lineRule="auto" w:after="60"/>
+        <w:ind w:left="567"/>
+        <w:pBdr>
+          <w:left w:val="single" w:sz="12" w:space="8" w:color="E8D8D0"/>
+        </w:pBdr>
+      </w:pPr>
+      <w:r>
+        <w:rPr>
+          <w:rFonts w:ascii="Calibri" w:hAnsi="Calibri" w:eastAsia="微软雅黑"/>
+          <w:b w:val="0"/>
+          <w:i/>
+          <w:color w:val="999999"/>
+          <w:sz w:val="21"/>
+        </w:rPr>
+        <w:t>前后做了大概半年多。我不是一次性做完的，是先把最核心的记账和待办两个模块做出来用着，然后根据自己的使用需求慢慢加新模块。技术上是用原生HTML/CSS/JS做前端，Python写静态生成器把内容转成静态页面，部署在GitHub Pages上。</w:t>
+      </w:r>
+    </w:p>
+    <w:p>
+      <w:pPr>
+        <w:spacing w:line="360" w:lineRule="auto" w:after="80"/>
+      </w:pPr>
+      <w:r>
+        <w:rPr>
+          <w:rFonts w:ascii="Calibri" w:hAnsi="Calibri" w:eastAsia="微软雅黑"/>
+          <w:b w:val="0"/>
+          <w:color w:val="4A4A4A"/>
+          <w:sz w:val="22"/>
+        </w:rPr>
+      </w:r>
+      <w:r>
+        <w:rPr>
+          <w:rFonts w:ascii="Calibri" w:hAnsi="Calibri" w:eastAsia="微软雅黑"/>
+          <w:b/>
+          <w:color w:val="4A4A4A"/>
+          <w:sz w:val="22"/>
+        </w:rPr>
+        <w:t>追问2：你遇到的最难的技术问题是什么？怎么解决的？</w:t>
+      </w:r>
+      <w:r>
+        <w:rPr>
+          <w:rFonts w:ascii="Calibri" w:hAnsi="Calibri" w:eastAsia="微软雅黑"/>
+          <w:b w:val="0"/>
+          <w:color w:val="4A4A4A"/>
+          <w:sz w:val="22"/>
+        </w:rPr>
+      </w:r>
+    </w:p>
+    <w:p>
+      <w:pPr>
+        <w:spacing w:line="360" w:lineRule="auto" w:after="60"/>
+        <w:ind w:left="567"/>
+        <w:pBdr>
+          <w:left w:val="single" w:sz="12" w:space="8" w:color="E8D8D0"/>
+        </w:pBdr>
+      </w:pPr>
+      <w:r>
+        <w:rPr>
+          <w:rFonts w:ascii="Calibri" w:hAnsi="Calibri" w:eastAsia="微软雅黑"/>
+          <w:b w:val="0"/>
+          <w:i/>
+          <w:color w:val="999999"/>
+          <w:sz w:val="21"/>
+        </w:rPr>
+        <w:t>最难的是前后端联调——我一开始前端和Python生成器的数据格式对不上，反复出错。后来我没有硬调，而是先把单个模块在本地跑通，确定数据格式没问题了，再把所有模块串起来，最后再部署。这个"先局部后整体"的思路解决了问题。</w:t>
+      </w:r>
+    </w:p>
+    <w:p>
+      <w:pPr>
+        <w:spacing w:line="360" w:lineRule="auto" w:after="80"/>
+      </w:pPr>
+      <w:r>
+        <w:rPr>
+          <w:rFonts w:ascii="Calibri" w:hAnsi="Calibri" w:eastAsia="微软雅黑"/>
+          <w:b w:val="0"/>
+          <w:color w:val="4A4A4A"/>
+          <w:sz w:val="22"/>
+        </w:rPr>
+      </w:r>
+      <w:r>
+        <w:rPr>
+          <w:rFonts w:ascii="Calibri" w:hAnsi="Calibri" w:eastAsia="微软雅黑"/>
+          <w:b/>
+          <w:color w:val="4A4A4A"/>
+          <w:sz w:val="22"/>
+        </w:rPr>
+        <w:t>追问3：这个跟供应链岗位有什么关系？</w:t>
+      </w:r>
+      <w:r>
+        <w:rPr>
+          <w:rFonts w:ascii="Calibri" w:hAnsi="Calibri" w:eastAsia="微软雅黑"/>
+          <w:b w:val="0"/>
+          <w:color w:val="4A4A4A"/>
+          <w:sz w:val="22"/>
+        </w:rPr>
+      </w:r>
+    </w:p>
+    <w:p>
+      <w:pPr>
+        <w:spacing w:line="360" w:lineRule="auto" w:after="60"/>
+        <w:ind w:left="567"/>
+        <w:pBdr>
+          <w:left w:val="single" w:sz="12" w:space="8" w:color="E8D8D0"/>
+        </w:pBdr>
+      </w:pPr>
+      <w:r>
+        <w:rPr>
+          <w:rFonts w:ascii="Calibri" w:hAnsi="Calibri" w:eastAsia="微软雅黑"/>
+          <w:b w:val="0"/>
+          <w:i/>
+          <w:color w:val="999999"/>
+          <w:sz w:val="21"/>
+        </w:rPr>
+        <w:t>表面上看好像关系不大，但其实有两个共通点：第一，它证明我能快速学习和上手陌生系统——供应链轮岗也是快速上手新业务、新系统，我有这种自学能力；第二，它证明我有用工具提效的意识，联合利华在推供应链数字化，我习惯用工具解决问题，这一点是匹配的。</w:t>
+      </w:r>
+    </w:p>
+    <w:p>
+      <w:pPr>
+        <w:spacing w:line="360" w:lineRule="auto" w:after="80"/>
+      </w:pPr>
+      <w:r>
+        <w:rPr>
+          <w:rFonts w:ascii="Calibri" w:hAnsi="Calibri" w:eastAsia="微软雅黑"/>
+          <w:b w:val="0"/>
+          <w:color w:val="4A4A4A"/>
+          <w:sz w:val="22"/>
+        </w:rPr>
+      </w:r>
+      <w:r>
+        <w:rPr>
+          <w:rFonts w:ascii="Calibri" w:hAnsi="Calibri" w:eastAsia="微软雅黑"/>
+          <w:b/>
+          <w:color w:val="4A4A4A"/>
+          <w:sz w:val="22"/>
+        </w:rPr>
+        <w:t>追问4：你用了哪些AI工具？怎么用的？</w:t>
+      </w:r>
+      <w:r>
+        <w:rPr>
+          <w:rFonts w:ascii="Calibri" w:hAnsi="Calibri" w:eastAsia="微软雅黑"/>
+          <w:b w:val="0"/>
+          <w:color w:val="4A4A4A"/>
+          <w:sz w:val="22"/>
+        </w:rPr>
+      </w:r>
+    </w:p>
+    <w:p>
+      <w:pPr>
+        <w:spacing w:line="360" w:lineRule="auto" w:after="60"/>
+        <w:ind w:left="567"/>
+        <w:pBdr>
+          <w:left w:val="single" w:sz="12" w:space="8" w:color="E8D8D0"/>
+        </w:pBdr>
+      </w:pPr>
+      <w:r>
+        <w:rPr>
+          <w:rFonts w:ascii="Calibri" w:hAnsi="Calibri" w:eastAsia="微软雅黑"/>
+          <w:b w:val="0"/>
+          <w:i/>
+          <w:color w:val="999999"/>
+          <w:sz w:val="21"/>
+        </w:rPr>
+        <w:t>我日常用豆包、Codex这些AI工具辅助开发。比如写代码的时候让AI帮我查语法、debug一些小问题，写文档的时候让AI帮我整理结构。我不是让AI替我做，而是用AI把重复劳动的效率提上去，自己专注在设计和逻辑上。</w:t>
+      </w:r>
+    </w:p>
+    <w:p>
+      <w:pPr>
+        <w:spacing w:line="360" w:lineRule="auto" w:after="80"/>
+      </w:pPr>
+      <w:r>
+        <w:rPr>
+          <w:rFonts w:ascii="Calibri" w:hAnsi="Calibri" w:eastAsia="微软雅黑"/>
+          <w:b w:val="0"/>
+          <w:color w:val="4A4A4A"/>
+          <w:sz w:val="22"/>
+        </w:rPr>
+      </w:r>
+      <w:r>
+        <w:rPr>
+          <w:rFonts w:ascii="Calibri" w:hAnsi="Calibri" w:eastAsia="微软雅黑"/>
+          <w:b/>
+          <w:color w:val="4A4A4A"/>
+          <w:sz w:val="22"/>
+        </w:rPr>
+        <w:t>追问5：为什么要自己做一个工作台？用现成的Notion、飞书不好吗？</w:t>
+      </w:r>
+      <w:r>
+        <w:rPr>
+          <w:rFonts w:ascii="Calibri" w:hAnsi="Calibri" w:eastAsia="微软雅黑"/>
+          <w:b w:val="0"/>
+          <w:color w:val="4A4A4A"/>
+          <w:sz w:val="22"/>
+        </w:rPr>
+      </w:r>
+    </w:p>
+    <w:p>
+      <w:pPr>
+        <w:spacing w:line="360" w:lineRule="auto" w:after="60"/>
+        <w:ind w:left="567"/>
+        <w:pBdr>
+          <w:left w:val="single" w:sz="12" w:space="8" w:color="E8D8D0"/>
+        </w:pBdr>
+      </w:pPr>
+      <w:r>
+        <w:rPr>
+          <w:rFonts w:ascii="Calibri" w:hAnsi="Calibri" w:eastAsia="微软雅黑"/>
+          <w:b w:val="0"/>
+          <w:i/>
+          <w:color w:val="999999"/>
+          <w:sz w:val="21"/>
+        </w:rPr>
+        <w:t>现成的工具当然能用，但我的需求比较个性化——我想要一个完全自己掌控、数据都在自己手里的系统。而且做这个过程本身就是学习，我把整个从需求设计到开发部署都走了一遍，对"怎么搭一个系统"有了完整的理解。这个能力放到供应链上，就是我能更快理解和上手企业的各种系统。</w:t>
+      </w:r>
+    </w:p>
+    <w:p>
+      <w:pPr>
+        <w:spacing w:line="360" w:lineRule="auto" w:after="80"/>
+      </w:pPr>
+      <w:r>
+        <w:rPr>
+          <w:rFonts w:ascii="Calibri" w:hAnsi="Calibri" w:eastAsia="微软雅黑"/>
+          <w:b w:val="0"/>
+          <w:color w:val="4A4A4A"/>
+          <w:sz w:val="22"/>
+        </w:rPr>
+        <w:t xml:space="preserve">📌 </w:t>
+      </w:r>
+      <w:r>
+        <w:rPr>
+          <w:rFonts w:ascii="Calibri" w:hAnsi="Calibri" w:eastAsia="微软雅黑"/>
+          <w:b/>
+          <w:color w:val="4A4A4A"/>
+          <w:sz w:val="22"/>
+        </w:rPr>
+        <w:t>项目3：ERP供应链全流程模拟操作</w:t>
+      </w:r>
+      <w:r>
+        <w:rPr>
+          <w:rFonts w:ascii="Calibri" w:hAnsi="Calibri" w:eastAsia="微软雅黑"/>
+          <w:b w:val="0"/>
+          <w:color w:val="4A4A4A"/>
+          <w:sz w:val="22"/>
+        </w:rPr>
+      </w:r>
+    </w:p>
+    <w:p>
+      <w:pPr>
+        <w:spacing w:line="360" w:lineRule="auto" w:after="80"/>
+      </w:pPr>
+      <w:r>
+        <w:rPr>
+          <w:rFonts w:ascii="Calibri" w:hAnsi="Calibri" w:eastAsia="微软雅黑"/>
+          <w:b w:val="0"/>
+          <w:color w:val="4A4A4A"/>
+          <w:sz w:val="22"/>
+        </w:rPr>
+      </w:r>
+      <w:r>
+        <w:rPr>
+          <w:rFonts w:ascii="Calibri" w:hAnsi="Calibri" w:eastAsia="微软雅黑"/>
+          <w:b/>
+          <w:color w:val="4A4A4A"/>
+          <w:sz w:val="22"/>
+        </w:rPr>
+        <w:t>追问1：用友U8+你具体操作了哪些模块？最熟哪个？</w:t>
+      </w:r>
+      <w:r>
+        <w:rPr>
+          <w:rFonts w:ascii="Calibri" w:hAnsi="Calibri" w:eastAsia="微软雅黑"/>
+          <w:b w:val="0"/>
+          <w:color w:val="4A4A4A"/>
+          <w:sz w:val="22"/>
+        </w:rPr>
+      </w:r>
+    </w:p>
+    <w:p>
+      <w:pPr>
+        <w:spacing w:line="360" w:lineRule="auto" w:after="60"/>
+        <w:ind w:left="567"/>
+        <w:pBdr>
+          <w:left w:val="single" w:sz="12" w:space="8" w:color="E8D8D0"/>
+        </w:pBdr>
+      </w:pPr>
+      <w:r>
+        <w:rPr>
+          <w:rFonts w:ascii="Calibri" w:hAnsi="Calibri" w:eastAsia="微软雅黑"/>
+          <w:b w:val="0"/>
+          <w:i/>
+          <w:color w:val="999999"/>
+          <w:sz w:val="21"/>
+        </w:rPr>
+        <w:t>我最熟的是采购到付款全流程——从采购订单、到货入库、发票校验到付款凭证，整条链路都走过。另外销售模块和库存核算也操作过。我当时是账套主管角色，所以各个模块之间的联动逻辑我比较清楚，比如入库后库存数量自动增加、发票校验后应付账款自动生成这些。</w:t>
+      </w:r>
+    </w:p>
+    <w:p>
+      <w:pPr>
+        <w:spacing w:line="360" w:lineRule="auto" w:after="80"/>
+      </w:pPr>
+      <w:r>
+        <w:rPr>
+          <w:rFonts w:ascii="Calibri" w:hAnsi="Calibri" w:eastAsia="微软雅黑"/>
+          <w:b w:val="0"/>
+          <w:color w:val="4A4A4A"/>
+          <w:sz w:val="22"/>
+        </w:rPr>
+      </w:r>
+      <w:r>
+        <w:rPr>
+          <w:rFonts w:ascii="Calibri" w:hAnsi="Calibri" w:eastAsia="微软雅黑"/>
+          <w:b/>
+          <w:color w:val="4A4A4A"/>
+          <w:sz w:val="22"/>
+        </w:rPr>
+        <w:t>追问2：你怎么理解"供应链端到端"？</w:t>
+      </w:r>
+      <w:r>
+        <w:rPr>
+          <w:rFonts w:ascii="Calibri" w:hAnsi="Calibri" w:eastAsia="微软雅黑"/>
+          <w:b w:val="0"/>
+          <w:color w:val="4A4A4A"/>
+          <w:sz w:val="22"/>
+        </w:rPr>
+      </w:r>
+    </w:p>
+    <w:p>
+      <w:pPr>
+        <w:spacing w:line="360" w:lineRule="auto" w:after="60"/>
+        <w:ind w:left="567"/>
+        <w:pBdr>
+          <w:left w:val="single" w:sz="12" w:space="8" w:color="E8D8D0"/>
+        </w:pBdr>
+      </w:pPr>
+      <w:r>
+        <w:rPr>
+          <w:rFonts w:ascii="Calibri" w:hAnsi="Calibri" w:eastAsia="微软雅黑"/>
+          <w:b w:val="0"/>
+          <w:i/>
+          <w:color w:val="999999"/>
+          <w:sz w:val="21"/>
+        </w:rPr>
+        <w:t>就是Plan（计划）、Source（采购）、Make（生产）、Deliver（交付）这四个环节是打通的。计划决定要采购什么，采购决定入多少库，生产决定怎么用，交付决定怎么送到客户手里。这四个环节不能各干各的，要数据打通。我在ERP模拟里跑过完整链路，对这个端到端的流转有直观理解。</w:t>
+      </w:r>
+    </w:p>
+    <w:p>
+      <w:pPr>
+        <w:spacing w:line="360" w:lineRule="auto" w:after="80"/>
+      </w:pPr>
+      <w:r>
+        <w:rPr>
+          <w:rFonts w:ascii="Calibri" w:hAnsi="Calibri" w:eastAsia="微软雅黑"/>
+          <w:b w:val="0"/>
+          <w:color w:val="4A4A4A"/>
+          <w:sz w:val="22"/>
+        </w:rPr>
+      </w:r>
+      <w:r>
+        <w:rPr>
+          <w:rFonts w:ascii="Calibri" w:hAnsi="Calibri" w:eastAsia="微软雅黑"/>
+          <w:b/>
+          <w:color w:val="4A4A4A"/>
+          <w:sz w:val="22"/>
+        </w:rPr>
+        <w:t>追问3：你在操作ERP过程中遇到过什么问题？怎么解决的？</w:t>
+      </w:r>
+      <w:r>
+        <w:rPr>
+          <w:rFonts w:ascii="Calibri" w:hAnsi="Calibri" w:eastAsia="微软雅黑"/>
+          <w:b w:val="0"/>
+          <w:color w:val="4A4A4A"/>
+          <w:sz w:val="22"/>
+        </w:rPr>
+      </w:r>
+    </w:p>
+    <w:p>
+      <w:pPr>
+        <w:spacing w:line="360" w:lineRule="auto" w:after="60"/>
+        <w:ind w:left="567"/>
+        <w:pBdr>
+          <w:left w:val="single" w:sz="12" w:space="8" w:color="E8D8D0"/>
+        </w:pBdr>
+      </w:pPr>
+      <w:r>
+        <w:rPr>
+          <w:rFonts w:ascii="Calibri" w:hAnsi="Calibri" w:eastAsia="微软雅黑"/>
+          <w:b w:val="0"/>
+          <w:i/>
+          <w:color w:val="999999"/>
+          <w:sz w:val="21"/>
+        </w:rPr>
+        <w:t>有一次入库单和发票金额对不上，系统提示不能过账。我一开始以为是操作错了，反复录了好几遍都不行。后来仔细查才发现是前面采购订单的单价填错了，导致后面全链路数据都不对。从那以后我就养成了一个习惯：每一步录入完都核对一下关键字段，从源头把错挡住，不要等到最后才发现。</w:t>
+      </w:r>
+    </w:p>
+    <w:p>
+      <w:pPr>
+        <w:spacing w:line="360" w:lineRule="auto" w:after="80"/>
+      </w:pPr>
+      <w:r>
+        <w:rPr>
+          <w:rFonts w:ascii="Calibri" w:hAnsi="Calibri" w:eastAsia="微软雅黑"/>
+          <w:b w:val="0"/>
+          <w:color w:val="4A4A4A"/>
+          <w:sz w:val="22"/>
+        </w:rPr>
+      </w:r>
+      <w:r>
+        <w:rPr>
+          <w:rFonts w:ascii="Calibri" w:hAnsi="Calibri" w:eastAsia="微软雅黑"/>
+          <w:b/>
+          <w:color w:val="4A4A4A"/>
+          <w:sz w:val="22"/>
+        </w:rPr>
+        <w:t>追问4：企业真实的ERP和你在学校模拟的有什么不一样？</w:t>
+      </w:r>
+      <w:r>
+        <w:rPr>
+          <w:rFonts w:ascii="Calibri" w:hAnsi="Calibri" w:eastAsia="微软雅黑"/>
+          <w:b w:val="0"/>
+          <w:color w:val="4A4A4A"/>
+          <w:sz w:val="22"/>
+        </w:rPr>
+      </w:r>
+    </w:p>
+    <w:p>
+      <w:pPr>
+        <w:spacing w:line="360" w:lineRule="auto" w:after="60"/>
+        <w:ind w:left="567"/>
+        <w:pBdr>
+          <w:left w:val="single" w:sz="12" w:space="8" w:color="E8D8D0"/>
+        </w:pBdr>
+      </w:pPr>
+      <w:r>
+        <w:rPr>
+          <w:rFonts w:ascii="Calibri" w:hAnsi="Calibri" w:eastAsia="微软雅黑"/>
+          <w:b w:val="0"/>
+          <w:i/>
+          <w:color w:val="999999"/>
+          <w:sz w:val="21"/>
+        </w:rPr>
+        <w:t>学校模拟的是理想化的流程，数据量小、场景简单。真实企业的ERP肯定更复杂——数据量大、异常情况多、不同部门同时操作还会有权限和流程审批。但核心逻辑是一样的：单据流转、模块联动、账实一致。我觉得学校打的基础是通用的，上手真实系统主要是适应新的界面和更复杂的业务场景。</w:t>
+      </w:r>
+    </w:p>
+    <w:p>
+      <w:pPr>
+        <w:spacing w:line="360" w:lineRule="auto" w:after="80"/>
+      </w:pPr>
+      <w:r>
+        <w:rPr>
+          <w:rFonts w:ascii="Calibri" w:hAnsi="Calibri" w:eastAsia="微软雅黑"/>
+          <w:b w:val="0"/>
+          <w:color w:val="4A4A4A"/>
+          <w:sz w:val="22"/>
+        </w:rPr>
+      </w:r>
+      <w:r>
+        <w:rPr>
+          <w:rFonts w:ascii="Calibri" w:hAnsi="Calibri" w:eastAsia="微软雅黑"/>
+          <w:b/>
+          <w:color w:val="4A4A4A"/>
+          <w:sz w:val="22"/>
+        </w:rPr>
+        <w:t>追问5：除了用友U8+，你还接触过其他ERP系统吗？</w:t>
+      </w:r>
+      <w:r>
+        <w:rPr>
+          <w:rFonts w:ascii="Calibri" w:hAnsi="Calibri" w:eastAsia="微软雅黑"/>
+          <w:b w:val="0"/>
+          <w:color w:val="4A4A4A"/>
+          <w:sz w:val="22"/>
+        </w:rPr>
+      </w:r>
+    </w:p>
+    <w:p>
+      <w:pPr>
+        <w:spacing w:line="360" w:lineRule="auto" w:after="60"/>
+        <w:ind w:left="567"/>
+        <w:pBdr>
+          <w:left w:val="single" w:sz="12" w:space="8" w:color="E8D8D0"/>
+        </w:pBdr>
+      </w:pPr>
+      <w:r>
+        <w:rPr>
+          <w:rFonts w:ascii="Calibri" w:hAnsi="Calibri" w:eastAsia="微软雅黑"/>
+          <w:b w:val="0"/>
+          <w:i/>
+          <w:color w:val="999999"/>
+          <w:sz w:val="21"/>
+        </w:rPr>
+        <w:t>学校里主要用的就是用友U8+，这是我最熟的。但我觉得ERP系统虽然界面不一样，但核心逻辑是相通的——都是采购、销售、库存、财务这几个模块的联动。我学习新系统应该比较快，之前搭个人工作台也是从零学的前端和Python。</w:t>
+      </w:r>
+    </w:p>
+    <w:p>
+      <w:pPr>
+        <w:spacing w:line="360" w:lineRule="auto" w:after="80"/>
+      </w:pPr>
+      <w:r>
+        <w:rPr>
+          <w:rFonts w:ascii="Calibri" w:hAnsi="Calibri" w:eastAsia="微软雅黑"/>
+          <w:b w:val="0"/>
+          <w:color w:val="4A4A4A"/>
+          <w:sz w:val="22"/>
+        </w:rPr>
+        <w:t xml:space="preserve">📌 </w:t>
+      </w:r>
+      <w:r>
+        <w:rPr>
+          <w:rFonts w:ascii="Calibri" w:hAnsi="Calibri" w:eastAsia="微软雅黑"/>
+          <w:b/>
+          <w:color w:val="4A4A4A"/>
+          <w:sz w:val="22"/>
+        </w:rPr>
+        <w:t>实践：鱼跃尚成 项目助理</w:t>
+      </w:r>
+      <w:r>
+        <w:rPr>
+          <w:rFonts w:ascii="Calibri" w:hAnsi="Calibri" w:eastAsia="微软雅黑"/>
+          <w:b w:val="0"/>
+          <w:color w:val="4A4A4A"/>
+          <w:sz w:val="22"/>
+        </w:rPr>
+      </w:r>
+    </w:p>
+    <w:p>
+      <w:pPr>
+        <w:spacing w:line="360" w:lineRule="auto" w:after="80"/>
+      </w:pPr>
+      <w:r>
+        <w:rPr>
+          <w:rFonts w:ascii="Calibri" w:hAnsi="Calibri" w:eastAsia="微软雅黑"/>
+          <w:b w:val="0"/>
+          <w:color w:val="4A4A4A"/>
+          <w:sz w:val="22"/>
+        </w:rPr>
+      </w:r>
+      <w:r>
+        <w:rPr>
+          <w:rFonts w:ascii="Calibri" w:hAnsi="Calibri" w:eastAsia="微软雅黑"/>
+          <w:b/>
+          <w:color w:val="4A4A4A"/>
+          <w:sz w:val="22"/>
+        </w:rPr>
+        <w:t>追问1：200多份材料具体是什么？你负责哪些环节？</w:t>
+      </w:r>
+      <w:r>
+        <w:rPr>
+          <w:rFonts w:ascii="Calibri" w:hAnsi="Calibri" w:eastAsia="微软雅黑"/>
+          <w:b w:val="0"/>
+          <w:color w:val="4A4A4A"/>
+          <w:sz w:val="22"/>
+        </w:rPr>
+      </w:r>
+    </w:p>
+    <w:p>
+      <w:pPr>
+        <w:spacing w:line="360" w:lineRule="auto" w:after="60"/>
+        <w:ind w:left="567"/>
+        <w:pBdr>
+          <w:left w:val="single" w:sz="12" w:space="8" w:color="E8D8D0"/>
+        </w:pBdr>
+      </w:pPr>
+      <w:r>
+        <w:rPr>
+          <w:rFonts w:ascii="Calibri" w:hAnsi="Calibri" w:eastAsia="微软雅黑"/>
+          <w:b w:val="0"/>
+          <w:i/>
+          <w:color w:val="999999"/>
+          <w:sz w:val="21"/>
+        </w:rPr>
+        <w:t>是学员的学历提升申报材料，包括身份证、毕业证、成绩单、报名表这些。我负责的是从各个渠道收上来之后，核对信息齐不齐、格式对不对，然后按项目分类整理，再统一提交给学校。相当于中间的质控和统筹环节。</w:t>
+      </w:r>
+    </w:p>
+    <w:p>
+      <w:pPr>
+        <w:spacing w:line="360" w:lineRule="auto" w:after="80"/>
+      </w:pPr>
+      <w:r>
+        <w:rPr>
+          <w:rFonts w:ascii="Calibri" w:hAnsi="Calibri" w:eastAsia="微软雅黑"/>
+          <w:b w:val="0"/>
+          <w:color w:val="4A4A4A"/>
+          <w:sz w:val="22"/>
+        </w:rPr>
+      </w:r>
+      <w:r>
+        <w:rPr>
+          <w:rFonts w:ascii="Calibri" w:hAnsi="Calibri" w:eastAsia="微软雅黑"/>
+          <w:b/>
+          <w:color w:val="4A4A4A"/>
+          <w:sz w:val="22"/>
+        </w:rPr>
+        <w:t>追问2：三级校验机制具体是怎么运作的？</w:t>
+      </w:r>
+      <w:r>
+        <w:rPr>
+          <w:rFonts w:ascii="Calibri" w:hAnsi="Calibri" w:eastAsia="微软雅黑"/>
+          <w:b w:val="0"/>
+          <w:color w:val="4A4A4A"/>
+          <w:sz w:val="22"/>
+        </w:rPr>
+      </w:r>
+    </w:p>
+    <w:p>
+      <w:pPr>
+        <w:spacing w:line="360" w:lineRule="auto" w:after="60"/>
+        <w:ind w:left="567"/>
+        <w:pBdr>
+          <w:left w:val="single" w:sz="12" w:space="8" w:color="E8D8D0"/>
+        </w:pBdr>
+      </w:pPr>
+      <w:r>
+        <w:rPr>
+          <w:rFonts w:ascii="Calibri" w:hAnsi="Calibri" w:eastAsia="微软雅黑"/>
+          <w:b w:val="0"/>
+          <w:i/>
+          <w:color w:val="999999"/>
+          <w:sz w:val="21"/>
+        </w:rPr>
+        <w:t>分三层：第一层是录入人自己交上来的时候先自校一遍，对照清单看有没有缺；第二层是我这边核对，把交上来的材料和Excel台账一条一条对，看有没有漏填、错填；第三层是正式提交之前我再整体过一遍，确保零差错才往上交。三层下来，出错概率就很低了。</w:t>
+      </w:r>
+    </w:p>
+    <w:p>
+      <w:pPr>
+        <w:spacing w:line="360" w:lineRule="auto" w:after="80"/>
+      </w:pPr>
+      <w:r>
+        <w:rPr>
+          <w:rFonts w:ascii="Calibri" w:hAnsi="Calibri" w:eastAsia="微软雅黑"/>
+          <w:b w:val="0"/>
+          <w:color w:val="4A4A4A"/>
+          <w:sz w:val="22"/>
+        </w:rPr>
+      </w:r>
+      <w:r>
+        <w:rPr>
+          <w:rFonts w:ascii="Calibri" w:hAnsi="Calibri" w:eastAsia="微软雅黑"/>
+          <w:b/>
+          <w:color w:val="4A4A4A"/>
+          <w:sz w:val="22"/>
+        </w:rPr>
+        <w:t>追问3：你用Excel搭的台账有什么功能？</w:t>
+      </w:r>
+      <w:r>
+        <w:rPr>
+          <w:rFonts w:ascii="Calibri" w:hAnsi="Calibri" w:eastAsia="微软雅黑"/>
+          <w:b w:val="0"/>
+          <w:color w:val="4A4A4A"/>
+          <w:sz w:val="22"/>
+        </w:rPr>
+      </w:r>
+    </w:p>
+    <w:p>
+      <w:pPr>
+        <w:spacing w:line="360" w:lineRule="auto" w:after="60"/>
+        <w:ind w:left="567"/>
+        <w:pBdr>
+          <w:left w:val="single" w:sz="12" w:space="8" w:color="E8D8D0"/>
+        </w:pBdr>
+      </w:pPr>
+      <w:r>
+        <w:rPr>
+          <w:rFonts w:ascii="Calibri" w:hAnsi="Calibri" w:eastAsia="微软雅黑"/>
+          <w:b w:val="0"/>
+          <w:i/>
+          <w:color w:val="999999"/>
+          <w:sz w:val="21"/>
+        </w:rPr>
+        <w:t>台账是一张主表，大概20多列，包括姓名、身份证号、申报项目、材料齐不齐、提交到哪一步了、备注这些。我用了数据验证做下拉选项，用条件格式把缺材料的行标红，用VLOOKUP自动匹配一些信息。谁缺材料、谁交完了，一眼就能看到。</w:t>
+      </w:r>
+    </w:p>
+    <w:p>
+      <w:pPr>
+        <w:spacing w:line="360" w:lineRule="auto" w:after="80"/>
+      </w:pPr>
+      <w:r>
+        <w:rPr>
+          <w:rFonts w:ascii="Calibri" w:hAnsi="Calibri" w:eastAsia="微软雅黑"/>
+          <w:b w:val="0"/>
+          <w:color w:val="4A4A4A"/>
+          <w:sz w:val="22"/>
+        </w:rPr>
+      </w:r>
+      <w:r>
+        <w:rPr>
+          <w:rFonts w:ascii="Calibri" w:hAnsi="Calibri" w:eastAsia="微软雅黑"/>
+          <w:b/>
+          <w:color w:val="4A4A4A"/>
+          <w:sz w:val="22"/>
+        </w:rPr>
+        <w:t>追问4：对接多个部门怎么推进？会不会被拖？</w:t>
+      </w:r>
+      <w:r>
+        <w:rPr>
+          <w:rFonts w:ascii="Calibri" w:hAnsi="Calibri" w:eastAsia="微软雅黑"/>
+          <w:b w:val="0"/>
+          <w:color w:val="4A4A4A"/>
+          <w:sz w:val="22"/>
+        </w:rPr>
+      </w:r>
+    </w:p>
+    <w:p>
+      <w:pPr>
+        <w:spacing w:line="360" w:lineRule="auto" w:after="60"/>
+        <w:ind w:left="567"/>
+        <w:pBdr>
+          <w:left w:val="single" w:sz="12" w:space="8" w:color="E8D8D0"/>
+        </w:pBdr>
+      </w:pPr>
+      <w:r>
+        <w:rPr>
+          <w:rFonts w:ascii="Calibri" w:hAnsi="Calibri" w:eastAsia="微软雅黑"/>
+          <w:b w:val="0"/>
+          <w:i/>
+          <w:color w:val="999999"/>
+          <w:sz w:val="21"/>
+        </w:rPr>
+        <w:t>我不会挨个去催，而是把进度按月汇总成一张表，主动发给各个对接人，让他们看到自己这一环是什么时候截止。这样大家就有紧迫感，不用我追着问。而且把标准流程写清楚了，大家知道要交什么、交到哪，配合起来就顺。</w:t>
+      </w:r>
+    </w:p>
+    <w:p>
+      <w:pPr>
+        <w:spacing w:line="360" w:lineRule="auto" w:after="80"/>
+      </w:pPr>
+      <w:r>
+        <w:rPr>
+          <w:rFonts w:ascii="Calibri" w:hAnsi="Calibri" w:eastAsia="微软雅黑"/>
+          <w:b w:val="0"/>
+          <w:color w:val="4A4A4A"/>
+          <w:sz w:val="22"/>
+        </w:rPr>
+      </w:r>
+      <w:r>
+        <w:rPr>
+          <w:rFonts w:ascii="Calibri" w:hAnsi="Calibri" w:eastAsia="微软雅黑"/>
+          <w:b/>
+          <w:color w:val="4A4A4A"/>
+          <w:sz w:val="22"/>
+        </w:rPr>
+        <w:t>追问5：这段经历对你做供应链有什么启发？</w:t>
+      </w:r>
+      <w:r>
+        <w:rPr>
+          <w:rFonts w:ascii="Calibri" w:hAnsi="Calibri" w:eastAsia="微软雅黑"/>
+          <w:b w:val="0"/>
+          <w:color w:val="4A4A4A"/>
+          <w:sz w:val="22"/>
+        </w:rPr>
+      </w:r>
+    </w:p>
+    <w:p>
+      <w:pPr>
+        <w:spacing w:line="360" w:lineRule="auto" w:after="60"/>
+        <w:ind w:left="567"/>
+        <w:pBdr>
+          <w:left w:val="single" w:sz="12" w:space="8" w:color="E8D8D0"/>
+        </w:pBdr>
+      </w:pPr>
+      <w:r>
+        <w:rPr>
+          <w:rFonts w:ascii="Calibri" w:hAnsi="Calibri" w:eastAsia="微软雅黑"/>
+          <w:b w:val="0"/>
+          <w:i/>
+          <w:color w:val="999999"/>
+          <w:sz w:val="21"/>
+        </w:rPr>
+        <w:t>最大的启发是"流程标准化+节点化"的重要性。200多份材料看着复杂，但拆成录入、核对、提交几个节点，每个节点有明确的标准和检查点，就不复杂了。供应链也是一样——采购、入库、出库、配送，每个环节把标准定好、节点卡清楚，整个流程就顺畅了。</w:t>
+      </w:r>
+    </w:p>
+    <w:p>
+      <w:pPr>
+        <w:spacing w:line="360" w:lineRule="auto" w:after="80"/>
+      </w:pPr>
+      <w:r>
+        <w:rPr>
+          <w:rFonts w:ascii="Calibri" w:hAnsi="Calibri" w:eastAsia="微软雅黑"/>
+          <w:b w:val="0"/>
+          <w:color w:val="4A4A4A"/>
+          <w:sz w:val="22"/>
+        </w:rPr>
+        <w:t xml:space="preserve">📌 </w:t>
+      </w:r>
+      <w:r>
+        <w:rPr>
+          <w:rFonts w:ascii="Calibri" w:hAnsi="Calibri" w:eastAsia="微软雅黑"/>
+          <w:b/>
+          <w:color w:val="4A4A4A"/>
+          <w:sz w:val="22"/>
+        </w:rPr>
+        <w:t>实践：瑞幸咖啡 咖啡师（兼职）</w:t>
+      </w:r>
+      <w:r>
+        <w:rPr>
+          <w:rFonts w:ascii="Calibri" w:hAnsi="Calibri" w:eastAsia="微软雅黑"/>
+          <w:b w:val="0"/>
+          <w:color w:val="4A4A4A"/>
+          <w:sz w:val="22"/>
+        </w:rPr>
+      </w:r>
+    </w:p>
+    <w:p>
+      <w:pPr>
+        <w:spacing w:line="360" w:lineRule="auto" w:after="80"/>
+      </w:pPr>
+      <w:r>
+        <w:rPr>
+          <w:rFonts w:ascii="Calibri" w:hAnsi="Calibri" w:eastAsia="微软雅黑"/>
+          <w:b w:val="0"/>
+          <w:color w:val="4A4A4A"/>
+          <w:sz w:val="22"/>
+        </w:rPr>
+      </w:r>
+      <w:r>
+        <w:rPr>
+          <w:rFonts w:ascii="Calibri" w:hAnsi="Calibri" w:eastAsia="微软雅黑"/>
+          <w:b/>
+          <w:color w:val="4A4A4A"/>
+          <w:sz w:val="22"/>
+        </w:rPr>
+        <w:t>追问1：你具体怎么做库存盘点？多久盘一次？</w:t>
+      </w:r>
+      <w:r>
+        <w:rPr>
+          <w:rFonts w:ascii="Calibri" w:hAnsi="Calibri" w:eastAsia="微软雅黑"/>
+          <w:b w:val="0"/>
+          <w:color w:val="4A4A4A"/>
+          <w:sz w:val="22"/>
+        </w:rPr>
+      </w:r>
+    </w:p>
+    <w:p>
+      <w:pPr>
+        <w:spacing w:line="360" w:lineRule="auto" w:after="60"/>
+        <w:ind w:left="567"/>
+        <w:pBdr>
+          <w:left w:val="single" w:sz="12" w:space="8" w:color="E8D8D0"/>
+        </w:pBdr>
+      </w:pPr>
+      <w:r>
+        <w:rPr>
+          <w:rFonts w:ascii="Calibri" w:hAnsi="Calibri" w:eastAsia="微软雅黑"/>
+          <w:b w:val="0"/>
+          <w:i/>
+          <w:color w:val="999999"/>
+          <w:sz w:val="21"/>
+        </w:rPr>
+        <w:t>每天交接班的时候盘核心物料——咖啡豆、牛奶、糖浆这些用量大的。每个月底做一次全盘，所有物料都点一遍。盘点的时候要核对系统库存和实际库存是不是一致，有差异要找原因。</w:t>
+      </w:r>
+    </w:p>
+    <w:p>
+      <w:pPr>
+        <w:spacing w:line="360" w:lineRule="auto" w:after="80"/>
+      </w:pPr>
+      <w:r>
+        <w:rPr>
+          <w:rFonts w:ascii="Calibri" w:hAnsi="Calibri" w:eastAsia="微软雅黑"/>
+          <w:b w:val="0"/>
+          <w:color w:val="4A4A4A"/>
+          <w:sz w:val="22"/>
+        </w:rPr>
+      </w:r>
+      <w:r>
+        <w:rPr>
+          <w:rFonts w:ascii="Calibri" w:hAnsi="Calibri" w:eastAsia="微软雅黑"/>
+          <w:b/>
+          <w:color w:val="4A4A4A"/>
+          <w:sz w:val="22"/>
+        </w:rPr>
+        <w:t>追问2：效期管理具体怎么做的？遇到过过期物料吗？</w:t>
+      </w:r>
+      <w:r>
+        <w:rPr>
+          <w:rFonts w:ascii="Calibri" w:hAnsi="Calibri" w:eastAsia="微软雅黑"/>
+          <w:b w:val="0"/>
+          <w:color w:val="4A4A4A"/>
+          <w:sz w:val="22"/>
+        </w:rPr>
+      </w:r>
+    </w:p>
+    <w:p>
+      <w:pPr>
+        <w:spacing w:line="360" w:lineRule="auto" w:after="60"/>
+        <w:ind w:left="567"/>
+        <w:pBdr>
+          <w:left w:val="single" w:sz="12" w:space="8" w:color="E8D8D0"/>
+        </w:pBdr>
+      </w:pPr>
+      <w:r>
+        <w:rPr>
+          <w:rFonts w:ascii="Calibri" w:hAnsi="Calibri" w:eastAsia="微软雅黑"/>
+          <w:b w:val="0"/>
+          <w:i/>
+          <w:color w:val="999999"/>
+          <w:sz w:val="21"/>
+        </w:rPr>
+        <w:t>主要是"先进先出"——新到的原料放后面，快过期的放前面先用。每种原料开封后能用多久都标清楚，到时间了就扔。比如牛奶开封后冷藏只能用48小时。过期物料肯定遇到过，但不多，因为我会定期检查效期表，提前把快到期的用掉。</w:t>
+      </w:r>
+    </w:p>
+    <w:p>
+      <w:pPr>
+        <w:spacing w:line="360" w:lineRule="auto" w:after="80"/>
+      </w:pPr>
+      <w:r>
+        <w:rPr>
+          <w:rFonts w:ascii="Calibri" w:hAnsi="Calibri" w:eastAsia="微软雅黑"/>
+          <w:b w:val="0"/>
+          <w:color w:val="4A4A4A"/>
+          <w:sz w:val="22"/>
+        </w:rPr>
+      </w:r>
+      <w:r>
+        <w:rPr>
+          <w:rFonts w:ascii="Calibri" w:hAnsi="Calibri" w:eastAsia="微软雅黑"/>
+          <w:b/>
+          <w:color w:val="4A4A4A"/>
+          <w:sz w:val="22"/>
+        </w:rPr>
+        <w:t>追问3：你怎么根据销售规律备货？备货量怎么定？</w:t>
+      </w:r>
+      <w:r>
+        <w:rPr>
+          <w:rFonts w:ascii="Calibri" w:hAnsi="Calibri" w:eastAsia="微软雅黑"/>
+          <w:b w:val="0"/>
+          <w:color w:val="4A4A4A"/>
+          <w:sz w:val="22"/>
+        </w:rPr>
+      </w:r>
+    </w:p>
+    <w:p>
+      <w:pPr>
+        <w:spacing w:line="360" w:lineRule="auto" w:after="60"/>
+        <w:ind w:left="567"/>
+        <w:pBdr>
+          <w:left w:val="single" w:sz="12" w:space="8" w:color="E8D8D0"/>
+        </w:pBdr>
+      </w:pPr>
+      <w:r>
+        <w:rPr>
+          <w:rFonts w:ascii="Calibri" w:hAnsi="Calibri" w:eastAsia="微软雅黑"/>
+          <w:b w:val="0"/>
+          <w:i/>
+          <w:color w:val="999999"/>
+          <w:sz w:val="21"/>
+        </w:rPr>
+        <w:t>我主要看前一周的销售数据，工作日和周末差别很大，上午和下午也不一样。我把每天分成几个时段，参考上周同时段的销量，估算需要备多少。另外大促的时候比如9.9活动，会提前多备一些。本质就是"历史数据+当日预判"。</w:t>
+      </w:r>
+    </w:p>
+    <w:p>
+      <w:pPr>
+        <w:spacing w:line="360" w:lineRule="auto" w:after="80"/>
+      </w:pPr>
+      <w:r>
+        <w:rPr>
+          <w:rFonts w:ascii="Calibri" w:hAnsi="Calibri" w:eastAsia="微软雅黑"/>
+          <w:b w:val="0"/>
+          <w:color w:val="4A4A4A"/>
+          <w:sz w:val="22"/>
+        </w:rPr>
+      </w:r>
+      <w:r>
+        <w:rPr>
+          <w:rFonts w:ascii="Calibri" w:hAnsi="Calibri" w:eastAsia="微软雅黑"/>
+          <w:b/>
+          <w:color w:val="4A4A4A"/>
+          <w:sz w:val="22"/>
+        </w:rPr>
+        <w:t>追问4：遇到过缺货吗？当时怎么处理的？</w:t>
+      </w:r>
+      <w:r>
+        <w:rPr>
+          <w:rFonts w:ascii="Calibri" w:hAnsi="Calibri" w:eastAsia="微软雅黑"/>
+          <w:b w:val="0"/>
+          <w:color w:val="4A4A4A"/>
+          <w:sz w:val="22"/>
+        </w:rPr>
+      </w:r>
+    </w:p>
+    <w:p>
+      <w:pPr>
+        <w:spacing w:line="360" w:lineRule="auto" w:after="60"/>
+        <w:ind w:left="567"/>
+        <w:pBdr>
+          <w:left w:val="single" w:sz="12" w:space="8" w:color="E8D8D0"/>
+        </w:pBdr>
+      </w:pPr>
+      <w:r>
+        <w:rPr>
+          <w:rFonts w:ascii="Calibri" w:hAnsi="Calibri" w:eastAsia="微软雅黑"/>
+          <w:b w:val="0"/>
+          <w:i/>
+          <w:color w:val="999999"/>
+          <w:sz w:val="21"/>
+        </w:rPr>
+        <w:t>遇到过一次，下午高峰的时候牛奶突然不够了，因为那天点生椰拿铁的人特别多。我当时一边让同事紧急去隔壁超市买了几盒应急，一边跟顾客解释部分产品暂时没有。后来我调整了备货量，下午高峰前多备两盒，就再没出现过这种情况。</w:t>
+      </w:r>
+    </w:p>
+    <w:p>
+      <w:pPr>
+        <w:spacing w:line="360" w:lineRule="auto" w:after="80"/>
+      </w:pPr>
+      <w:r>
+        <w:rPr>
+          <w:rFonts w:ascii="Calibri" w:hAnsi="Calibri" w:eastAsia="微软雅黑"/>
+          <w:b w:val="0"/>
+          <w:color w:val="4A4A4A"/>
+          <w:sz w:val="22"/>
+        </w:rPr>
+      </w:r>
+      <w:r>
+        <w:rPr>
+          <w:rFonts w:ascii="Calibri" w:hAnsi="Calibri" w:eastAsia="微软雅黑"/>
+          <w:b/>
+          <w:color w:val="4A4A4A"/>
+          <w:sz w:val="22"/>
+        </w:rPr>
+        <w:t>追问5：这段一线经历对理解供应链有什么帮助？</w:t>
+      </w:r>
+      <w:r>
+        <w:rPr>
+          <w:rFonts w:ascii="Calibri" w:hAnsi="Calibri" w:eastAsia="微软雅黑"/>
+          <w:b w:val="0"/>
+          <w:color w:val="4A4A4A"/>
+          <w:sz w:val="22"/>
+        </w:rPr>
+      </w:r>
+    </w:p>
+    <w:p>
+      <w:pPr>
+        <w:spacing w:line="360" w:lineRule="auto" w:after="60"/>
+        <w:ind w:left="567"/>
+        <w:pBdr>
+          <w:left w:val="single" w:sz="12" w:space="8" w:color="E8D8D0"/>
+        </w:pBdr>
+      </w:pPr>
+      <w:r>
+        <w:rPr>
+          <w:rFonts w:ascii="Calibri" w:hAnsi="Calibri" w:eastAsia="微软雅黑"/>
+          <w:b w:val="0"/>
+          <w:i/>
+          <w:color w:val="999999"/>
+          <w:sz w:val="21"/>
+        </w:rPr>
+        <w:t>最大的帮助是让我理解了"库存"和"需求"之间的真实关系。课本上学安全库存、需求预测都是理论，实际做了才发现预测永远不可能100%准，关键是怎么在缺货和损耗之间找平衡。我觉得有一线体感，再学供应链的理论和方法，理解会更深。</w:t>
+      </w:r>
+    </w:p>
+    <w:p>
+      <w:pPr>
+        <w:spacing w:line="360" w:lineRule="auto" w:after="80"/>
+      </w:pPr>
+      <w:r>
+        <w:rPr>
+          <w:rFonts w:ascii="Calibri" w:hAnsi="Calibri" w:eastAsia="微软雅黑"/>
+          <w:b w:val="0"/>
+          <w:color w:val="4A4A4A"/>
+          <w:sz w:val="22"/>
+        </w:rPr>
+        <w:t xml:space="preserve">📌 </w:t>
+      </w:r>
+      <w:r>
+        <w:rPr>
+          <w:rFonts w:ascii="Calibri" w:hAnsi="Calibri" w:eastAsia="微软雅黑"/>
+          <w:b/>
+          <w:color w:val="4A4A4A"/>
+          <w:sz w:val="22"/>
+        </w:rPr>
+        <w:t>校园：管理学院宣传部 干事</w:t>
+      </w:r>
+      <w:r>
+        <w:rPr>
+          <w:rFonts w:ascii="Calibri" w:hAnsi="Calibri" w:eastAsia="微软雅黑"/>
+          <w:b w:val="0"/>
+          <w:color w:val="4A4A4A"/>
+          <w:sz w:val="22"/>
+        </w:rPr>
+      </w:r>
+    </w:p>
+    <w:p>
+      <w:pPr>
+        <w:spacing w:line="360" w:lineRule="auto" w:after="80"/>
+      </w:pPr>
+      <w:r>
+        <w:rPr>
+          <w:rFonts w:ascii="Calibri" w:hAnsi="Calibri" w:eastAsia="微软雅黑"/>
+          <w:b w:val="0"/>
+          <w:color w:val="4A4A4A"/>
+          <w:sz w:val="22"/>
+        </w:rPr>
+      </w:r>
+      <w:r>
+        <w:rPr>
+          <w:rFonts w:ascii="Calibri" w:hAnsi="Calibri" w:eastAsia="微软雅黑"/>
+          <w:b/>
+          <w:color w:val="4A4A4A"/>
+          <w:sz w:val="22"/>
+        </w:rPr>
+        <w:t>追问1：宣传部干事主要做什么？你负责哪块？</w:t>
+      </w:r>
+      <w:r>
+        <w:rPr>
+          <w:rFonts w:ascii="Calibri" w:hAnsi="Calibri" w:eastAsia="微软雅黑"/>
+          <w:b w:val="0"/>
+          <w:color w:val="4A4A4A"/>
+          <w:sz w:val="22"/>
+        </w:rPr>
+      </w:r>
+    </w:p>
+    <w:p>
+      <w:pPr>
+        <w:spacing w:line="360" w:lineRule="auto" w:after="60"/>
+        <w:ind w:left="567"/>
+        <w:pBdr>
+          <w:left w:val="single" w:sz="12" w:space="8" w:color="E8D8D0"/>
+        </w:pBdr>
+      </w:pPr>
+      <w:r>
+        <w:rPr>
+          <w:rFonts w:ascii="Calibri" w:hAnsi="Calibri" w:eastAsia="微软雅黑"/>
+          <w:b w:val="0"/>
+          <w:i/>
+          <w:color w:val="999999"/>
+          <w:sz w:val="21"/>
+        </w:rPr>
+        <w:t>我主要负责三块：一是活动物资的统筹和出入库登记，二是活动现场的会务支持，三是活动宣传稿的撰写和存档。</w:t>
+      </w:r>
+    </w:p>
+    <w:p>
+      <w:pPr>
+        <w:spacing w:line="360" w:lineRule="auto" w:after="80"/>
+      </w:pPr>
+      <w:r>
+        <w:rPr>
+          <w:rFonts w:ascii="Calibri" w:hAnsi="Calibri" w:eastAsia="微软雅黑"/>
+          <w:b w:val="0"/>
+          <w:color w:val="4A4A4A"/>
+          <w:sz w:val="22"/>
+        </w:rPr>
+      </w:r>
+      <w:r>
+        <w:rPr>
+          <w:rFonts w:ascii="Calibri" w:hAnsi="Calibri" w:eastAsia="微软雅黑"/>
+          <w:b/>
+          <w:color w:val="4A4A4A"/>
+          <w:sz w:val="22"/>
+        </w:rPr>
+        <w:t>追问2：统筹物资的时候遇到过什么问题？怎么解决的？</w:t>
+      </w:r>
+      <w:r>
+        <w:rPr>
+          <w:rFonts w:ascii="Calibri" w:hAnsi="Calibri" w:eastAsia="微软雅黑"/>
+          <w:b w:val="0"/>
+          <w:color w:val="4A4A4A"/>
+          <w:sz w:val="22"/>
+        </w:rPr>
+      </w:r>
+    </w:p>
+    <w:p>
+      <w:pPr>
+        <w:spacing w:line="360" w:lineRule="auto" w:after="60"/>
+        <w:ind w:left="567"/>
+        <w:pBdr>
+          <w:left w:val="single" w:sz="12" w:space="8" w:color="E8D8D0"/>
+        </w:pBdr>
+      </w:pPr>
+      <w:r>
+        <w:rPr>
+          <w:rFonts w:ascii="Calibri" w:hAnsi="Calibri" w:eastAsia="微软雅黑"/>
+          <w:b w:val="0"/>
+          <w:i/>
+          <w:color w:val="999999"/>
+          <w:sz w:val="21"/>
+        </w:rPr>
+        <w:t>有一次办晚会，物资清单对不上，现场少了几个话筒电池。后来我学乖了，每次活动前都做一张物料清单表，列清楚每个物料要多少、谁负责、什么时候到位，活动前一天逐项核对一遍，就再也没出过这种问题。</w:t>
+      </w:r>
+    </w:p>
+    <w:p>
+      <w:pPr>
+        <w:spacing w:line="360" w:lineRule="auto" w:after="80"/>
+      </w:pPr>
+      <w:r>
+        <w:rPr>
+          <w:rFonts w:ascii="Calibri" w:hAnsi="Calibri" w:eastAsia="微软雅黑"/>
+          <w:b w:val="0"/>
+          <w:color w:val="4A4A4A"/>
+          <w:sz w:val="22"/>
+        </w:rPr>
+      </w:r>
+      <w:r>
+        <w:rPr>
+          <w:rFonts w:ascii="Calibri" w:hAnsi="Calibri" w:eastAsia="微软雅黑"/>
+          <w:b/>
+          <w:color w:val="4A4A4A"/>
+          <w:sz w:val="22"/>
+        </w:rPr>
+        <w:t>追问3：这段经历锻炼了你什么能力？</w:t>
+      </w:r>
+      <w:r>
+        <w:rPr>
+          <w:rFonts w:ascii="Calibri" w:hAnsi="Calibri" w:eastAsia="微软雅黑"/>
+          <w:b w:val="0"/>
+          <w:color w:val="4A4A4A"/>
+          <w:sz w:val="22"/>
+        </w:rPr>
+      </w:r>
+    </w:p>
+    <w:p>
+      <w:pPr>
+        <w:spacing w:line="360" w:lineRule="auto" w:after="60"/>
+        <w:ind w:left="567"/>
+        <w:pBdr>
+          <w:left w:val="single" w:sz="12" w:space="8" w:color="E8D8D0"/>
+        </w:pBdr>
+      </w:pPr>
+      <w:r>
+        <w:rPr>
+          <w:rFonts w:ascii="Calibri" w:hAnsi="Calibri" w:eastAsia="微软雅黑"/>
+          <w:b w:val="0"/>
+          <w:i/>
+          <w:color w:val="999999"/>
+          <w:sz w:val="21"/>
+        </w:rPr>
+        <w:t>主要是跨部门协调和执行落地的能力。办活动要对接老师、对接各个学生会部门、对接场地管理方，要把所有人协调到一起按时间节点推进。另外就是细致——物资清单这种事，漏一样可能整个活动就出问题。</w:t>
+      </w:r>
+    </w:p>
+    <w:p>
+      <w:bookmarkStart w:id="39" w:name="toc_heading_39"/>
+      <w:pPr>
+        <w:pStyle w:val="Heading1"/>
+      </w:pPr>
+      <w:bookmarkEnd w:id="39"/>
+      <w:r>
+        <w:rPr>
+          <w:rFonts w:ascii="Calibri" w:hAnsi="Calibri" w:eastAsia="微软雅黑"/>
+          <w:b/>
+          <w:color w:val="6B5B7A"/>
+          <w:sz w:val="32"/>
+        </w:rPr>
+        <w:t>六、嵌入：没行业经验凭什么胜任（四步法）</w:t>
+      </w:r>
+    </w:p>
+    <w:p>
+      <w:pPr>
+        <w:spacing w:line="360" w:lineRule="auto" w:after="60"/>
+        <w:ind w:left="567"/>
+        <w:pBdr>
+          <w:left w:val="single" w:sz="12" w:space="8" w:color="E8D8D0"/>
+        </w:pBdr>
+      </w:pPr>
+      <w:r>
+        <w:rPr>
+          <w:rFonts w:ascii="Calibri" w:hAnsi="Calibri" w:eastAsia="微软雅黑"/>
+          <w:b w:val="0"/>
+          <w:i/>
+          <w:color w:val="999999"/>
+          <w:sz w:val="21"/>
+        </w:rPr>
+        <w:t>完整版见知识库 `四步法回答-UFLP管理培训生.md`。AI 面试若被问"你没行业经验凭什么胜任"，用四步接住：</w:t>
+      </w:r>
+    </w:p>
+    <w:p>
+      <w:pPr>
         <w:spacing w:line="360" w:lineRule="auto" w:after="40"/>
         <w:ind w:left="283"/>
       </w:pPr>
@@ -3661,7 +5602,7 @@
           <w:color w:val="4A4A4A"/>
           <w:sz w:val="22"/>
         </w:rPr>
-        <w:t>• 别问"这岗位具体干什么"（暴露没做功课）→ 用"我理解这个岗位核心是…"正向展示</w:t>
+        <w:t>1. 承认行业经验有价值（不轻视短板）</w:t>
       </w:r>
     </w:p>
     <w:p>
@@ -3676,7 +5617,7 @@
           <w:color w:val="4A4A4A"/>
           <w:sz w:val="22"/>
         </w:rPr>
-        <w:t>• 别在视频里抱怨学校 / 前经历 / 地域 → 镜头前只讲建设性</w:t>
+        <w:t>2. 拆岗位要什么：数据驱动决策 / 端到端理解 / 快速轮岗适应</w:t>
       </w:r>
     </w:p>
     <w:p>
@@ -3691,15 +5632,245 @@
           <w:color w:val="4A4A4A"/>
           <w:sz w:val="22"/>
         </w:rPr>
-        <w:t>• 别提薪资 / 加班（这是后续 Discovery Centre 或终面再确认的，见背调报告核实清单）</w:t>
+        <w:t>3. 用证据替代口号：4.5 万+数据、选址-路径降本 18.7%、U8+ 全流程、独立搭系统</w:t>
       </w:r>
     </w:p>
     <w:p>
-      <w:bookmarkStart w:id="36" w:name="toc_heading_36"/>
+      <w:pPr>
+        <w:spacing w:line="360" w:lineRule="auto" w:after="40"/>
+        <w:ind w:left="283"/>
+      </w:pPr>
+      <w:r>
+        <w:rPr>
+          <w:rFonts w:ascii="Calibri" w:hAnsi="Calibri" w:eastAsia="微软雅黑"/>
+          <w:b w:val="0"/>
+          <w:color w:val="4A4A4A"/>
+          <w:sz w:val="22"/>
+        </w:rPr>
+        <w:t>4. 给补课路径：读年报、对比宝洁 / 雀巢 / 玛氏供应链、把 JD 拆成学习清单</w:t>
+      </w:r>
+    </w:p>
+    <w:p>
+      <w:pPr>
+        <w:spacing w:line="360" w:lineRule="auto" w:after="60"/>
+        <w:ind w:left="567"/>
+        <w:pBdr>
+          <w:left w:val="single" w:sz="12" w:space="8" w:color="E8D8D0"/>
+        </w:pBdr>
+      </w:pPr>
+      <w:r>
+        <w:rPr>
+          <w:rFonts w:ascii="Calibri" w:hAnsi="Calibri" w:eastAsia="微软雅黑"/>
+          <w:b w:val="0"/>
+          <w:i/>
+          <w:color w:val="999999"/>
+          <w:sz w:val="21"/>
+        </w:rPr>
+        <w:t>收尾轻反问："您看我对核心能力的理解，和团队实际要求一致吗？"</w:t>
+      </w:r>
+    </w:p>
+    <w:p>
+      <w:bookmarkStart w:id="40" w:name="toc_heading_40"/>
       <w:pPr>
         <w:pStyle w:val="Heading1"/>
       </w:pPr>
-      <w:bookmarkEnd w:id="36"/>
+      <w:bookmarkEnd w:id="40"/>
+      <w:r>
+        <w:rPr>
+          <w:rFonts w:ascii="Calibri" w:hAnsi="Calibri" w:eastAsia="微软雅黑"/>
+          <w:b/>
+          <w:color w:val="6B5B7A"/>
+          <w:sz w:val="32"/>
+        </w:rPr>
+        <w:t>七、绝不说的话 &amp; 绝对不能问（AI 视频语境适配）</w:t>
+      </w:r>
+    </w:p>
+    <w:p>
+      <w:pPr>
+        <w:spacing w:line="360" w:lineRule="auto" w:after="80"/>
+      </w:pPr>
+      <w:r>
+        <w:rPr>
+          <w:rFonts w:ascii="Calibri" w:hAnsi="Calibri" w:eastAsia="微软雅黑"/>
+          <w:b w:val="0"/>
+          <w:color w:val="4A4A4A"/>
+          <w:sz w:val="22"/>
+        </w:rPr>
+      </w:r>
+      <w:r>
+        <w:rPr>
+          <w:rFonts w:ascii="Calibri" w:hAnsi="Calibri" w:eastAsia="微软雅黑"/>
+          <w:b/>
+          <w:color w:val="4A4A4A"/>
+          <w:sz w:val="22"/>
+        </w:rPr>
+        <w:t>❌ 死亡回答（对照正确说法）</w:t>
+      </w:r>
+      <w:r>
+        <w:rPr>
+          <w:rFonts w:ascii="Calibri" w:hAnsi="Calibri" w:eastAsia="微软雅黑"/>
+          <w:b w:val="0"/>
+          <w:color w:val="4A4A4A"/>
+          <w:sz w:val="22"/>
+        </w:rPr>
+      </w:r>
+    </w:p>
+    <w:p>
+      <w:pPr>
+        <w:spacing w:line="360" w:lineRule="auto" w:after="40"/>
+        <w:ind w:left="283"/>
+      </w:pPr>
+      <w:r>
+        <w:rPr>
+          <w:rFonts w:ascii="Calibri" w:hAnsi="Calibri" w:eastAsia="微软雅黑"/>
+          <w:b w:val="0"/>
+          <w:color w:val="4A4A4A"/>
+          <w:sz w:val="22"/>
+        </w:rPr>
+        <w:t>• "我虽然没经验但我会努力学" → 改成"我用 X 证据对应岗位三点要求，行业知识已在补"</w:t>
+      </w:r>
+    </w:p>
+    <w:p>
+      <w:pPr>
+        <w:spacing w:line="360" w:lineRule="auto" w:after="40"/>
+        <w:ind w:left="283"/>
+      </w:pPr>
+      <w:r>
+        <w:rPr>
+          <w:rFonts w:ascii="Calibri" w:hAnsi="Calibri" w:eastAsia="微软雅黑"/>
+          <w:b w:val="0"/>
+          <w:color w:val="4A4A4A"/>
+          <w:sz w:val="22"/>
+        </w:rPr>
+        <w:t>• 把课程项目说成"负责人 / 主导大项目" → 用真实措辞"个人课程项目 / 独立搭建"</w:t>
+      </w:r>
+    </w:p>
+    <w:p>
+      <w:pPr>
+        <w:spacing w:line="360" w:lineRule="auto" w:after="40"/>
+        <w:ind w:left="283"/>
+      </w:pPr>
+      <w:r>
+        <w:rPr>
+          <w:rFonts w:ascii="Calibri" w:hAnsi="Calibri" w:eastAsia="微软雅黑"/>
+          <w:b w:val="0"/>
+          <w:color w:val="4A4A4A"/>
+          <w:sz w:val="22"/>
+        </w:rPr>
+        <w:t>• 说"我不知道，随便" → 即使没准备也先给框架再补"我会…"</w:t>
+      </w:r>
+    </w:p>
+    <w:p>
+      <w:pPr>
+        <w:spacing w:line="360" w:lineRule="auto" w:after="40"/>
+        <w:ind w:left="283"/>
+      </w:pPr>
+      <w:r>
+        <w:rPr>
+          <w:rFonts w:ascii="Calibri" w:hAnsi="Calibri" w:eastAsia="微软雅黑"/>
+          <w:b w:val="0"/>
+          <w:color w:val="4A4A4A"/>
+          <w:sz w:val="22"/>
+        </w:rPr>
+        <w:t>• 英文题卡壳硬编长难句 → 用短句把意思说清，流利 &gt; 高级</w:t>
+      </w:r>
+    </w:p>
+    <w:p>
+      <w:pPr>
+        <w:spacing w:line="360" w:lineRule="auto" w:after="40"/>
+        <w:ind w:left="283"/>
+      </w:pPr>
+      <w:r>
+        <w:rPr>
+          <w:rFonts w:ascii="Calibri" w:hAnsi="Calibri" w:eastAsia="微软雅黑"/>
+          <w:b w:val="0"/>
+          <w:color w:val="4A4A4A"/>
+          <w:sz w:val="22"/>
+        </w:rPr>
+        <w:t>• 过度承诺"我能接受任何城市任何强度" → 真实表达轮岗适应意愿，但不自曝"无底线"</w:t>
+      </w:r>
+    </w:p>
+    <w:p>
+      <w:pPr>
+        <w:spacing w:line="360" w:lineRule="auto" w:after="80"/>
+      </w:pPr>
+      <w:r>
+        <w:rPr>
+          <w:rFonts w:ascii="Calibri" w:hAnsi="Calibri" w:eastAsia="微软雅黑"/>
+          <w:b w:val="0"/>
+          <w:color w:val="4A4A4A"/>
+          <w:sz w:val="22"/>
+        </w:rPr>
+      </w:r>
+      <w:r>
+        <w:rPr>
+          <w:rFonts w:ascii="Calibri" w:hAnsi="Calibri" w:eastAsia="微软雅黑"/>
+          <w:b/>
+          <w:color w:val="4A4A4A"/>
+          <w:sz w:val="22"/>
+        </w:rPr>
+        <w:t>🚫 绝对不能问（AI 轮没有反问环节，但别在回答里暴露）</w:t>
+      </w:r>
+      <w:r>
+        <w:rPr>
+          <w:rFonts w:ascii="Calibri" w:hAnsi="Calibri" w:eastAsia="微软雅黑"/>
+          <w:b w:val="0"/>
+          <w:color w:val="4A4A4A"/>
+          <w:sz w:val="22"/>
+        </w:rPr>
+      </w:r>
+    </w:p>
+    <w:p>
+      <w:pPr>
+        <w:spacing w:line="360" w:lineRule="auto" w:after="40"/>
+        <w:ind w:left="283"/>
+      </w:pPr>
+      <w:r>
+        <w:rPr>
+          <w:rFonts w:ascii="Calibri" w:hAnsi="Calibri" w:eastAsia="微软雅黑"/>
+          <w:b w:val="0"/>
+          <w:color w:val="4A4A4A"/>
+          <w:sz w:val="22"/>
+        </w:rPr>
+        <w:t>• 别问"这岗位具体干什么"（暴露没做功课）→ 用"我理解这个岗位核心是…"正向展示</w:t>
+      </w:r>
+    </w:p>
+    <w:p>
+      <w:pPr>
+        <w:spacing w:line="360" w:lineRule="auto" w:after="40"/>
+        <w:ind w:left="283"/>
+      </w:pPr>
+      <w:r>
+        <w:rPr>
+          <w:rFonts w:ascii="Calibri" w:hAnsi="Calibri" w:eastAsia="微软雅黑"/>
+          <w:b w:val="0"/>
+          <w:color w:val="4A4A4A"/>
+          <w:sz w:val="22"/>
+        </w:rPr>
+        <w:t>• 别在视频里抱怨学校 / 前经历 / 地域 → 镜头前只讲建设性</w:t>
+      </w:r>
+    </w:p>
+    <w:p>
+      <w:pPr>
+        <w:spacing w:line="360" w:lineRule="auto" w:after="40"/>
+        <w:ind w:left="283"/>
+      </w:pPr>
+      <w:r>
+        <w:rPr>
+          <w:rFonts w:ascii="Calibri" w:hAnsi="Calibri" w:eastAsia="微软雅黑"/>
+          <w:b w:val="0"/>
+          <w:color w:val="4A4A4A"/>
+          <w:sz w:val="22"/>
+        </w:rPr>
+        <w:t>• 别提薪资 / 加班（这是后续 Discovery Centre 或终面再确认的，见背调报告核实清单）</w:t>
+      </w:r>
+    </w:p>
+    <w:p>
+      <w:bookmarkStart w:id="41" w:name="toc_heading_41"/>
+      <w:pPr>
+        <w:pStyle w:val="Heading1"/>
+      </w:pPr>
+      <w:bookmarkEnd w:id="41"/>
       <w:r>
         <w:rPr>
           <w:rFonts w:ascii="Calibri" w:hAnsi="Calibri" w:eastAsia="微软雅黑"/>

--- a/docs/files/f93_AI面试备考资料.docx
+++ b/docs/files/f93_AI面试备考资料.docx
@@ -471,7 +471,7 @@
             <w:szCs w:val="22"/>
             <w:color w:val="A88B9A"/>
           </w:rPr>
-          <w:t xml:space="preserve">4.2 需求管理类（挖掘真实诉求、应对超出预期的诉求）</w:t>
+          <w:t xml:space="preserve">4.2 需求管理类（挖掘真实诉求、需求变更）</w:t>
         </w:r>
       </w:hyperlink>
     </w:p>
@@ -488,33 +488,16 @@
             <w:szCs w:val="21"/>
             <w:color w:val="999999"/>
           </w:rPr>
-          <w:t xml:space="preserve">Q（角度A）：当你曾在服务客户、老师、同事等时，你是如何发现并理解对方隐藏的需求，最后交付结果如何？</w:t>
+          <w:t xml:space="preserve">Q：当你曾在服务客户、老师、同事等时，你是如何发现并理解对方隐藏的需求，最后交付结果如何？</w:t>
         </w:r>
       </w:hyperlink>
     </w:p>
     <w:p>
       <w:pPr>
-        <w:spacing w:after="40"/>
-        <w:ind w:left="907"/>
-      </w:pPr>
-      <w:hyperlink w:anchor="toc_heading_22" w:history="1">
-        <w:r>
-          <w:rPr>
-            <w:rFonts w:ascii="Times New Roman" w:hAnsi="Times New Roman" w:eastAsia="宋体"/>
-            <w:sz w:val="21"/>
-            <w:szCs w:val="21"/>
-            <w:color w:val="999999"/>
-          </w:rPr>
-          <w:t xml:space="preserve">Q（角度B）：在你的经历中是否有过别人提出超出原有诉求的经历？你是怎么解决的？</w:t>
-        </w:r>
-      </w:hyperlink>
-    </w:p>
-    <w:p>
-      <w:pPr>
         <w:spacing w:after="60"/>
         <w:ind w:left="454"/>
       </w:pPr>
-      <w:hyperlink w:anchor="toc_heading_23" w:history="1">
+      <w:hyperlink w:anchor="toc_heading_22" w:history="1">
         <w:r>
           <w:rPr>
             <w:rFonts w:ascii="Times New Roman" w:hAnsi="Times New Roman" w:eastAsia="宋体"/>
@@ -531,7 +514,7 @@
         <w:spacing w:after="40"/>
         <w:ind w:left="907"/>
       </w:pPr>
-      <w:hyperlink w:anchor="toc_heading_24" w:history="1">
+      <w:hyperlink w:anchor="toc_heading_23" w:history="1">
         <w:r>
           <w:rPr>
             <w:rFonts w:ascii="Times New Roman" w:hAnsi="Times New Roman" w:eastAsia="宋体"/>
@@ -548,7 +531,7 @@
         <w:spacing w:after="60"/>
         <w:ind w:left="454"/>
       </w:pPr>
-      <w:hyperlink w:anchor="toc_heading_25" w:history="1">
+      <w:hyperlink w:anchor="toc_heading_24" w:history="1">
         <w:r>
           <w:rPr>
             <w:rFonts w:ascii="Times New Roman" w:hAnsi="Times New Roman" w:eastAsia="宋体"/>
@@ -565,7 +548,7 @@
         <w:spacing w:after="40"/>
         <w:ind w:left="907"/>
       </w:pPr>
-      <w:hyperlink w:anchor="toc_heading_26" w:history="1">
+      <w:hyperlink w:anchor="toc_heading_25" w:history="1">
         <w:r>
           <w:rPr>
             <w:rFonts w:ascii="Times New Roman" w:hAnsi="Times New Roman" w:eastAsia="宋体"/>
@@ -582,7 +565,7 @@
         <w:spacing w:after="60"/>
         <w:ind w:left="454"/>
       </w:pPr>
-      <w:hyperlink w:anchor="toc_heading_27" w:history="1">
+      <w:hyperlink w:anchor="toc_heading_26" w:history="1">
         <w:r>
           <w:rPr>
             <w:rFonts w:ascii="Times New Roman" w:hAnsi="Times New Roman" w:eastAsia="宋体"/>
@@ -599,7 +582,7 @@
         <w:spacing w:after="40"/>
         <w:ind w:left="907"/>
       </w:pPr>
-      <w:hyperlink w:anchor="toc_heading_28" w:history="1">
+      <w:hyperlink w:anchor="toc_heading_27" w:history="1">
         <w:r>
           <w:rPr>
             <w:rFonts w:ascii="Times New Roman" w:hAnsi="Times New Roman" w:eastAsia="宋体"/>
@@ -616,7 +599,7 @@
         <w:spacing w:after="60"/>
         <w:ind w:left="454"/>
       </w:pPr>
-      <w:hyperlink w:anchor="toc_heading_29" w:history="1">
+      <w:hyperlink w:anchor="toc_heading_28" w:history="1">
         <w:r>
           <w:rPr>
             <w:rFonts w:ascii="Times New Roman" w:hAnsi="Times New Roman" w:eastAsia="宋体"/>
@@ -633,7 +616,7 @@
         <w:spacing w:after="40"/>
         <w:ind w:left="907"/>
       </w:pPr>
-      <w:hyperlink w:anchor="toc_heading_30" w:history="1">
+      <w:hyperlink w:anchor="toc_heading_29" w:history="1">
         <w:r>
           <w:rPr>
             <w:rFonts w:ascii="Times New Roman" w:hAnsi="Times New Roman" w:eastAsia="宋体"/>
@@ -650,7 +633,7 @@
         <w:spacing w:after="60"/>
         <w:ind w:left="454"/>
       </w:pPr>
-      <w:hyperlink w:anchor="toc_heading_31" w:history="1">
+      <w:hyperlink w:anchor="toc_heading_30" w:history="1">
         <w:r>
           <w:rPr>
             <w:rFonts w:ascii="Times New Roman" w:hAnsi="Times New Roman" w:eastAsia="宋体"/>
@@ -658,7 +641,7 @@
             <w:szCs w:val="22"/>
             <w:color w:val="A88B9A"/>
           </w:rPr>
-          <w:t xml:space="preserve">4.7 英文专项题（多方向准备）</w:t>
+          <w:t xml:space="preserve">4.7 英文专项题（greatest strength方向）</w:t>
         </w:r>
       </w:hyperlink>
     </w:p>
@@ -667,7 +650,7 @@
         <w:spacing w:after="40"/>
         <w:ind w:left="907"/>
       </w:pPr>
-      <w:hyperlink w:anchor="toc_heading_32" w:history="1">
+      <w:hyperlink w:anchor="toc_heading_31" w:history="1">
         <w:r>
           <w:rPr>
             <w:rFonts w:ascii="Times New Roman" w:hAnsi="Times New Roman" w:eastAsia="宋体"/>
@@ -675,32 +658,15 @@
             <w:szCs w:val="21"/>
             <w:color w:val="999999"/>
           </w:rPr>
-          <w:t xml:space="preserve">版本一：Please share your greatest strength, and how it affect your work?</w:t>
+          <w:t xml:space="preserve">Q：Please share your greatest strength, and how it affect your work?（你最大的优势是什么，以及它如何影响你的工作？）</w:t>
         </w:r>
       </w:hyperlink>
     </w:p>
     <w:p>
       <w:pPr>
-        <w:spacing w:after="40"/>
-        <w:ind w:left="907"/>
-      </w:pPr>
-      <w:hyperlink w:anchor="toc_heading_33" w:history="1">
-        <w:r>
-          <w:rPr>
-            <w:rFonts w:ascii="Times New Roman" w:hAnsi="Times New Roman" w:eastAsia="宋体"/>
-            <w:sz w:val="21"/>
-            <w:szCs w:val="21"/>
-            <w:color w:val="999999"/>
-          </w:rPr>
-          <w:t xml:space="preserve">版本二：How do you handle repetitive questions from colleagues?</w:t>
-        </w:r>
-      </w:hyperlink>
-    </w:p>
-    <w:p>
-      <w:pPr>
         <w:spacing w:after="80"/>
       </w:pPr>
-      <w:hyperlink w:anchor="toc_heading_34" w:history="1">
+      <w:hyperlink w:anchor="toc_heading_32" w:history="1">
         <w:r>
           <w:rPr>
             <w:rFonts w:ascii="Times New Roman" w:hAnsi="Times New Roman" w:eastAsia="宋体"/>
@@ -717,7 +683,7 @@
         <w:spacing w:after="60"/>
         <w:ind w:left="454"/>
       </w:pPr>
-      <w:hyperlink w:anchor="toc_heading_35" w:history="1">
+      <w:hyperlink w:anchor="toc_heading_33" w:history="1">
         <w:r>
           <w:rPr>
             <w:rFonts w:ascii="Times New Roman" w:hAnsi="Times New Roman" w:eastAsia="宋体"/>
@@ -734,7 +700,7 @@
         <w:spacing w:after="60"/>
         <w:ind w:left="454"/>
       </w:pPr>
-      <w:hyperlink w:anchor="toc_heading_36" w:history="1">
+      <w:hyperlink w:anchor="toc_heading_34" w:history="1">
         <w:r>
           <w:rPr>
             <w:rFonts w:ascii="Times New Roman" w:hAnsi="Times New Roman" w:eastAsia="宋体"/>
@@ -751,7 +717,7 @@
         <w:spacing w:after="60"/>
         <w:ind w:left="454"/>
       </w:pPr>
-      <w:hyperlink w:anchor="toc_heading_37" w:history="1">
+      <w:hyperlink w:anchor="toc_heading_35" w:history="1">
         <w:r>
           <w:rPr>
             <w:rFonts w:ascii="Times New Roman" w:hAnsi="Times New Roman" w:eastAsia="宋体"/>
@@ -768,7 +734,7 @@
         <w:spacing w:after="60"/>
         <w:ind w:left="454"/>
       </w:pPr>
-      <w:hyperlink w:anchor="toc_heading_38" w:history="1">
+      <w:hyperlink w:anchor="toc_heading_36" w:history="1">
         <w:r>
           <w:rPr>
             <w:rFonts w:ascii="Times New Roman" w:hAnsi="Times New Roman" w:eastAsia="宋体"/>
@@ -785,7 +751,7 @@
         <w:spacing w:after="60"/>
         <w:ind w:left="454"/>
       </w:pPr>
-      <w:hyperlink w:anchor="toc_heading_39" w:history="1">
+      <w:hyperlink w:anchor="toc_heading_37" w:history="1">
         <w:r>
           <w:rPr>
             <w:rFonts w:ascii="Times New Roman" w:hAnsi="Times New Roman" w:eastAsia="宋体"/>
@@ -802,7 +768,7 @@
         <w:spacing w:after="60"/>
         <w:ind w:left="454"/>
       </w:pPr>
-      <w:hyperlink w:anchor="toc_heading_40" w:history="1">
+      <w:hyperlink w:anchor="toc_heading_38" w:history="1">
         <w:r>
           <w:rPr>
             <w:rFonts w:ascii="Times New Roman" w:hAnsi="Times New Roman" w:eastAsia="宋体"/>
@@ -818,7 +784,7 @@
       <w:pPr>
         <w:spacing w:after="80"/>
       </w:pPr>
-      <w:hyperlink w:anchor="toc_heading_41" w:history="1">
+      <w:hyperlink w:anchor="toc_heading_39" w:history="1">
         <w:r>
           <w:rPr>
             <w:rFonts w:ascii="Times New Roman" w:hAnsi="Times New Roman" w:eastAsia="宋体"/>
@@ -835,7 +801,7 @@
         <w:spacing w:after="60"/>
         <w:ind w:left="454"/>
       </w:pPr>
-      <w:hyperlink w:anchor="toc_heading_42" w:history="1">
+      <w:hyperlink w:anchor="toc_heading_40" w:history="1">
         <w:r>
           <w:rPr>
             <w:rFonts w:ascii="Times New Roman" w:hAnsi="Times New Roman" w:eastAsia="宋体"/>
@@ -852,7 +818,7 @@
         <w:spacing w:after="60"/>
         <w:ind w:left="454"/>
       </w:pPr>
-      <w:hyperlink w:anchor="toc_heading_43" w:history="1">
+      <w:hyperlink w:anchor="toc_heading_41" w:history="1">
         <w:r>
           <w:rPr>
             <w:rFonts w:ascii="Times New Roman" w:hAnsi="Times New Roman" w:eastAsia="宋体"/>
@@ -868,7 +834,7 @@
       <w:pPr>
         <w:spacing w:after="80"/>
       </w:pPr>
-      <w:hyperlink w:anchor="toc_heading_44" w:history="1">
+      <w:hyperlink w:anchor="toc_heading_42" w:history="1">
         <w:r>
           <w:rPr>
             <w:rFonts w:ascii="Times New Roman" w:hAnsi="Times New Roman" w:eastAsia="宋体"/>
@@ -885,7 +851,7 @@
         <w:spacing w:after="60"/>
         <w:ind w:left="454"/>
       </w:pPr>
-      <w:hyperlink w:anchor="toc_heading_45" w:history="1">
+      <w:hyperlink w:anchor="toc_heading_43" w:history="1">
         <w:r>
           <w:rPr>
             <w:rFonts w:ascii="Times New Roman" w:hAnsi="Times New Roman" w:eastAsia="宋体"/>
@@ -902,7 +868,7 @@
         <w:spacing w:after="60"/>
         <w:ind w:left="454"/>
       </w:pPr>
-      <w:hyperlink w:anchor="toc_heading_46" w:history="1">
+      <w:hyperlink w:anchor="toc_heading_44" w:history="1">
         <w:r>
           <w:rPr>
             <w:rFonts w:ascii="Times New Roman" w:hAnsi="Times New Roman" w:eastAsia="宋体"/>
@@ -4447,7 +4413,7 @@
           <w:color w:val="A88B9A"/>
           <w:sz w:val="30"/>
         </w:rPr>
-        <w:t>4.2 需求管理类（挖掘真实诉求、应对超出预期的诉求）</w:t>
+        <w:t>4.2 需求管理类（挖掘真实诉求、需求变更）</w:t>
       </w:r>
     </w:p>
     <w:p>
@@ -4478,87 +4444,7 @@
           <w:color w:val="4A4A4A"/>
           <w:sz w:val="22"/>
         </w:rPr>
-        <w:t>：这是面经作者实际遇到的第3题，有两种表述角度：</w:t>
-      </w:r>
-    </w:p>
-    <w:p>
-      <w:pPr>
-        <w:spacing w:line="360" w:lineRule="auto" w:after="40"/>
-        <w:ind w:left="283"/>
-      </w:pPr>
-      <w:r>
-        <w:rPr>
-          <w:rFonts w:ascii="Calibri" w:hAnsi="Calibri" w:eastAsia="微软雅黑"/>
-          <w:b w:val="0"/>
-          <w:color w:val="4A4A4A"/>
-          <w:sz w:val="22"/>
-        </w:rPr>
-        <w:t>• 角度A：</w:t>
-      </w:r>
-      <w:r>
-        <w:rPr>
-          <w:rFonts w:ascii="Calibri" w:hAnsi="Calibri" w:eastAsia="微软雅黑"/>
-          <w:b/>
-          <w:color w:val="4A4A4A"/>
-          <w:sz w:val="22"/>
-        </w:rPr>
-        <w:t>主动挖掘</w:t>
-      </w:r>
-      <w:r>
-        <w:rPr>
-          <w:rFonts w:ascii="Calibri" w:hAnsi="Calibri" w:eastAsia="微软雅黑"/>
-          <w:b w:val="0"/>
-          <w:color w:val="4A4A4A"/>
-          <w:sz w:val="22"/>
-        </w:rPr>
-        <w:t>——发现并理解对方隐藏的需求</w:t>
-      </w:r>
-    </w:p>
-    <w:p>
-      <w:pPr>
-        <w:spacing w:line="360" w:lineRule="auto" w:after="40"/>
-        <w:ind w:left="283"/>
-      </w:pPr>
-      <w:r>
-        <w:rPr>
-          <w:rFonts w:ascii="Calibri" w:hAnsi="Calibri" w:eastAsia="微软雅黑"/>
-          <w:b w:val="0"/>
-          <w:color w:val="4A4A4A"/>
-          <w:sz w:val="22"/>
-        </w:rPr>
-        <w:t>• 角度B：</w:t>
-      </w:r>
-      <w:r>
-        <w:rPr>
-          <w:rFonts w:ascii="Calibri" w:hAnsi="Calibri" w:eastAsia="微软雅黑"/>
-          <w:b/>
-          <w:color w:val="4A4A4A"/>
-          <w:sz w:val="22"/>
-        </w:rPr>
-        <w:t>被动应对</w:t>
-      </w:r>
-      <w:r>
-        <w:rPr>
-          <w:rFonts w:ascii="Calibri" w:hAnsi="Calibri" w:eastAsia="微软雅黑"/>
-          <w:b w:val="0"/>
-          <w:color w:val="4A4A4A"/>
-          <w:sz w:val="22"/>
-        </w:rPr>
-        <w:t>——别人提出超出原有诉求的经历，你怎么解决</w:t>
-      </w:r>
-    </w:p>
-    <w:p>
-      <w:pPr>
-        <w:spacing w:line="360" w:lineRule="auto" w:after="80"/>
-      </w:pPr>
-      <w:r>
-        <w:rPr>
-          <w:rFonts w:ascii="Calibri" w:hAnsi="Calibri" w:eastAsia="微软雅黑"/>
-          <w:b w:val="0"/>
-          <w:color w:val="4A4A4A"/>
-          <w:sz w:val="22"/>
-        </w:rPr>
-        <w:t>两种角度本质一样，都是"理解真实需求+解决问题"，用同一个故事就能覆盖。</w:t>
+        <w:t>：这是面经作者实际遇到的第3题，也是我们之前完全没覆盖的题型。</w:t>
       </w:r>
     </w:p>
     <w:p>
@@ -4574,7 +4460,7 @@
           <w:color w:val="D4A89A"/>
           <w:sz w:val="25"/>
         </w:rPr>
-        <w:t>Q（角度A）：当你曾在服务客户、老师、同事等时，你是如何发现并理解对方隐藏的需求，最后交付结果如何？</w:t>
+        <w:t>Q：当你曾在服务客户、老师、同事等时，你是如何发现并理解对方隐藏的需求，最后交付结果如何？</w:t>
       </w:r>
     </w:p>
     <w:p>
@@ -4827,9 +4713,56 @@
     <w:p>
       <w:bookmarkStart w:id="22" w:name="toc_heading_22"/>
       <w:pPr>
+        <w:pStyle w:val="Heading2"/>
+      </w:pPr>
+      <w:bookmarkEnd w:id="22"/>
+      <w:r>
+        <w:rPr>
+          <w:rFonts w:ascii="Calibri" w:hAnsi="Calibri" w:eastAsia="微软雅黑"/>
+          <w:b w:val="0"/>
+          <w:color w:val="A88B9A"/>
+          <w:sz w:val="30"/>
+        </w:rPr>
+        <w:t>4.3 说服&amp;共识推动类</w:t>
+      </w:r>
+    </w:p>
+    <w:p>
+      <w:pPr>
+        <w:spacing w:line="360" w:lineRule="auto" w:after="80"/>
+      </w:pPr>
+      <w:r>
+        <w:rPr>
+          <w:rFonts w:ascii="Calibri" w:hAnsi="Calibri" w:eastAsia="微软雅黑"/>
+          <w:b w:val="0"/>
+          <w:color w:val="4A4A4A"/>
+          <w:sz w:val="22"/>
+        </w:rPr>
+      </w:r>
+      <w:r>
+        <w:rPr>
+          <w:rFonts w:ascii="Calibri" w:hAnsi="Calibri" w:eastAsia="微软雅黑"/>
+          <w:b/>
+          <w:color w:val="4A4A4A"/>
+          <w:sz w:val="22"/>
+        </w:rPr>
+        <w:t>特点</w:t>
+      </w:r>
+      <w:r>
+        <w:rPr>
+          <w:rFonts w:ascii="Calibri" w:hAnsi="Calibri" w:eastAsia="微软雅黑"/>
+          <w:b w:val="0"/>
+          <w:color w:val="4A4A4A"/>
+          <w:sz w:val="22"/>
+        </w:rPr>
+        <w:t>：面经作者实际遇到的第6题——为团队提出创新方法，怎么让团队接受。</w:t>
+      </w:r>
+    </w:p>
+    <w:p>
+      <w:bookmarkStart w:id="23" w:name="toc_heading_23"/>
+      <w:pPr>
         <w:pStyle w:val="Heading3"/>
       </w:pPr>
-      <w:bookmarkEnd w:id="22"/>
+      <w:bookmarkEnd w:id="23"/>
       <w:r>
         <w:rPr>
           <w:rFonts w:ascii="Calibri" w:hAnsi="Calibri" w:eastAsia="微软雅黑"/>
@@ -4837,7 +4770,7 @@
           <w:color w:val="D4A89A"/>
           <w:sz w:val="25"/>
         </w:rPr>
-        <w:t>Q（角度B）：在你的经历中是否有过别人提出超出原有诉求的经历？你是怎么解决的？</w:t>
+        <w:t>Q：举一个例子，你是如何在学习/工作中为团队提出一个创新的解决方法或是没有人想到过的方式，你是如何让团队接受你的提议，最终结果如何？</w:t>
       </w:r>
     </w:p>
     <w:p>
@@ -4859,7 +4792,7 @@
           <w:color w:val="4A4A4A"/>
           <w:sz w:val="22"/>
         </w:rPr>
-        <w:t>回答骨架（3分钟）——同一个鱼跃尚成故事，侧重点不同</w:t>
+        <w:t>回答骨架（3分钟）——用鱼跃尚成推流程标准化的故事</w:t>
       </w:r>
       <w:r>
         <w:rPr>
@@ -4887,7 +4820,7 @@
           <w:color w:val="999999"/>
           <w:sz w:val="21"/>
         </w:rPr>
-        <w:t>有的。在鱼跃尚成做项目助理的时候，本来我的任务就是"收材料、交材料"。但后来有部门跟我说，他们不知道要交什么、什么时候交，每次交完还要被退回来改，特别麻烦。这其实是一个超出我原有职责的诉求。</w:t>
+        <w:t>在鱼跃尚成做项目助理的时候，我发现各部门交材料很混乱，格式不统一、进度不透明。我当时想推一个标准化的流程，但一开始大家觉得"现在这样就挺好，改了反而麻烦"。</w:t>
       </w:r>
     </w:p>
     <w:p>
@@ -4920,7 +4853,7 @@
           <w:color w:val="999999"/>
           <w:sz w:val="21"/>
         </w:rPr>
-        <w:t>我当时没有说"这不归我管"，而是想了一下：这个诉求其实很合理，而且解决了之后我自己也省事——大家按标准交，我不用反复退改。</w:t>
+        <w:t>我没有直接推制度，而是先自己做了一个Excel台账模板，拿一个部门**试跑了一周**。一周后我把试跑的数据整理出来：这个部门的材料一次通过率从之前的70%提升到了100%，核对时间从2小时缩短到30分钟。</w:t>
       </w:r>
     </w:p>
     <w:p>
@@ -4953,7 +4886,7 @@
           <w:color w:val="999999"/>
           <w:sz w:val="21"/>
         </w:rPr>
-        <w:t>所以我做了两件事：第一，我自己先做了一个**分类电子台账**，把每个项目需要什么材料、什么格式、什么时候截止都列清楚，发给各部门对照着交；第二，我建了**三级校验机制**——录入人自校、我核对、提交前终审，三层卡错。</w:t>
+        <w:t>我把这个数据拿给其他部门看，大家看到实际效果后就愿意配合了。最后我们把这个标准化流程推广到了所有部门，200多份材料全部零差错提交。</w:t>
       </w:r>
     </w:p>
     <w:p>
@@ -4986,7 +4919,7 @@
           <w:color w:val="999999"/>
           <w:sz w:val="21"/>
         </w:rPr>
-        <w:t>结果是200多份材料全部零差错提交，而且各部门配合起来更顺了。这件事让我明白：别人提出超出预期的诉求，不一定是麻烦，往往是一个优化流程的机会。</w:t>
+        <w:t>我的经验是：**说服别人不要讲道理，要拿小范围试点的结果说话**。你说这个方法有多好，别人不一定信，但你拿真实数据给他看"试了一周，效率提升了多少"，他自然就愿意试了。</w:t>
       </w:r>
     </w:p>
     <w:p>
@@ -5008,7 +4941,7 @@
           <w:color w:val="4A4A4A"/>
           <w:sz w:val="22"/>
         </w:rPr>
-        <w:t>追问1：提到XXX经历很有代表性，当时你和提出诉求的人沟通时，具体是怎么梳理他们提出这个要求背后的核心考量，以及他们最希望的结果是什么？</w:t>
+        <w:t>追问1：你做试点的时候遇到阻力了吗？怎么解决的？</w:t>
       </w:r>
       <w:r>
         <w:rPr>
@@ -5035,7 +4968,7 @@
           <w:color w:val="999999"/>
           <w:sz w:val="21"/>
         </w:rPr>
-        <w:t>我当时没有直接答应，而是先问了他们几个问题：你们现在最头疼的是什么？是不知道要交什么，还是交了总被退？他们说主要是"不知道标准是什么，交完了还要改"。所以他们的核心诉求其实是"有一个清晰的标准，让我一次就交对"，而不是"帮我交材料"。我抓住这个核心，做了台账和三级校验，就是解决了这个问题。</w:t>
+        <w:t>遇到了。第一个试点的部门负责人一开始不愿意，觉得"本来就够忙了，还要搞新东西"。我没有逼他，而是跟他说"你就试三天，三天后你觉得不好我们就改回去"。结果三天后他自己说"确实比之前省事，不用天天问我材料齐不齐了"。然后我就拿这个部门的结果去说服其他部门，就容易多了。</w:t>
       </w:r>
     </w:p>
     <w:p>
@@ -5057,7 +4990,7 @@
           <w:color w:val="4A4A4A"/>
           <w:sz w:val="22"/>
         </w:rPr>
-        <w:t>追问2：你是怎么看待他们提出的诉求，和你的项目有什么相关性？</w:t>
+        <w:t>追问2：这个方法后来有没有持续用下去？</w:t>
       </w:r>
       <w:r>
         <w:rPr>
@@ -5084,15 +5017,15 @@
           <w:color w:val="999999"/>
           <w:sz w:val="21"/>
         </w:rPr>
-        <w:t>我觉得这个诉求和我的项目是正相关的——他们越清楚标准，我这边的工作量就越小。如果我不管，他们交上来的材料乱七八糟，我还要一份一份核对、退改，反而更费时间。所以我花时间做了台账和校验机制，看起来是额外工作，但其实是在给自己提效。这也是为什么我愿意接这个超出原有职责的诉求。</w:t>
-      </w:r>
-    </w:p>
-    <w:p>
-      <w:bookmarkStart w:id="23" w:name="toc_heading_23"/>
+        <w:t>有的。我离职之后，那个Excel台账模板和三级校验机制一直留着，后来的项目还在用。我当时不仅做了台账，还写了一个简单的操作说明，告诉接手的人怎么用。所以这个方法不是我走了就没了，而是变成了一个标准化的流程，新人上手就能用。</w:t>
+      </w:r>
+    </w:p>
+    <w:p>
+      <w:bookmarkStart w:id="24" w:name="toc_heading_24"/>
       <w:pPr>
         <w:pStyle w:val="Heading2"/>
       </w:pPr>
-      <w:bookmarkEnd w:id="23"/>
+      <w:bookmarkEnd w:id="24"/>
       <w:r>
         <w:rPr>
           <w:rFonts w:ascii="Calibri" w:hAnsi="Calibri" w:eastAsia="微软雅黑"/>
@@ -5100,7 +5033,7 @@
           <w:color w:val="A88B9A"/>
           <w:sz w:val="30"/>
         </w:rPr>
-        <w:t>4.3 说服&amp;共识推动类</w:t>
+        <w:t>4.4 主动发现&amp;优化类</w:t>
       </w:r>
     </w:p>
     <w:p>
@@ -5131,15 +5064,15 @@
           <w:color w:val="4A4A4A"/>
           <w:sz w:val="22"/>
         </w:rPr>
-        <w:t>：面经作者实际遇到的第6题——为团队提出创新方法，怎么让团队接受。</w:t>
-      </w:r>
-    </w:p>
-    <w:p>
-      <w:bookmarkStart w:id="24" w:name="toc_heading_24"/>
+        <w:t>：面经作者实际遇到的第5题——接受进展不顺的任务，如何主动推动好转。</w:t>
+      </w:r>
+    </w:p>
+    <w:p>
+      <w:bookmarkStart w:id="25" w:name="toc_heading_25"/>
       <w:pPr>
         <w:pStyle w:val="Heading3"/>
       </w:pPr>
-      <w:bookmarkEnd w:id="24"/>
+      <w:bookmarkEnd w:id="25"/>
       <w:r>
         <w:rPr>
           <w:rFonts w:ascii="Calibri" w:hAnsi="Calibri" w:eastAsia="微软雅黑"/>
@@ -5147,7 +5080,7 @@
           <w:color w:val="D4A89A"/>
           <w:sz w:val="25"/>
         </w:rPr>
-        <w:t>Q：举一个例子，你是如何在学习/工作中为团队提出一个创新的解决方法或是没有人想到过的方式，你是如何让团队接受你的提议，最终结果如何？</w:t>
+        <w:t>Q：说说你接受的一个进展不顺的任务时你如何主动推动他好转的经历。当时是什么状况？你用了什么方法？有什么转变？</w:t>
       </w:r>
     </w:p>
     <w:p>
@@ -5169,7 +5102,7 @@
           <w:color w:val="4A4A4A"/>
           <w:sz w:val="22"/>
         </w:rPr>
-        <w:t>回答骨架（3分钟）——用鱼跃尚成推流程标准化的故事</w:t>
+        <w:t>回答骨架（3分钟）——用个人AI工作台的故事</w:t>
       </w:r>
       <w:r>
         <w:rPr>
@@ -5197,7 +5130,7 @@
           <w:color w:val="999999"/>
           <w:sz w:val="21"/>
         </w:rPr>
-        <w:t>在鱼跃尚成做项目助理的时候，我发现各部门交材料很混乱，格式不统一、进度不透明。我当时想推一个标准化的流程，但一开始大家觉得"现在这样就挺好，改了反而麻烦"。</w:t>
+        <w:t>我从零开始搭个人AI工作台的时候，前两周完全卡住了。当时的状况是：我有想法，也知道自己要做什么（记账、待办、知识库这些功能），但前端和Python生成器联调一直出错，部署不上去，前两周一点进展都没有。</w:t>
       </w:r>
     </w:p>
     <w:p>
@@ -5230,7 +5163,7 @@
           <w:color w:val="999999"/>
           <w:sz w:val="21"/>
         </w:rPr>
-        <w:t>我没有直接推制度，而是先自己做了一个Excel台账模板，拿一个部门**试跑了一周**。一周后我把试跑的数据整理出来：这个部门的材料一次通过率从之前的70%提升到了100%，核对时间从2小时缩短到30分钟。</w:t>
+        <w:t>我当时没有硬扛，而是停下来想了想：为什么卡在这里？我发现问题是我想一次性把整个系统搭出来，太复杂了，前后端耦合在一起，出了问题不知道哪错了。</w:t>
       </w:r>
     </w:p>
     <w:p>
@@ -5263,7 +5196,7 @@
           <w:color w:val="999999"/>
           <w:sz w:val="21"/>
         </w:rPr>
-        <w:t>我把这个数据拿给其他部门看，大家看到实际效果后就愿意配合了。最后我们把这个标准化流程推广到了所有部门，200多份材料全部零差错提交。</w:t>
+        <w:t>所以我换了个方法：**把大任务拆成小步骤**——先只做记账这一个模块，在本地跑通；跑通了再加待办模块；每个模块都单独验证没问题了，再串起来；最后才考虑部署上线。</w:t>
       </w:r>
     </w:p>
     <w:p>
@@ -5296,7 +5229,7 @@
           <w:color w:val="999999"/>
           <w:sz w:val="21"/>
         </w:rPr>
-        <w:t>我的经验是：**说服别人不要讲道理，要拿小范围试点的结果说话**。你说这个方法有多好，别人不一定信，但你拿真实数据给他看"试了一周，效率提升了多少"，他自然就愿意试了。</w:t>
+        <w:t>用这个方法之后，进度就快了。前后解决了15+个技术问题，最后做出来一个有10+功能模块的完整系统，部署在GitHub Pages上，手机也能用。这件事让我明白：遇到卡住的问题，不要闷头硬试，先停下来想清楚"为什么走不通"，再把大问题拆成小步骤，一步一步来。</w:t>
       </w:r>
     </w:p>
     <w:p>
@@ -5318,7 +5251,7 @@
           <w:color w:val="4A4A4A"/>
           <w:sz w:val="22"/>
         </w:rPr>
-        <w:t>追问1：你在沟通推进这个想法的过程中，具体是怎么了解大家顾虑背后的具体考量和各自立场的？</w:t>
+        <w:t>追问1：你拆成小步骤之后，第一个做的是什么？</w:t>
       </w:r>
       <w:r>
         <w:rPr>
@@ -5345,7 +5278,7 @@
           <w:color w:val="999999"/>
           <w:sz w:val="21"/>
         </w:rPr>
-        <w:t>我没有直接推制度，而是先找每个部门的对接人聊了聊，问他们"你觉得现在这个流程有什么问题？如果要改你担心什么？"我发现大家的顾虑其实很具体：有人担心"改了之后反而更麻烦"，有人担心"我忙了半天最后白做了"。了解了这些顾虑之后，我就知道怎么回应了——我拿试点的数据给他们看"试了一周，核对时间从2小时缩到30分钟"，他们就放心了。</w:t>
+        <w:t>第一个做的是记账模块的核心功能——先实现"加一笔支出、显示余额"这个最基本的功能。我把这个功能在本地跑通了，确认数据格式没问题、界面能显示，然后才往上面加别的功能。之前我是一上来就想把所有模块都搭起来，结果越搭越乱。拆成小步骤之后，每一步都能验证，出了问题也知道是哪一步错的。</w:t>
       </w:r>
     </w:p>
     <w:p>
@@ -5367,7 +5300,7 @@
           <w:color w:val="4A4A4A"/>
           <w:sz w:val="22"/>
         </w:rPr>
-        <w:t>追问2：当时你推动大家真正同意落地这个合作方案的时候，具体是怎么沟通和推进的？</w:t>
+        <w:t>追问2：这件事对你现在有什么影响？</w:t>
       </w:r>
       <w:r>
         <w:rPr>
@@ -5394,15 +5327,15 @@
           <w:color w:val="999999"/>
           <w:sz w:val="21"/>
         </w:rPr>
-        <w:t>我没有开会宣布"我们要改流程"，而是先拿一个部门试点，做出效果之后，在月度进度会上把这个数据展示给所有人看。大家看到别的部门用了之后确实省事了，就主动问"我们什么时候也用上"。我就顺势把模板和操作说明发给大家，说"你们对照着弄就行，有问题找我"。整个过程不是我推着他们改，而是他们看到好处之后自己愿意改。</w:t>
-      </w:r>
-    </w:p>
-    <w:p>
-      <w:bookmarkStart w:id="25" w:name="toc_heading_25"/>
+        <w:t>最大的影响是我现在遇到任何复杂问题，第一反应不是"怎么一下子做完"，而是"怎么拆成小步骤"。其实这个思路我在更早之前做社区团购课程项目的时候就在用了——先跑通最简单的选址，再加路径优化，再加年龄分层约束。这次做AI工作台卡住的时候，我也是靠这个思路走出来的，把这个方法变得更自觉、更系统了。不管多复杂的问题，拆成小步骤总能解决。</w:t>
+      </w:r>
+    </w:p>
+    <w:p>
+      <w:bookmarkStart w:id="26" w:name="toc_heading_26"/>
       <w:pPr>
         <w:pStyle w:val="Heading2"/>
       </w:pPr>
-      <w:bookmarkEnd w:id="25"/>
+      <w:bookmarkEnd w:id="26"/>
       <w:r>
         <w:rPr>
           <w:rFonts w:ascii="Calibri" w:hAnsi="Calibri" w:eastAsia="微软雅黑"/>
@@ -5410,46 +5343,15 @@
           <w:color w:val="A88B9A"/>
           <w:sz w:val="30"/>
         </w:rPr>
-        <w:t>4.4 主动发现&amp;优化类</w:t>
-      </w:r>
-    </w:p>
-    <w:p>
-      <w:pPr>
-        <w:spacing w:line="360" w:lineRule="auto" w:after="80"/>
-      </w:pPr>
-      <w:r>
-        <w:rPr>
-          <w:rFonts w:ascii="Calibri" w:hAnsi="Calibri" w:eastAsia="微软雅黑"/>
-          <w:b w:val="0"/>
-          <w:color w:val="4A4A4A"/>
-          <w:sz w:val="22"/>
-        </w:rPr>
-      </w:r>
-      <w:r>
-        <w:rPr>
-          <w:rFonts w:ascii="Calibri" w:hAnsi="Calibri" w:eastAsia="微软雅黑"/>
-          <w:b/>
-          <w:color w:val="4A4A4A"/>
-          <w:sz w:val="22"/>
-        </w:rPr>
-        <w:t>特点</w:t>
-      </w:r>
-      <w:r>
-        <w:rPr>
-          <w:rFonts w:ascii="Calibri" w:hAnsi="Calibri" w:eastAsia="微软雅黑"/>
-          <w:b w:val="0"/>
-          <w:color w:val="4A4A4A"/>
-          <w:sz w:val="22"/>
-        </w:rPr>
-        <w:t>：面经作者实际遇到的第5题——接受进展不顺的任务，如何主动推动好转。</w:t>
-      </w:r>
-    </w:p>
-    <w:p>
-      <w:bookmarkStart w:id="26" w:name="toc_heading_26"/>
+        <w:t>4.5 挑战/能力边界类</w:t>
+      </w:r>
+    </w:p>
+    <w:p>
+      <w:bookmarkStart w:id="27" w:name="toc_heading_27"/>
       <w:pPr>
         <w:pStyle w:val="Heading3"/>
       </w:pPr>
-      <w:bookmarkEnd w:id="26"/>
+      <w:bookmarkEnd w:id="27"/>
       <w:r>
         <w:rPr>
           <w:rFonts w:ascii="Calibri" w:hAnsi="Calibri" w:eastAsia="微软雅黑"/>
@@ -5457,7 +5359,7 @@
           <w:color w:val="D4A89A"/>
           <w:sz w:val="25"/>
         </w:rPr>
-        <w:t>Q：说说你接受的一个进展不顺的任务时你如何主动推动他好转的经历。当时是什么状况？你用了什么方法？有什么转变？</w:t>
+        <w:t>Q：超出你能力的任务？你怎么解决，结果如何？</w:t>
       </w:r>
     </w:p>
     <w:p>
@@ -5479,7 +5381,7 @@
           <w:color w:val="4A4A4A"/>
           <w:sz w:val="22"/>
         </w:rPr>
-        <w:t>回答骨架（3分钟）——用个人AI工作台的故事</w:t>
+        <w:t>回答骨架（3分钟）——用社区团购项目的故事</w:t>
       </w:r>
       <w:r>
         <w:rPr>
@@ -5507,7 +5409,7 @@
           <w:color w:val="999999"/>
           <w:sz w:val="21"/>
         </w:rPr>
-        <w:t>我从零开始搭个人AI工作台的时候，前两周完全卡住了。当时的状况是：我有想法，也知道自己要做什么（记账、待办、知识库这些功能），但前端和Python生成器联调一直出错，部署不上去，前两周一点进展都没有。</w:t>
+        <w:t>做社区团购末端优化这个项目的时候，我其实是超出了自己的能力范围的。当时课程要求做一个物流优化的建模项目，我之前只学过理论，从来没真的用代码建过优化模型。</w:t>
       </w:r>
     </w:p>
     <w:p>
@@ -5540,7 +5442,7 @@
           <w:color w:val="999999"/>
           <w:sz w:val="21"/>
         </w:rPr>
-        <w:t>我当时没有硬扛，而是停下来想了想：为什么卡在这里？我发现问题是我想一次性把整个系统搭出来，太复杂了，前后端耦合在一起，出了问题不知道哪错了。</w:t>
+        <w:t>我做的第一件事是先搞清楚问题是什么——不是一上来就写代码，而是先想清楚：我要优化的目标是什么？有哪些约束条件？变量有哪些？把这些想清楚了，再去查用什么模型合适。</w:t>
       </w:r>
     </w:p>
     <w:p>
@@ -5573,7 +5475,7 @@
           <w:color w:val="999999"/>
           <w:sz w:val="21"/>
         </w:rPr>
-        <w:t>所以我换了个方法：**把大任务拆成小步骤**——先只做记账这一个模块，在本地跑通；跑通了再加待办模块；每个模块都单独验证没问题了，再串起来；最后才考虑部署上线。</w:t>
+        <w:t>然后我选了选址-路径双层优化模型，因为它正好匹配"选点+配路"的问题。但这个模型的求解是NP-hard的，我又查了文献，对比了遗传算法和模拟退火，最后选了收敛更快的遗传算法。中间遇到了很多技术问题，比如双层模型耦合怎么解、年龄分层约束怎么加进去，都是一边查一边试。</w:t>
       </w:r>
     </w:p>
     <w:p>
@@ -5606,7 +5508,7 @@
           <w:color w:val="999999"/>
           <w:sz w:val="21"/>
         </w:rPr>
-        <w:t>用这个方法之后，进度就快了。前后解决了15+个技术问题，最后做出来一个有10+功能模块的完整系统，部署在GitHub Pages上，手机也能用。这件事让我明白：遇到卡住的问题，不要闷头硬试，先停下来想清楚"为什么走不通"，再把大问题拆成小步骤，一步一步来。</w:t>
+        <w:t>最后做出来的结果还不错：总成本降了18.7%，老年覆盖率提升到87.3%。这件事让我明白：**超出能力的任务不可怕，可怕的是不知道怎么拆**。先定义清楚问题，再找合适的方法，一步一步学，总能做出来。</w:t>
       </w:r>
     </w:p>
     <w:p>
@@ -5628,7 +5530,7 @@
           <w:color w:val="4A4A4A"/>
           <w:sz w:val="22"/>
         </w:rPr>
-        <w:t>追问1：你当时发现这个问题后，之后具体是怎么一步步把XXX方法落地推行的？</w:t>
+        <w:t>追问1：你为什么选遗传算法不选模拟退火？</w:t>
       </w:r>
       <w:r>
         <w:rPr>
@@ -5655,7 +5557,7 @@
           <w:color w:val="999999"/>
           <w:sz w:val="21"/>
         </w:rPr>
-        <w:t>我是分四步走的：第一步，先做记账模块的核心功能——"加一笔支出、显示余额"，在本地跑通；第二步，跑通之后再加待办模块，每个模块都单独验证；第三步，所有模块都跑通了之后，再把它们串成一个完整的系统；第四步，最后才考虑部署上线，放到GitHub Pages上让手机也能访问。整个过程就是"先局部后整体，先跑通再优化"。</w:t>
+        <w:t>我对比了两种方法。遗传算法是模拟生物进化，通过选择、交叉、变异不断迭代，适合优化问题；模拟退火是模拟金属冷却过程，接受一定概率的劣解来跳出局部最优。我在小样本上试了一下，遗传算法收敛更快、结果更稳定，所以最后选了遗传算法。</w:t>
       </w:r>
     </w:p>
     <w:p>
@@ -5677,7 +5579,7 @@
           <w:color w:val="4A4A4A"/>
           <w:sz w:val="22"/>
         </w:rPr>
-        <w:t>追问2：（针对追问一回答里的细节的深挖——链式追问）</w:t>
+        <w:t>追问2：如果再做一次你会怎么改进？</w:t>
       </w:r>
       <w:r>
         <w:rPr>
@@ -5704,15 +5606,15 @@
           <w:color w:val="999999"/>
           <w:sz w:val="21"/>
         </w:rPr>
-        <w:t>提示：这道题的追问2是链式的，会从你追问1的回答里挑一个细节继续挖。比如你说"记账模块在本地跑通了"，他可能会问"你怎么知道跑通了？怎么验证的？"你就回答具体的验证方法——比如"我加了一笔100块的支出，看余额有没有自动扣掉，再看数据有没有存下来，确认数据格式和显示都没问题"。</w:t>
-      </w:r>
-    </w:p>
-    <w:p>
-      <w:bookmarkStart w:id="27" w:name="toc_heading_27"/>
+        <w:t>我会在三个方面改进：第一，**数据量更大**，现在只有15个候选点、日均345单，是一个小区的规模，如果能拿到整个区的真实运营数据，结论会更有说服力；第二，**加入动态因素**，现在模型是静态的，没考虑天气、大促这些动态变化；第三，**多场景验证**，现在只验证了老龄化小区，换一个年轻型小区可能结果就不一样了。</w:t>
+      </w:r>
+    </w:p>
+    <w:p>
+      <w:bookmarkStart w:id="28" w:name="toc_heading_28"/>
       <w:pPr>
         <w:pStyle w:val="Heading2"/>
       </w:pPr>
-      <w:bookmarkEnd w:id="27"/>
+      <w:bookmarkEnd w:id="28"/>
       <w:r>
         <w:rPr>
           <w:rFonts w:ascii="Calibri" w:hAnsi="Calibri" w:eastAsia="微软雅黑"/>
@@ -5720,15 +5622,46 @@
           <w:color w:val="A88B9A"/>
           <w:sz w:val="30"/>
         </w:rPr>
-        <w:t>4.5 挑战/能力边界类</w:t>
-      </w:r>
-    </w:p>
-    <w:p>
-      <w:bookmarkStart w:id="28" w:name="toc_heading_28"/>
+        <w:t>4.6 团队协作&amp;冲突类</w:t>
+      </w:r>
+    </w:p>
+    <w:p>
+      <w:pPr>
+        <w:spacing w:line="360" w:lineRule="auto" w:after="80"/>
+      </w:pPr>
+      <w:r>
+        <w:rPr>
+          <w:rFonts w:ascii="Calibri" w:hAnsi="Calibri" w:eastAsia="微软雅黑"/>
+          <w:b w:val="0"/>
+          <w:color w:val="4A4A4A"/>
+          <w:sz w:val="22"/>
+        </w:rPr>
+      </w:r>
+      <w:r>
+        <w:rPr>
+          <w:rFonts w:ascii="Calibri" w:hAnsi="Calibri" w:eastAsia="微软雅黑"/>
+          <w:b/>
+          <w:color w:val="4A4A4A"/>
+          <w:sz w:val="22"/>
+        </w:rPr>
+        <w:t>特点</w:t>
+      </w:r>
+      <w:r>
+        <w:rPr>
+          <w:rFonts w:ascii="Calibri" w:hAnsi="Calibri" w:eastAsia="微软雅黑"/>
+          <w:b w:val="0"/>
+          <w:color w:val="4A4A4A"/>
+          <w:sz w:val="22"/>
+        </w:rPr>
+        <w:t>：面经作者实际遇到的第4题——团队中某成员理解/执行偏差影响进展。</w:t>
+      </w:r>
+    </w:p>
+    <w:p>
+      <w:bookmarkStart w:id="29" w:name="toc_heading_29"/>
       <w:pPr>
         <w:pStyle w:val="Heading3"/>
       </w:pPr>
-      <w:bookmarkEnd w:id="28"/>
+      <w:bookmarkEnd w:id="29"/>
       <w:r>
         <w:rPr>
           <w:rFonts w:ascii="Calibri" w:hAnsi="Calibri" w:eastAsia="微软雅黑"/>
@@ -5736,7 +5669,7 @@
           <w:color w:val="D4A89A"/>
           <w:sz w:val="25"/>
         </w:rPr>
-        <w:t>Q：超出你能力的任务？你怎么解决，结果如何？</w:t>
+        <w:t>Q：当团队合作时你遇到因某位成员理解或执行的偏差，影响整体进展或氛围的情况，当时你是什么角色？你做了些什么解决这个问题？后续如何？</w:t>
       </w:r>
     </w:p>
     <w:p>
@@ -5758,7 +5691,7 @@
           <w:color w:val="4A4A4A"/>
           <w:sz w:val="22"/>
         </w:rPr>
-        <w:t>回答骨架（3分钟）——用社区团购项目的故事</w:t>
+        <w:t>回答骨架（3分钟）——用企业经营模拟的故事</w:t>
       </w:r>
       <w:r>
         <w:rPr>
@@ -5786,7 +5719,7 @@
           <w:color w:val="999999"/>
           <w:sz w:val="21"/>
         </w:rPr>
-        <w:t>做社区团购末端优化这个项目的时候，我其实是超出了自己的能力范围的。当时课程要求做一个物流优化的建模项目，我之前只学过理论，从来没真的用代码建过优化模型。</w:t>
+        <w:t>企业经营模拟课上遇到过一次。当时我们团队对一个生产计划有分歧——有人想多备货保供应，有人想少备货降成本。两边都有道理，但一直达不成共识，影响了进度。</w:t>
       </w:r>
     </w:p>
     <w:p>
@@ -5819,7 +5752,7 @@
           <w:color w:val="999999"/>
           <w:sz w:val="21"/>
         </w:rPr>
-        <w:t>我做的第一件事是先搞清楚问题是什么——不是一上来就写代码，而是先想清楚：我要优化的目标是什么？有哪些约束条件？变量有哪些？把这些想清楚了，再去查用什么模型合适。</w:t>
+        <w:t>我当时不是组长，是负责数据分析的。我没有直接站队说谁对谁错，而是把两种方案的预期收益和风险都列出来，用数据算了一下不同市场情况下的结果。</w:t>
       </w:r>
     </w:p>
     <w:p>
@@ -5852,7 +5785,7 @@
           <w:color w:val="999999"/>
           <w:sz w:val="21"/>
         </w:rPr>
-        <w:t>然后我选了选址-路径双层优化模型，因为它正好匹配"选点+配路"的问题。但这个模型的求解是NP-hard的，我又查了文献，对比了遗传算法和模拟退火，最后选了收敛更快的遗传算法。中间遇到了很多技术问题，比如双层模型耦合怎么解、年龄分层约束怎么加进去，都是一边查一边试。</w:t>
+        <w:t>我做了一个简单的模拟：如果市场需求好，多备货的方案收益高；如果市场需求差，少备货的方案风险小。我把这两种情况的概率和预期收益都算出来，给团队看。</w:t>
       </w:r>
     </w:p>
     <w:p>
@@ -5885,7 +5818,7 @@
           <w:color w:val="999999"/>
           <w:sz w:val="21"/>
         </w:rPr>
-        <w:t>最后做出来的结果还不错：总成本降了18.7%，老年覆盖率提升到87.3%。这件事让我明白：**超出能力的任务不可怕，可怕的是不知道怎么拆**。先定义清楚问题，再找合适的方法，一步一步学，总能做出来。</w:t>
+        <w:t>大家看完数据后就达成了共识——选一个中间方案，既不全备也不全压。最后我们项目完成得很顺利。这件事让我明白：**团队分歧不可怕，关键是用数据和事实说话，而不是比谁声音大**。</w:t>
       </w:r>
     </w:p>
     <w:p>
@@ -5907,7 +5840,7 @@
           <w:color w:val="4A4A4A"/>
           <w:sz w:val="22"/>
         </w:rPr>
-        <w:t>追问1：关于你完成的XXX任务，怎么让这个结果在公司实现更好的复用？</w:t>
+        <w:t>追问1：你怎么想到用数据来解决分歧的？</w:t>
       </w:r>
       <w:r>
         <w:rPr>
@@ -5934,7 +5867,7 @@
           <w:color w:val="999999"/>
           <w:sz w:val="21"/>
         </w:rPr>
-        <w:t>我当时做这个社区团购项目是课程作业，不是真实公司场景。但如果放到真实公司里，我会做三件事来让结果可复用：第一，**把模型写成文档**——用了什么数据、什么模型、什么参数、怎么调的，都写清楚，别人拿到就能用；第二，**把代码模块化**——不要写成一次性的脚本，而是做成可以换数据、换参数的通用模板，换个小区的数据就能直接跑；第三，**做一个简单的使用说明**——告诉业务人员怎么输入数据、怎么看结果，不用每次都找技术人员。这样这个模型就不是一次性的作业，而是一个能反复用的工具。</w:t>
+        <w:t>因为我觉得争论"谁的想法对"没有意义，每个人都有自己的立场。但数据是客观的，你把两种方案的结果算出来，大家一看就知道哪个更优。而且我负责数据分析，这本来就是我的角色，用数据说话也是我最擅长的。</w:t>
       </w:r>
     </w:p>
     <w:p>
@@ -5956,7 +5889,7 @@
           <w:color w:val="4A4A4A"/>
           <w:sz w:val="22"/>
         </w:rPr>
-        <w:t>追问2：你为什么要接受超出自己能力的任务，你是怎么考量的？</w:t>
+        <w:t>追问2：这件事之后团队有什么变化？</w:t>
       </w:r>
       <w:r>
         <w:rPr>
@@ -5983,15 +5916,15 @@
           <w:color w:val="999999"/>
           <w:sz w:val="21"/>
         </w:rPr>
-        <w:t>我当时的考量很简单：课程要求做这个项目，我总得做。但我没有选一个简单的题目应付，而是选了一个有挑战的选址-路径优化，因为我觉得**如果只做自己已经会的东西，就学不到新东西**。我之前只学过理论，从来没真的用代码建过模型，正好借这个机会练一下。而且我觉得超出能力的任务不可怕，大不了一边查一边试，总能做出来。事实也证明了——最后结果还不错，降本18.7%，而且我学会了用Python建优化模型，这个技能以后做供应链工作肯定用得上。</w:t>
-      </w:r>
-    </w:p>
-    <w:p>
-      <w:bookmarkStart w:id="29" w:name="toc_heading_29"/>
+        <w:t>之后我们团队遇到分歧，第一反应就是"算一下"，而不是直接争。大家慢慢形成了一个习惯：有不同意见，先拿数据说话。而且我在团队里的角色也变了——从"负责数据分析的人"变成了"有分歧就找他来算一下的人"。这种用数据解决问题的方式，我觉得在工作中也很有用。</w:t>
+      </w:r>
+    </w:p>
+    <w:p>
+      <w:bookmarkStart w:id="30" w:name="toc_heading_30"/>
       <w:pPr>
         <w:pStyle w:val="Heading2"/>
       </w:pPr>
-      <w:bookmarkEnd w:id="29"/>
+      <w:bookmarkEnd w:id="30"/>
       <w:r>
         <w:rPr>
           <w:rFonts w:ascii="Calibri" w:hAnsi="Calibri" w:eastAsia="微软雅黑"/>
@@ -5999,7 +5932,7 @@
           <w:color w:val="A88B9A"/>
           <w:sz w:val="30"/>
         </w:rPr>
-        <w:t>4.6 团队协作&amp;冲突类</w:t>
+        <w:t>4.7 英文专项题（greatest strength方向）</w:t>
       </w:r>
     </w:p>
     <w:p>
@@ -6021,24 +5954,73 @@
           <w:color w:val="4A4A4A"/>
           <w:sz w:val="22"/>
         </w:rPr>
-        <w:t>特点</w:t>
-      </w:r>
-      <w:r>
-        <w:rPr>
-          <w:rFonts w:ascii="Calibri" w:hAnsi="Calibri" w:eastAsia="微软雅黑"/>
-          <w:b w:val="0"/>
-          <w:color w:val="4A4A4A"/>
-          <w:sz w:val="22"/>
-        </w:rPr>
-        <w:t>：面经作者实际遇到的第4题——团队中某成员理解/执行偏差影响进展。</w:t>
-      </w:r>
-    </w:p>
-    <w:p>
-      <w:bookmarkStart w:id="30" w:name="toc_heading_30"/>
+        <w:t>真实情况</w:t>
+      </w:r>
+      <w:r>
+        <w:rPr>
+          <w:rFonts w:ascii="Calibri" w:hAnsi="Calibri" w:eastAsia="微软雅黑"/>
+          <w:b w:val="0"/>
+          <w:color w:val="4A4A4A"/>
+          <w:sz w:val="22"/>
+        </w:rPr>
+        <w:t>：面经作者遇到的英文题是"Please share your greatest strength, and how it affect your work?"（你最大的优势是什么，以及它如何影响你的工作）。</w:t>
+      </w:r>
+    </w:p>
+    <w:p>
+      <w:pPr>
+        <w:spacing w:line="360" w:lineRule="auto" w:after="80"/>
+      </w:pPr>
+      <w:r>
+        <w:rPr>
+          <w:rFonts w:ascii="Calibri" w:hAnsi="Calibri" w:eastAsia="微软雅黑"/>
+          <w:b w:val="0"/>
+          <w:color w:val="4A4A4A"/>
+          <w:sz w:val="22"/>
+        </w:rPr>
+      </w:r>
+      <w:r>
+        <w:rPr>
+          <w:rFonts w:ascii="Calibri" w:hAnsi="Calibri" w:eastAsia="微软雅黑"/>
+          <w:b/>
+          <w:color w:val="4A4A4A"/>
+          <w:sz w:val="22"/>
+        </w:rPr>
+        <w:t>注意</w:t>
+      </w:r>
+      <w:r>
+        <w:rPr>
+          <w:rFonts w:ascii="Calibri" w:hAnsi="Calibri" w:eastAsia="微软雅黑"/>
+          <w:b w:val="0"/>
+          <w:color w:val="4A4A4A"/>
+          <w:sz w:val="22"/>
+        </w:rPr>
+        <w:t>：英文题是最后一道，你已经答了6道中文题，体力和精力都消耗很多了。</w:t>
+      </w:r>
+      <w:r>
+        <w:rPr>
+          <w:rFonts w:ascii="Calibri" w:hAnsi="Calibri" w:eastAsia="微软雅黑"/>
+          <w:b/>
+          <w:color w:val="4A4A4A"/>
+          <w:sz w:val="22"/>
+        </w:rPr>
+        <w:t>英文必须练到肌肉记忆，不用动脑就能说</w:t>
+      </w:r>
+      <w:r>
+        <w:rPr>
+          <w:rFonts w:ascii="Calibri" w:hAnsi="Calibri" w:eastAsia="微软雅黑"/>
+          <w:b w:val="0"/>
+          <w:color w:val="4A4A4A"/>
+          <w:sz w:val="22"/>
+        </w:rPr>
+        <w:t>。</w:t>
+      </w:r>
+    </w:p>
+    <w:p>
+      <w:bookmarkStart w:id="31" w:name="toc_heading_31"/>
       <w:pPr>
         <w:pStyle w:val="Heading3"/>
       </w:pPr>
-      <w:bookmarkEnd w:id="30"/>
+      <w:bookmarkEnd w:id="31"/>
       <w:r>
         <w:rPr>
           <w:rFonts w:ascii="Calibri" w:hAnsi="Calibri" w:eastAsia="微软雅黑"/>
@@ -6046,7 +6028,7 @@
           <w:color w:val="D4A89A"/>
           <w:sz w:val="25"/>
         </w:rPr>
-        <w:t>Q：当团队合作时你遇到因某位成员理解或执行的偏差，影响整体进展或氛围的情况，当时你是什么角色？你做了些什么解决这个问题？后续如何？</w:t>
+        <w:t>Q：Please share your greatest strength, and how it affect your work?（你最大的优势是什么，以及它如何影响你的工作？）</w:t>
       </w:r>
     </w:p>
     <w:p>
@@ -6068,7 +6050,7 @@
           <w:color w:val="4A4A4A"/>
           <w:sz w:val="22"/>
         </w:rPr>
-        <w:t>回答骨架（3分钟）——用企业经营模拟的故事</w:t>
+        <w:t>逐字稿（约1.5分钟）</w:t>
       </w:r>
       <w:r>
         <w:rPr>
@@ -6096,7 +6078,7 @@
           <w:color w:val="999999"/>
           <w:sz w:val="21"/>
         </w:rPr>
-        <w:t>企业经营模拟课上遇到过一次。当时我们团队对一个生产计划有分歧——有人想多备货保供应，有人想少备货降成本。两边都有道理，但一直达不成共识，影响了进度。</w:t>
+        <w:t>My greatest strength is data-driven problem solving. I like to use data to find the root cause of a problem, and then build a solution based on facts.</w:t>
       </w:r>
     </w:p>
     <w:p>
@@ -6129,7 +6111,7 @@
           <w:color w:val="999999"/>
           <w:sz w:val="21"/>
         </w:rPr>
-        <w:t>我当时不是组长，是负责数据分析的。我没有直接站队说谁对谁错，而是把两种方案的预期收益和风险都列出来，用数据算了一下不同市场情况下的结果。</w:t>
+        <w:t>Let me give you an example. Last year, I did a course project on community group buying delivery. I found that elderly people had to walk too far to pick up their orders. Instead of guessing, I collected real data — 15 candidate points, about 345 orders per day. Then I built a location-routing model in Python to optimize the pickup points. The result was total cost down 18.7% and elderly coverage up to 87.3%.</w:t>
       </w:r>
     </w:p>
     <w:p>
@@ -6162,7 +6144,7 @@
           <w:color w:val="999999"/>
           <w:sz w:val="21"/>
         </w:rPr>
-        <w:t>我做了一个简单的模拟：如果市场需求好，多备货的方案收益高；如果市场需求差，少备货的方案风险小。我把这两种情况的概率和预期收益都算出来，给团队看。</w:t>
+        <w:t>How does this affect my work? First, I don't jump to conclusions. I always look at the data first. Second, I can translate a vague problem into a measurable solution. For example, "delivery is slow" becomes "reduce delivery time by 22%". Third, I learn new tools quickly to solve problems. I taught myself Python to build that model.</w:t>
       </w:r>
     </w:p>
     <w:p>
@@ -6195,7 +6177,7 @@
           <w:color w:val="999999"/>
           <w:sz w:val="21"/>
         </w:rPr>
-        <w:t>大家看完数据后就达成了共识——选一个中间方案，既不全备也不全压。最后我们项目完成得很顺利。这件事让我明白：**团队分歧不可怕，关键是用数据和事实说话，而不是比谁声音大**。</w:t>
+        <w:t>This strength fits the UFLP supply chain role well, because supply chain decisions are data-driven. I hope to bring this strength to Unilever.</w:t>
       </w:r>
     </w:p>
     <w:p>
@@ -6217,15 +6199,16 @@
           <w:color w:val="4A4A4A"/>
           <w:sz w:val="22"/>
         </w:rPr>
-        <w:t>追问1：你怎么想到用数据来解决分歧的？</w:t>
-      </w:r>
-      <w:r>
-        <w:rPr>
-          <w:rFonts w:ascii="Calibri" w:hAnsi="Calibri" w:eastAsia="微软雅黑"/>
-          <w:b w:val="0"/>
-          <w:color w:val="4A4A4A"/>
-          <w:sz w:val="22"/>
-        </w:rPr>
+        <w:t>中文翻译</w:t>
+      </w:r>
+      <w:r>
+        <w:rPr>
+          <w:rFonts w:ascii="Calibri" w:hAnsi="Calibri" w:eastAsia="微软雅黑"/>
+          <w:b w:val="0"/>
+          <w:color w:val="4A4A4A"/>
+          <w:sz w:val="22"/>
+        </w:rPr>
+        <w:t>：</w:t>
       </w:r>
     </w:p>
     <w:p>
@@ -6244,7 +6227,7 @@
           <w:color w:val="999999"/>
           <w:sz w:val="21"/>
         </w:rPr>
-        <w:t>因为我觉得争论"谁的想法对"没有意义，每个人都有自己的立场。但数据是客观的，你把两种方案的结果算出来，大家一看就知道哪个更优。而且我负责数据分析，这本来就是我的角色，用数据说话也是我最擅长的。</w:t>
+        <w:t>我最大的优势是数据驱动解决问题。我喜欢用数据找到问题的根源，然后基于事实构建解决方案。</w:t>
       </w:r>
     </w:p>
     <w:p>
@@ -6258,23 +6241,7 @@
           <w:color w:val="4A4A4A"/>
           <w:sz w:val="22"/>
         </w:rPr>
-      </w:r>
-      <w:r>
-        <w:rPr>
-          <w:rFonts w:ascii="Calibri" w:hAnsi="Calibri" w:eastAsia="微软雅黑"/>
-          <w:b/>
-          <w:color w:val="4A4A4A"/>
-          <w:sz w:val="22"/>
-        </w:rPr>
-        <w:t>追问2：这件事之后团队有什么变化？</w:t>
-      </w:r>
-      <w:r>
-        <w:rPr>
-          <w:rFonts w:ascii="Calibri" w:hAnsi="Calibri" w:eastAsia="微软雅黑"/>
-          <w:b w:val="0"/>
-          <w:color w:val="4A4A4A"/>
-          <w:sz w:val="22"/>
-        </w:rPr>
+        <w:t>&gt;</w:t>
       </w:r>
     </w:p>
     <w:p>
@@ -6293,23 +6260,7 @@
           <w:color w:val="999999"/>
           <w:sz w:val="21"/>
         </w:rPr>
-        <w:t>之后我们团队遇到分歧，第一反应就是"算一下"，而不是直接争。大家慢慢形成了一个习惯：有不同意见，先拿数据说话。而且我在团队里的角色也变了——从"负责数据分析的人"变成了"有分歧就找他来算一下的人"。这种用数据解决问题的方式，我觉得在工作中也很有用。</w:t>
-      </w:r>
-    </w:p>
-    <w:p>
-      <w:bookmarkStart w:id="31" w:name="toc_heading_31"/>
-      <w:pPr>
-        <w:pStyle w:val="Heading2"/>
-      </w:pPr>
-      <w:bookmarkEnd w:id="31"/>
-      <w:r>
-        <w:rPr>
-          <w:rFonts w:ascii="Calibri" w:hAnsi="Calibri" w:eastAsia="微软雅黑"/>
-          <w:b w:val="0"/>
-          <w:color w:val="A88B9A"/>
-          <w:sz w:val="30"/>
-        </w:rPr>
-        <w:t>4.7 英文专项题（多方向准备）</w:t>
+        <w:t>举个例子。去年我做了一个社区团购配送的课程项目。我发现老人要走很远才能取货。我没有拍脑袋，而是收集了真实数据——15个候选点、日均345单。然后我用Python建了一个选址-路径模型来优化自提点。结果是总成本降了18.7%，老人覆盖率提升到87.3%。</w:t>
       </w:r>
     </w:p>
     <w:p>
@@ -6323,150 +6274,7 @@
           <w:color w:val="4A4A4A"/>
           <w:sz w:val="22"/>
         </w:rPr>
-      </w:r>
-      <w:r>
-        <w:rPr>
-          <w:rFonts w:ascii="Calibri" w:hAnsi="Calibri" w:eastAsia="微软雅黑"/>
-          <w:b/>
-          <w:color w:val="4A4A4A"/>
-          <w:sz w:val="22"/>
-        </w:rPr>
-        <w:t>真实情况</w:t>
-      </w:r>
-      <w:r>
-        <w:rPr>
-          <w:rFonts w:ascii="Calibri" w:hAnsi="Calibri" w:eastAsia="微软雅黑"/>
-          <w:b w:val="0"/>
-          <w:color w:val="4A4A4A"/>
-          <w:sz w:val="22"/>
-        </w:rPr>
-        <w:t>：英文题每个人不一样，不是固定的。面经作者遇到的两道英文题：</w:t>
-      </w:r>
-    </w:p>
-    <w:p>
-      <w:pPr>
-        <w:spacing w:line="360" w:lineRule="auto" w:after="40"/>
-        <w:ind w:left="283"/>
-      </w:pPr>
-      <w:r>
-        <w:rPr>
-          <w:rFonts w:ascii="Calibri" w:hAnsi="Calibri" w:eastAsia="微软雅黑"/>
-          <w:b w:val="0"/>
-          <w:color w:val="4A4A4A"/>
-          <w:sz w:val="22"/>
-        </w:rPr>
-        <w:t>• 作者A：Please share your greatest strength, and how it affect your work?</w:t>
-      </w:r>
-    </w:p>
-    <w:p>
-      <w:pPr>
-        <w:spacing w:line="360" w:lineRule="auto" w:after="40"/>
-        <w:ind w:left="283"/>
-      </w:pPr>
-      <w:r>
-        <w:rPr>
-          <w:rFonts w:ascii="Calibri" w:hAnsi="Calibri" w:eastAsia="微软雅黑"/>
-          <w:b w:val="0"/>
-          <w:color w:val="4A4A4A"/>
-          <w:sz w:val="22"/>
-        </w:rPr>
-        <w:t>• 作者B：How do you handle repetitive questions from colleagues?</w:t>
-      </w:r>
-    </w:p>
-    <w:p>
-      <w:pPr>
-        <w:spacing w:line="360" w:lineRule="auto" w:after="80"/>
-      </w:pPr>
-      <w:r>
-        <w:rPr>
-          <w:rFonts w:ascii="Calibri" w:hAnsi="Calibri" w:eastAsia="微软雅黑"/>
-          <w:b w:val="0"/>
-          <w:color w:val="4A4A4A"/>
-          <w:sz w:val="22"/>
-        </w:rPr>
-      </w:r>
-      <w:r>
-        <w:rPr>
-          <w:rFonts w:ascii="Calibri" w:hAnsi="Calibri" w:eastAsia="微软雅黑"/>
-          <w:b/>
-          <w:color w:val="4A4A4A"/>
-          <w:sz w:val="22"/>
-        </w:rPr>
-        <w:t>注意</w:t>
-      </w:r>
-      <w:r>
-        <w:rPr>
-          <w:rFonts w:ascii="Calibri" w:hAnsi="Calibri" w:eastAsia="微软雅黑"/>
-          <w:b w:val="0"/>
-          <w:color w:val="4A4A4A"/>
-          <w:sz w:val="22"/>
-        </w:rPr>
-        <w:t>：英文题是最后一道，你已经答了6道中文题，体力和精力都消耗很多了。</w:t>
-      </w:r>
-      <w:r>
-        <w:rPr>
-          <w:rFonts w:ascii="Calibri" w:hAnsi="Calibri" w:eastAsia="微软雅黑"/>
-          <w:b/>
-          <w:color w:val="4A4A4A"/>
-          <w:sz w:val="22"/>
-        </w:rPr>
-        <w:t>英文必须练到肌肉记忆，不用动脑就能说</w:t>
-      </w:r>
-      <w:r>
-        <w:rPr>
-          <w:rFonts w:ascii="Calibri" w:hAnsi="Calibri" w:eastAsia="微软雅黑"/>
-          <w:b w:val="0"/>
-          <w:color w:val="4A4A4A"/>
-          <w:sz w:val="22"/>
-        </w:rPr>
-        <w:t>。</w:t>
-      </w:r>
-    </w:p>
-    <w:p>
-      <w:bookmarkStart w:id="32" w:name="toc_heading_32"/>
-      <w:pPr>
-        <w:pStyle w:val="Heading3"/>
-      </w:pPr>
-      <w:bookmarkEnd w:id="32"/>
-      <w:r>
-        <w:rPr>
-          <w:rFonts w:ascii="Calibri" w:hAnsi="Calibri" w:eastAsia="微软雅黑"/>
-          <w:b w:val="0"/>
-          <w:color w:val="D4A89A"/>
-          <w:sz w:val="25"/>
-        </w:rPr>
-        <w:t>版本一：Please share your greatest strength, and how it affect your work?</w:t>
-      </w:r>
-    </w:p>
-    <w:p>
-      <w:pPr>
-        <w:spacing w:line="360" w:lineRule="auto" w:after="80"/>
-      </w:pPr>
-      <w:r>
-        <w:rPr>
-          <w:rFonts w:ascii="Calibri" w:hAnsi="Calibri" w:eastAsia="微软雅黑"/>
-          <w:b w:val="0"/>
-          <w:color w:val="4A4A4A"/>
-          <w:sz w:val="22"/>
-        </w:rPr>
-      </w:r>
-      <w:r>
-        <w:rPr>
-          <w:rFonts w:ascii="Calibri" w:hAnsi="Calibri" w:eastAsia="微软雅黑"/>
-          <w:b/>
-          <w:color w:val="4A4A4A"/>
-          <w:sz w:val="22"/>
-        </w:rPr>
-        <w:t>逐字稿（约1.5分钟）</w:t>
-      </w:r>
-      <w:r>
-        <w:rPr>
-          <w:rFonts w:ascii="Calibri" w:hAnsi="Calibri" w:eastAsia="微软雅黑"/>
-          <w:b w:val="0"/>
-          <w:color w:val="4A4A4A"/>
-          <w:sz w:val="22"/>
-        </w:rPr>
-        <w:t>：</w:t>
+        <w:t>&gt;</w:t>
       </w:r>
     </w:p>
     <w:p>
@@ -6485,7 +6293,7 @@
           <w:color w:val="999999"/>
           <w:sz w:val="21"/>
         </w:rPr>
-        <w:t>My greatest strength is data-driven problem solving. I like to use data to find the root cause of a problem, and then build a solution based on facts.</w:t>
+        <w:t>这怎么影响我的工作呢？第一，我不会急于下结论，总是先看数据；第二，我能把模糊的问题变成可量化的解决方案，比如"配送慢"变成"配送时间缩短22%"；第三，我学新工具很快，为了解决这个问题我自学了Python。</w:t>
       </w:r>
     </w:p>
     <w:p>
@@ -6518,7 +6326,7 @@
           <w:color w:val="999999"/>
           <w:sz w:val="21"/>
         </w:rPr>
-        <w:t>Let me give you an example. Last year, I did a course project on community group buying delivery. I found that elderly people had to walk too far to pick up their orders. Instead of guessing, I collected real data — 15 candidate points, about 345 orders per day. Then I built a location-routing model in Python to optimize the pickup points. The result was total cost down 18.7% and elderly coverage up to 87.3%.</w:t>
+        <w:t>这个优势很适合UFLP供应链岗位，因为供应链决策是数据驱动的。我希望能把这个优势带到联合利华。</w:t>
       </w:r>
     </w:p>
     <w:p>
@@ -6532,72 +6340,6 @@
           <w:color w:val="4A4A4A"/>
           <w:sz w:val="22"/>
         </w:rPr>
-        <w:t>&gt;</w:t>
-      </w:r>
-    </w:p>
-    <w:p>
-      <w:pPr>
-        <w:spacing w:line="360" w:lineRule="auto" w:after="60"/>
-        <w:ind w:left="567"/>
-        <w:pBdr>
-          <w:left w:val="single" w:sz="12" w:space="8" w:color="E8D8D0"/>
-        </w:pBdr>
-      </w:pPr>
-      <w:r>
-        <w:rPr>
-          <w:rFonts w:ascii="Calibri" w:hAnsi="Calibri" w:eastAsia="微软雅黑"/>
-          <w:b w:val="0"/>
-          <w:i/>
-          <w:color w:val="999999"/>
-          <w:sz w:val="21"/>
-        </w:rPr>
-        <w:t>How does this affect my work? First, I don't jump to conclusions. I always look at the data first. Second, I can translate a vague problem into a measurable solution. For example, "delivery is slow" becomes "reduce delivery time by 22%". Third, I learn new tools quickly to solve problems. I taught myself Python to build that model.</w:t>
-      </w:r>
-    </w:p>
-    <w:p>
-      <w:pPr>
-        <w:spacing w:line="360" w:lineRule="auto" w:after="80"/>
-      </w:pPr>
-      <w:r>
-        <w:rPr>
-          <w:rFonts w:ascii="Calibri" w:hAnsi="Calibri" w:eastAsia="微软雅黑"/>
-          <w:b w:val="0"/>
-          <w:color w:val="4A4A4A"/>
-          <w:sz w:val="22"/>
-        </w:rPr>
-        <w:t>&gt;</w:t>
-      </w:r>
-    </w:p>
-    <w:p>
-      <w:pPr>
-        <w:spacing w:line="360" w:lineRule="auto" w:after="60"/>
-        <w:ind w:left="567"/>
-        <w:pBdr>
-          <w:left w:val="single" w:sz="12" w:space="8" w:color="E8D8D0"/>
-        </w:pBdr>
-      </w:pPr>
-      <w:r>
-        <w:rPr>
-          <w:rFonts w:ascii="Calibri" w:hAnsi="Calibri" w:eastAsia="微软雅黑"/>
-          <w:b w:val="0"/>
-          <w:i/>
-          <w:color w:val="999999"/>
-          <w:sz w:val="21"/>
-        </w:rPr>
-        <w:t>This strength fits the UFLP supply chain role well, because supply chain decisions are data-driven. I hope to bring this strength to Unilever.</w:t>
-      </w:r>
-    </w:p>
-    <w:p>
-      <w:pPr>
-        <w:spacing w:line="360" w:lineRule="auto" w:after="80"/>
-      </w:pPr>
-      <w:r>
-        <w:rPr>
-          <w:rFonts w:ascii="Calibri" w:hAnsi="Calibri" w:eastAsia="微软雅黑"/>
-          <w:b w:val="0"/>
-          <w:color w:val="4A4A4A"/>
-          <w:sz w:val="22"/>
-        </w:rPr>
       </w:r>
       <w:r>
         <w:rPr>
@@ -6606,578 +6348,16 @@
           <w:color w:val="4A4A4A"/>
           <w:sz w:val="22"/>
         </w:rPr>
-        <w:t>中文翻译</w:t>
-      </w:r>
-      <w:r>
-        <w:rPr>
-          <w:rFonts w:ascii="Calibri" w:hAnsi="Calibri" w:eastAsia="微软雅黑"/>
-          <w:b w:val="0"/>
-          <w:color w:val="4A4A4A"/>
-          <w:sz w:val="22"/>
-        </w:rPr>
-        <w:t>：</w:t>
-      </w:r>
-    </w:p>
-    <w:p>
-      <w:pPr>
-        <w:spacing w:line="360" w:lineRule="auto" w:after="60"/>
-        <w:ind w:left="567"/>
-        <w:pBdr>
-          <w:left w:val="single" w:sz="12" w:space="8" w:color="E8D8D0"/>
-        </w:pBdr>
-      </w:pPr>
-      <w:r>
-        <w:rPr>
-          <w:rFonts w:ascii="Calibri" w:hAnsi="Calibri" w:eastAsia="微软雅黑"/>
-          <w:b w:val="0"/>
-          <w:i/>
-          <w:color w:val="999999"/>
-          <w:sz w:val="21"/>
-        </w:rPr>
-        <w:t>我最大的优势是数据驱动解决问题。我喜欢用数据找到问题的根源，然后基于事实构建解决方案。</w:t>
-      </w:r>
-    </w:p>
-    <w:p>
-      <w:pPr>
-        <w:spacing w:line="360" w:lineRule="auto" w:after="80"/>
-      </w:pPr>
-      <w:r>
-        <w:rPr>
-          <w:rFonts w:ascii="Calibri" w:hAnsi="Calibri" w:eastAsia="微软雅黑"/>
-          <w:b w:val="0"/>
-          <w:color w:val="4A4A4A"/>
-          <w:sz w:val="22"/>
-        </w:rPr>
-        <w:t>&gt;</w:t>
-      </w:r>
-    </w:p>
-    <w:p>
-      <w:pPr>
-        <w:spacing w:line="360" w:lineRule="auto" w:after="60"/>
-        <w:ind w:left="567"/>
-        <w:pBdr>
-          <w:left w:val="single" w:sz="12" w:space="8" w:color="E8D8D0"/>
-        </w:pBdr>
-      </w:pPr>
-      <w:r>
-        <w:rPr>
-          <w:rFonts w:ascii="Calibri" w:hAnsi="Calibri" w:eastAsia="微软雅黑"/>
-          <w:b w:val="0"/>
-          <w:i/>
-          <w:color w:val="999999"/>
-          <w:sz w:val="21"/>
-        </w:rPr>
-        <w:t>举个例子。去年我做了一个社区团购配送的课程项目。我发现老人要走很远才能取货。我没有拍脑袋，而是收集了真实数据——15个候选点、日均345单。然后我用Python建了一个选址-路径模型来优化自提点。结果是总成本降了18.7%，老人覆盖率提升到87.3%。</w:t>
-      </w:r>
-    </w:p>
-    <w:p>
-      <w:pPr>
-        <w:spacing w:line="360" w:lineRule="auto" w:after="80"/>
-      </w:pPr>
-      <w:r>
-        <w:rPr>
-          <w:rFonts w:ascii="Calibri" w:hAnsi="Calibri" w:eastAsia="微软雅黑"/>
-          <w:b w:val="0"/>
-          <w:color w:val="4A4A4A"/>
-          <w:sz w:val="22"/>
-        </w:rPr>
-        <w:t>&gt;</w:t>
-      </w:r>
-    </w:p>
-    <w:p>
-      <w:pPr>
-        <w:spacing w:line="360" w:lineRule="auto" w:after="60"/>
-        <w:ind w:left="567"/>
-        <w:pBdr>
-          <w:left w:val="single" w:sz="12" w:space="8" w:color="E8D8D0"/>
-        </w:pBdr>
-      </w:pPr>
-      <w:r>
-        <w:rPr>
-          <w:rFonts w:ascii="Calibri" w:hAnsi="Calibri" w:eastAsia="微软雅黑"/>
-          <w:b w:val="0"/>
-          <w:i/>
-          <w:color w:val="999999"/>
-          <w:sz w:val="21"/>
-        </w:rPr>
-        <w:t>这怎么影响我的工作呢？第一，我不会急于下结论，总是先看数据；第二，我能把模糊的问题变成可量化的解决方案，比如"配送慢"变成"配送时间缩短22%"；第三，我学新工具很快，为了解决这个问题我自学了Python。</w:t>
-      </w:r>
-    </w:p>
-    <w:p>
-      <w:pPr>
-        <w:spacing w:line="360" w:lineRule="auto" w:after="80"/>
-      </w:pPr>
-      <w:r>
-        <w:rPr>
-          <w:rFonts w:ascii="Calibri" w:hAnsi="Calibri" w:eastAsia="微软雅黑"/>
-          <w:b w:val="0"/>
-          <w:color w:val="4A4A4A"/>
-          <w:sz w:val="22"/>
-        </w:rPr>
-        <w:t>&gt;</w:t>
-      </w:r>
-    </w:p>
-    <w:p>
-      <w:pPr>
-        <w:spacing w:line="360" w:lineRule="auto" w:after="60"/>
-        <w:ind w:left="567"/>
-        <w:pBdr>
-          <w:left w:val="single" w:sz="12" w:space="8" w:color="E8D8D0"/>
-        </w:pBdr>
-      </w:pPr>
-      <w:r>
-        <w:rPr>
-          <w:rFonts w:ascii="Calibri" w:hAnsi="Calibri" w:eastAsia="微软雅黑"/>
-          <w:b w:val="0"/>
-          <w:i/>
-          <w:color w:val="999999"/>
-          <w:sz w:val="21"/>
-        </w:rPr>
-        <w:t>这个优势很适合UFLP供应链岗位，因为供应链决策是数据驱动的。我希望能把这个优势带到联合利华。</w:t>
-      </w:r>
-    </w:p>
-    <w:p>
-      <w:bookmarkStart w:id="33" w:name="toc_heading_33"/>
-      <w:pPr>
-        <w:pStyle w:val="Heading3"/>
-      </w:pPr>
-      <w:bookmarkEnd w:id="33"/>
-      <w:r>
-        <w:rPr>
-          <w:rFonts w:ascii="Calibri" w:hAnsi="Calibri" w:eastAsia="微软雅黑"/>
-          <w:b w:val="0"/>
-          <w:color w:val="D4A89A"/>
-          <w:sz w:val="25"/>
-        </w:rPr>
-        <w:t>版本二：How do you handle repetitive questions from colleagues?</w:t>
-      </w:r>
-    </w:p>
-    <w:p>
-      <w:pPr>
-        <w:spacing w:line="360" w:lineRule="auto" w:after="80"/>
-      </w:pPr>
-      <w:r>
-        <w:rPr>
-          <w:rFonts w:ascii="Calibri" w:hAnsi="Calibri" w:eastAsia="微软雅黑"/>
-          <w:b w:val="0"/>
-          <w:color w:val="4A4A4A"/>
-          <w:sz w:val="22"/>
-        </w:rPr>
-      </w:r>
-      <w:r>
-        <w:rPr>
-          <w:rFonts w:ascii="Calibri" w:hAnsi="Calibri" w:eastAsia="微软雅黑"/>
-          <w:b/>
-          <w:color w:val="4A4A4A"/>
-          <w:sz w:val="22"/>
-        </w:rPr>
-        <w:t>逐字稿（约1.5分钟）</w:t>
-      </w:r>
-      <w:r>
-        <w:rPr>
-          <w:rFonts w:ascii="Calibri" w:hAnsi="Calibri" w:eastAsia="微软雅黑"/>
-          <w:b w:val="0"/>
-          <w:color w:val="4A4A4A"/>
-          <w:sz w:val="22"/>
-        </w:rPr>
-        <w:t>：</w:t>
-      </w:r>
-    </w:p>
-    <w:p>
-      <w:pPr>
-        <w:spacing w:line="360" w:lineRule="auto" w:after="60"/>
-        <w:ind w:left="567"/>
-        <w:pBdr>
-          <w:left w:val="single" w:sz="12" w:space="8" w:color="E8D8D0"/>
-        </w:pBdr>
-      </w:pPr>
-      <w:r>
-        <w:rPr>
-          <w:rFonts w:ascii="Calibri" w:hAnsi="Calibri" w:eastAsia="微软雅黑"/>
-          <w:b w:val="0"/>
-          <w:i/>
-          <w:color w:val="999999"/>
-          <w:sz w:val="21"/>
-        </w:rPr>
-        <w:t>When colleagues ask me the same questions again and again, my first reaction is not to feel annoyed. Instead, I see it as a signal that something is not clear enough.</w:t>
-      </w:r>
-    </w:p>
-    <w:p>
-      <w:pPr>
-        <w:spacing w:line="360" w:lineRule="auto" w:after="80"/>
-      </w:pPr>
-      <w:r>
-        <w:rPr>
-          <w:rFonts w:ascii="Calibri" w:hAnsi="Calibri" w:eastAsia="微软雅黑"/>
-          <w:b w:val="0"/>
-          <w:color w:val="4A4A4A"/>
-          <w:sz w:val="22"/>
-        </w:rPr>
-        <w:t>&gt;</w:t>
-      </w:r>
-    </w:p>
-    <w:p>
-      <w:pPr>
-        <w:spacing w:line="360" w:lineRule="auto" w:after="60"/>
-        <w:ind w:left="567"/>
-        <w:pBdr>
-          <w:left w:val="single" w:sz="12" w:space="8" w:color="E8D8D0"/>
-        </w:pBdr>
-      </w:pPr>
-      <w:r>
-        <w:rPr>
-          <w:rFonts w:ascii="Calibri" w:hAnsi="Calibri" w:eastAsia="微软雅黑"/>
-          <w:b w:val="0"/>
-          <w:i/>
-          <w:color w:val="999999"/>
-          <w:sz w:val="21"/>
-        </w:rPr>
-        <w:t>For example, when I worked as a project assistant, different departments often asked me the same questions: "What materials do we need to submit?" "What is the deadline?" Instead of answering the same question every time, I built a shared Excel checklist. It listed all the required documents, the format, and the deadline. I sent it to everyone and told them to check the list first before asking me.</w:t>
-      </w:r>
-    </w:p>
-    <w:p>
-      <w:pPr>
-        <w:spacing w:line="360" w:lineRule="auto" w:after="80"/>
-      </w:pPr>
-      <w:r>
-        <w:rPr>
-          <w:rFonts w:ascii="Calibri" w:hAnsi="Calibri" w:eastAsia="微软雅黑"/>
-          <w:b w:val="0"/>
-          <w:color w:val="4A4A4A"/>
-          <w:sz w:val="22"/>
-        </w:rPr>
-        <w:t>&gt;</w:t>
-      </w:r>
-    </w:p>
-    <w:p>
-      <w:pPr>
-        <w:spacing w:line="360" w:lineRule="auto" w:after="60"/>
-        <w:ind w:left="567"/>
-        <w:pBdr>
-          <w:left w:val="single" w:sz="12" w:space="8" w:color="E8D8D0"/>
-        </w:pBdr>
-      </w:pPr>
-      <w:r>
-        <w:rPr>
-          <w:rFonts w:ascii="Calibri" w:hAnsi="Calibri" w:eastAsia="微软雅黑"/>
-          <w:b w:val="0"/>
-          <w:i/>
-          <w:color w:val="999999"/>
-          <w:sz w:val="21"/>
-        </w:rPr>
-        <w:t>This solved the problem. Now people could find answers by themselves. And I spent much less time answering repeated questions.</w:t>
-      </w:r>
-    </w:p>
-    <w:p>
-      <w:pPr>
-        <w:spacing w:line="360" w:lineRule="auto" w:after="80"/>
-      </w:pPr>
-      <w:r>
-        <w:rPr>
-          <w:rFonts w:ascii="Calibri" w:hAnsi="Calibri" w:eastAsia="微软雅黑"/>
-          <w:b w:val="0"/>
-          <w:color w:val="4A4A4A"/>
-          <w:sz w:val="22"/>
-        </w:rPr>
-        <w:t>&gt;</w:t>
-      </w:r>
-    </w:p>
-    <w:p>
-      <w:pPr>
-        <w:spacing w:line="360" w:lineRule="auto" w:after="60"/>
-        <w:ind w:left="567"/>
-        <w:pBdr>
-          <w:left w:val="single" w:sz="12" w:space="8" w:color="E8D8D0"/>
-        </w:pBdr>
-      </w:pPr>
-      <w:r>
-        <w:rPr>
-          <w:rFonts w:ascii="Calibri" w:hAnsi="Calibri" w:eastAsia="微软雅黑"/>
-          <w:b w:val="0"/>
-          <w:i/>
-          <w:color w:val="999999"/>
-          <w:sz w:val="21"/>
-        </w:rPr>
-        <w:t>I think this is a good way to handle repetitive questions: don't just answer them, fix the root cause. Make information clear and easy to find. That way, people won't need to ask you again.</w:t>
-      </w:r>
-    </w:p>
-    <w:p>
-      <w:pPr>
-        <w:spacing w:line="360" w:lineRule="auto" w:after="80"/>
-      </w:pPr>
-      <w:r>
-        <w:rPr>
-          <w:rFonts w:ascii="Calibri" w:hAnsi="Calibri" w:eastAsia="微软雅黑"/>
-          <w:b w:val="0"/>
-          <w:color w:val="4A4A4A"/>
-          <w:sz w:val="22"/>
-        </w:rPr>
-      </w:r>
-      <w:r>
-        <w:rPr>
-          <w:rFonts w:ascii="Calibri" w:hAnsi="Calibri" w:eastAsia="微软雅黑"/>
-          <w:b/>
-          <w:color w:val="4A4A4A"/>
-          <w:sz w:val="22"/>
-        </w:rPr>
-        <w:t>中文翻译</w:t>
-      </w:r>
-      <w:r>
-        <w:rPr>
-          <w:rFonts w:ascii="Calibri" w:hAnsi="Calibri" w:eastAsia="微软雅黑"/>
-          <w:b w:val="0"/>
-          <w:color w:val="4A4A4A"/>
-          <w:sz w:val="22"/>
-        </w:rPr>
-        <w:t>：</w:t>
-      </w:r>
-    </w:p>
-    <w:p>
-      <w:pPr>
-        <w:spacing w:line="360" w:lineRule="auto" w:after="60"/>
-        <w:ind w:left="567"/>
-        <w:pBdr>
-          <w:left w:val="single" w:sz="12" w:space="8" w:color="E8D8D0"/>
-        </w:pBdr>
-      </w:pPr>
-      <w:r>
-        <w:rPr>
-          <w:rFonts w:ascii="Calibri" w:hAnsi="Calibri" w:eastAsia="微软雅黑"/>
-          <w:b w:val="0"/>
-          <w:i/>
-          <w:color w:val="999999"/>
-          <w:sz w:val="21"/>
-        </w:rPr>
-        <w:t>当同事反复问我同样的问题时，我的第一反应不是觉得烦，而是把它当作一个信号——说明有些东西不够清楚。</w:t>
-      </w:r>
-    </w:p>
-    <w:p>
-      <w:pPr>
-        <w:spacing w:line="360" w:lineRule="auto" w:after="80"/>
-      </w:pPr>
-      <w:r>
-        <w:rPr>
-          <w:rFonts w:ascii="Calibri" w:hAnsi="Calibri" w:eastAsia="微软雅黑"/>
-          <w:b w:val="0"/>
-          <w:color w:val="4A4A4A"/>
-          <w:sz w:val="22"/>
-        </w:rPr>
-        <w:t>&gt;</w:t>
-      </w:r>
-    </w:p>
-    <w:p>
-      <w:pPr>
-        <w:spacing w:line="360" w:lineRule="auto" w:after="60"/>
-        <w:ind w:left="567"/>
-        <w:pBdr>
-          <w:left w:val="single" w:sz="12" w:space="8" w:color="E8D8D0"/>
-        </w:pBdr>
-      </w:pPr>
-      <w:r>
-        <w:rPr>
-          <w:rFonts w:ascii="Calibri" w:hAnsi="Calibri" w:eastAsia="微软雅黑"/>
-          <w:b w:val="0"/>
-          <w:i/>
-          <w:color w:val="999999"/>
-          <w:sz w:val="21"/>
-        </w:rPr>
-        <w:t>比如我做项目助理的时候，不同部门经常问我同样的问题："要交什么材料？""截止日期是什么时候？"我没有每次都回答同样的问题，而是做了一个共享的Excel清单，列清楚了所有需要的材料、格式和截止日期。我发给所有人，告诉他们有问题先看清单。</w:t>
-      </w:r>
-    </w:p>
-    <w:p>
-      <w:pPr>
-        <w:spacing w:line="360" w:lineRule="auto" w:after="80"/>
-      </w:pPr>
-      <w:r>
-        <w:rPr>
-          <w:rFonts w:ascii="Calibri" w:hAnsi="Calibri" w:eastAsia="微软雅黑"/>
-          <w:b w:val="0"/>
-          <w:color w:val="4A4A4A"/>
-          <w:sz w:val="22"/>
-        </w:rPr>
-        <w:t>&gt;</w:t>
-      </w:r>
-    </w:p>
-    <w:p>
-      <w:pPr>
-        <w:spacing w:line="360" w:lineRule="auto" w:after="60"/>
-        <w:ind w:left="567"/>
-        <w:pBdr>
-          <w:left w:val="single" w:sz="12" w:space="8" w:color="E8D8D0"/>
-        </w:pBdr>
-      </w:pPr>
-      <w:r>
-        <w:rPr>
-          <w:rFonts w:ascii="Calibri" w:hAnsi="Calibri" w:eastAsia="微软雅黑"/>
-          <w:b w:val="0"/>
-          <w:i/>
-          <w:color w:val="999999"/>
-          <w:sz w:val="21"/>
-        </w:rPr>
-        <w:t>这个方法解决了问题。现在大家自己就能找到答案，我也不用花那么多时间回答重复的问题。</w:t>
-      </w:r>
-    </w:p>
-    <w:p>
-      <w:pPr>
-        <w:spacing w:line="360" w:lineRule="auto" w:after="80"/>
-      </w:pPr>
-      <w:r>
-        <w:rPr>
-          <w:rFonts w:ascii="Calibri" w:hAnsi="Calibri" w:eastAsia="微软雅黑"/>
-          <w:b w:val="0"/>
-          <w:color w:val="4A4A4A"/>
-          <w:sz w:val="22"/>
-        </w:rPr>
-        <w:t>&gt;</w:t>
-      </w:r>
-    </w:p>
-    <w:p>
-      <w:pPr>
-        <w:spacing w:line="360" w:lineRule="auto" w:after="60"/>
-        <w:ind w:left="567"/>
-        <w:pBdr>
-          <w:left w:val="single" w:sz="12" w:space="8" w:color="E8D8D0"/>
-        </w:pBdr>
-      </w:pPr>
-      <w:r>
-        <w:rPr>
-          <w:rFonts w:ascii="Calibri" w:hAnsi="Calibri" w:eastAsia="微软雅黑"/>
-          <w:b w:val="0"/>
-          <w:i/>
-          <w:color w:val="999999"/>
-          <w:sz w:val="21"/>
-        </w:rPr>
-        <w:t>我觉得应对重复问题的好方法是：不要只是回答，要解决根本原因。把信息弄清楚、弄好找，这样大家就不用再问你了。</w:t>
-      </w:r>
-    </w:p>
-    <w:p>
-      <w:pPr>
-        <w:spacing w:line="360" w:lineRule="auto" w:after="80"/>
-      </w:pPr>
-      <w:r>
-        <w:rPr>
-          <w:rFonts w:ascii="Calibri" w:hAnsi="Calibri" w:eastAsia="微软雅黑"/>
-          <w:b w:val="0"/>
-          <w:color w:val="4A4A4A"/>
-          <w:sz w:val="22"/>
-        </w:rPr>
-      </w:r>
-      <w:r>
-        <w:rPr>
-          <w:rFonts w:ascii="Calibri" w:hAnsi="Calibri" w:eastAsia="微软雅黑"/>
-          <w:b/>
-          <w:color w:val="4A4A4A"/>
-          <w:sz w:val="22"/>
-        </w:rPr>
-        <w:t>追问：How do you ensure that your explanation is clear and comprehensive enough?</w:t>
-      </w:r>
-      <w:r>
-        <w:rPr>
-          <w:rFonts w:ascii="Calibri" w:hAnsi="Calibri" w:eastAsia="微软雅黑"/>
-          <w:b w:val="0"/>
-          <w:color w:val="4A4A4A"/>
-          <w:sz w:val="22"/>
-        </w:rPr>
-      </w:r>
-    </w:p>
-    <w:p>
-      <w:pPr>
-        <w:spacing w:line="360" w:lineRule="auto" w:after="60"/>
-        <w:ind w:left="567"/>
-        <w:pBdr>
-          <w:left w:val="single" w:sz="12" w:space="8" w:color="E8D8D0"/>
-        </w:pBdr>
-      </w:pPr>
-      <w:r>
-        <w:rPr>
-          <w:rFonts w:ascii="Calibri" w:hAnsi="Calibri" w:eastAsia="微软雅黑"/>
-          <w:b w:val="0"/>
-          <w:i/>
-          <w:color w:val="999999"/>
-          <w:sz w:val="21"/>
-        </w:rPr>
-        <w:t>I check three things. First, is the information structured? I use clear headings and bullet points, so people can find what they need quickly. Second, is it complete? I put everything in one place, so people don't have to ask follow-up questions. Third, I test it — I ask someone who hasn't seen it before to read it and tell me if they have questions. If they do, I add more details. That's how I make sure my explanation is clear and complete.</w:t>
-      </w:r>
-    </w:p>
-    <w:p>
-      <w:pPr>
-        <w:spacing w:line="360" w:lineRule="auto" w:after="80"/>
-      </w:pPr>
-      <w:r>
-        <w:rPr>
-          <w:rFonts w:ascii="Calibri" w:hAnsi="Calibri" w:eastAsia="微软雅黑"/>
-          <w:b w:val="0"/>
-          <w:color w:val="4A4A4A"/>
-          <w:sz w:val="22"/>
-        </w:rPr>
-      </w:r>
-      <w:r>
-        <w:rPr>
-          <w:rFonts w:ascii="Calibri" w:hAnsi="Calibri" w:eastAsia="微软雅黑"/>
-          <w:b/>
-          <w:color w:val="4A4A4A"/>
-          <w:sz w:val="22"/>
-        </w:rPr>
-        <w:t>中文翻译</w:t>
-      </w:r>
-      <w:r>
-        <w:rPr>
-          <w:rFonts w:ascii="Calibri" w:hAnsi="Calibri" w:eastAsia="微软雅黑"/>
-          <w:b w:val="0"/>
-          <w:color w:val="4A4A4A"/>
-          <w:sz w:val="22"/>
-        </w:rPr>
-        <w:t>：</w:t>
-      </w:r>
-    </w:p>
-    <w:p>
-      <w:pPr>
-        <w:spacing w:line="360" w:lineRule="auto" w:after="60"/>
-        <w:ind w:left="567"/>
-        <w:pBdr>
-          <w:left w:val="single" w:sz="12" w:space="8" w:color="E8D8D0"/>
-        </w:pBdr>
-      </w:pPr>
-      <w:r>
-        <w:rPr>
-          <w:rFonts w:ascii="Calibri" w:hAnsi="Calibri" w:eastAsia="微软雅黑"/>
-          <w:b w:val="0"/>
-          <w:i/>
-          <w:color w:val="999999"/>
-          <w:sz w:val="21"/>
-        </w:rPr>
-        <w:t>我检查三件事。第一，信息有没有结构化？我用清晰的标题和项目符号，让人能快速找到需要的东西。第二，信息完不完整？我把所有东西放在一个地方，这样大家不用再追问。第三，我会测试一下——找一个没看过的人读一下，问他有没有问题。如果有，我就补充更多细节。这样我就能确保我的解释是清晰和完整的。</w:t>
-      </w:r>
-    </w:p>
-    <w:p>
-      <w:pPr>
-        <w:spacing w:line="360" w:lineRule="auto" w:after="80"/>
-      </w:pPr>
-      <w:r>
-        <w:rPr>
-          <w:rFonts w:ascii="Calibri" w:hAnsi="Calibri" w:eastAsia="微软雅黑"/>
-          <w:b w:val="0"/>
-          <w:color w:val="4A4A4A"/>
-          <w:sz w:val="22"/>
-        </w:rPr>
-      </w:r>
-      <w:r>
-        <w:rPr>
-          <w:rFonts w:ascii="Calibri" w:hAnsi="Calibri" w:eastAsia="微软雅黑"/>
-          <w:b/>
-          <w:color w:val="4A4A4A"/>
-          <w:sz w:val="22"/>
-        </w:rPr>
-        <w:t>应对英文追问的策略</w:t>
-      </w:r>
-      <w:r>
-        <w:rPr>
-          <w:rFonts w:ascii="Calibri" w:hAnsi="Calibri" w:eastAsia="微软雅黑"/>
-          <w:b w:val="0"/>
-          <w:color w:val="4A4A4A"/>
-          <w:sz w:val="22"/>
-        </w:rPr>
-        <w:t>：</w:t>
+        <w:t>追问方向</w:t>
+      </w:r>
+      <w:r>
+        <w:rPr>
+          <w:rFonts w:ascii="Calibri" w:hAnsi="Calibri" w:eastAsia="微软雅黑"/>
+          <w:b w:val="0"/>
+          <w:color w:val="4A4A4A"/>
+          <w:sz w:val="22"/>
+        </w:rPr>
+        <w:t>（英文追问会很长，15秒读题来不及）：</w:t>
       </w:r>
     </w:p>
     <w:p>
@@ -7192,25 +6372,7 @@
           <w:color w:val="4A4A4A"/>
           <w:sz w:val="22"/>
         </w:rPr>
-        <w:t>• 不要试图听懂每个词，</w:t>
-      </w:r>
-      <w:r>
-        <w:rPr>
-          <w:rFonts w:ascii="Calibri" w:hAnsi="Calibri" w:eastAsia="微软雅黑"/>
-          <w:b/>
-          <w:color w:val="4A4A4A"/>
-          <w:sz w:val="22"/>
-        </w:rPr>
-        <w:t>抓关键词</w:t>
-      </w:r>
-      <w:r>
-        <w:rPr>
-          <w:rFonts w:ascii="Calibri" w:hAnsi="Calibri" w:eastAsia="微软雅黑"/>
-          <w:b w:val="0"/>
-          <w:color w:val="4A4A4A"/>
-          <w:sz w:val="22"/>
-        </w:rPr>
-        <w:t>：model / challenge / role / clear这些关键词抓住就行</w:t>
+        <w:t>• 追问1：Can you tell me more about how you built that model?（你能多说说那个模型是怎么建的吗？）</w:t>
       </w:r>
     </w:p>
     <w:p>
@@ -7225,25 +6387,7 @@
           <w:color w:val="4A4A4A"/>
           <w:sz w:val="22"/>
         </w:rPr>
-        <w:t>• 回答要短，</w:t>
-      </w:r>
-      <w:r>
-        <w:rPr>
-          <w:rFonts w:ascii="Calibri" w:hAnsi="Calibri" w:eastAsia="微软雅黑"/>
-          <w:b/>
-          <w:color w:val="4A4A4A"/>
-          <w:sz w:val="22"/>
-        </w:rPr>
-        <w:t>1分钟以内</w:t>
-      </w:r>
-      <w:r>
-        <w:rPr>
-          <w:rFonts w:ascii="Calibri" w:hAnsi="Calibri" w:eastAsia="微软雅黑"/>
-          <w:b w:val="0"/>
-          <w:color w:val="4A4A4A"/>
-          <w:sz w:val="22"/>
-        </w:rPr>
-        <w:t>，不要长篇大论</w:t>
+        <w:t>• 追问2：What was the biggest challenge you faced during that project?（那个项目里你遇到的最大挑战是什么？）</w:t>
       </w:r>
     </w:p>
     <w:p>
@@ -7258,7 +6402,38 @@
           <w:color w:val="4A4A4A"/>
           <w:sz w:val="22"/>
         </w:rPr>
-        <w:t>• 用简单句，不要用复杂从句</w:t>
+        <w:t>• 追问3：How do you see this strength helping you in this role?（你觉得这个优势怎么帮你做好这个岗位？）</w:t>
+      </w:r>
+    </w:p>
+    <w:p>
+      <w:pPr>
+        <w:spacing w:line="360" w:lineRule="auto" w:after="80"/>
+      </w:pPr>
+      <w:r>
+        <w:rPr>
+          <w:rFonts w:ascii="Calibri" w:hAnsi="Calibri" w:eastAsia="微软雅黑"/>
+          <w:b w:val="0"/>
+          <w:color w:val="4A4A4A"/>
+          <w:sz w:val="22"/>
+        </w:rPr>
+      </w:r>
+      <w:r>
+        <w:rPr>
+          <w:rFonts w:ascii="Calibri" w:hAnsi="Calibri" w:eastAsia="微软雅黑"/>
+          <w:b/>
+          <w:color w:val="4A4A4A"/>
+          <w:sz w:val="22"/>
+        </w:rPr>
+        <w:t>应对英文追问的策略</w:t>
+      </w:r>
+      <w:r>
+        <w:rPr>
+          <w:rFonts w:ascii="Calibri" w:hAnsi="Calibri" w:eastAsia="微软雅黑"/>
+          <w:b w:val="0"/>
+          <w:color w:val="4A4A4A"/>
+          <w:sz w:val="22"/>
+        </w:rPr>
+        <w:t>：</w:t>
       </w:r>
     </w:p>
     <w:p>
@@ -7273,15 +6448,96 @@
           <w:color w:val="4A4A4A"/>
           <w:sz w:val="22"/>
         </w:rPr>
+        <w:t>• 不要试图听懂每个词，</w:t>
+      </w:r>
+      <w:r>
+        <w:rPr>
+          <w:rFonts w:ascii="Calibri" w:hAnsi="Calibri" w:eastAsia="微软雅黑"/>
+          <w:b/>
+          <w:color w:val="4A4A4A"/>
+          <w:sz w:val="22"/>
+        </w:rPr>
+        <w:t>抓关键词</w:t>
+      </w:r>
+      <w:r>
+        <w:rPr>
+          <w:rFonts w:ascii="Calibri" w:hAnsi="Calibri" w:eastAsia="微软雅黑"/>
+          <w:b w:val="0"/>
+          <w:color w:val="4A4A4A"/>
+          <w:sz w:val="22"/>
+        </w:rPr>
+        <w:t>：model / challenge / role这些关键词抓住就行</w:t>
+      </w:r>
+    </w:p>
+    <w:p>
+      <w:pPr>
+        <w:spacing w:line="360" w:lineRule="auto" w:after="40"/>
+        <w:ind w:left="283"/>
+      </w:pPr>
+      <w:r>
+        <w:rPr>
+          <w:rFonts w:ascii="Calibri" w:hAnsi="Calibri" w:eastAsia="微软雅黑"/>
+          <w:b w:val="0"/>
+          <w:color w:val="4A4A4A"/>
+          <w:sz w:val="22"/>
+        </w:rPr>
+        <w:t>• 回答要短，</w:t>
+      </w:r>
+      <w:r>
+        <w:rPr>
+          <w:rFonts w:ascii="Calibri" w:hAnsi="Calibri" w:eastAsia="微软雅黑"/>
+          <w:b/>
+          <w:color w:val="4A4A4A"/>
+          <w:sz w:val="22"/>
+        </w:rPr>
+        <w:t>1分钟以内</w:t>
+      </w:r>
+      <w:r>
+        <w:rPr>
+          <w:rFonts w:ascii="Calibri" w:hAnsi="Calibri" w:eastAsia="微软雅黑"/>
+          <w:b w:val="0"/>
+          <w:color w:val="4A4A4A"/>
+          <w:sz w:val="22"/>
+        </w:rPr>
+        <w:t>，不要长篇大论</w:t>
+      </w:r>
+    </w:p>
+    <w:p>
+      <w:pPr>
+        <w:spacing w:line="360" w:lineRule="auto" w:after="40"/>
+        <w:ind w:left="283"/>
+      </w:pPr>
+      <w:r>
+        <w:rPr>
+          <w:rFonts w:ascii="Calibri" w:hAnsi="Calibri" w:eastAsia="微软雅黑"/>
+          <w:b w:val="0"/>
+          <w:color w:val="4A4A4A"/>
+          <w:sz w:val="22"/>
+        </w:rPr>
+        <w:t>• 用简单句，不要用复杂从句</w:t>
+      </w:r>
+    </w:p>
+    <w:p>
+      <w:pPr>
+        <w:spacing w:line="360" w:lineRule="auto" w:after="40"/>
+        <w:ind w:left="283"/>
+      </w:pPr>
+      <w:r>
+        <w:rPr>
+          <w:rFonts w:ascii="Calibri" w:hAnsi="Calibri" w:eastAsia="微软雅黑"/>
+          <w:b w:val="0"/>
+          <w:color w:val="4A4A4A"/>
+          <w:sz w:val="22"/>
+        </w:rPr>
         <w:t>• 如果实在没听懂，礼貌说"Could you repeat the question?"（可以请你重复一下问题吗？）</w:t>
       </w:r>
     </w:p>
     <w:p>
-      <w:bookmarkStart w:id="34" w:name="toc_heading_34"/>
+      <w:bookmarkStart w:id="32" w:name="toc_heading_32"/>
       <w:pPr>
         <w:pStyle w:val="Heading1"/>
       </w:pPr>
-      <w:bookmarkEnd w:id="34"/>
+      <w:bookmarkEnd w:id="32"/>
       <w:r>
         <w:rPr>
           <w:rFonts w:ascii="Calibri" w:hAnsi="Calibri" w:eastAsia="微软雅黑"/>
@@ -7324,11 +6580,11 @@
       </w:r>
     </w:p>
     <w:p>
-      <w:bookmarkStart w:id="35" w:name="toc_heading_35"/>
+      <w:bookmarkStart w:id="33" w:name="toc_heading_33"/>
       <w:pPr>
         <w:pStyle w:val="Heading2"/>
       </w:pPr>
-      <w:bookmarkEnd w:id="35"/>
+      <w:bookmarkEnd w:id="33"/>
       <w:r>
         <w:rPr>
           <w:rFonts w:ascii="Calibri" w:hAnsi="Calibri" w:eastAsia="微软雅黑"/>
@@ -7553,11 +6809,11 @@
       </w:r>
     </w:p>
     <w:p>
-      <w:bookmarkStart w:id="36" w:name="toc_heading_36"/>
+      <w:bookmarkStart w:id="34" w:name="toc_heading_34"/>
       <w:pPr>
         <w:pStyle w:val="Heading2"/>
       </w:pPr>
-      <w:bookmarkEnd w:id="36"/>
+      <w:bookmarkEnd w:id="34"/>
       <w:r>
         <w:rPr>
           <w:rFonts w:ascii="Calibri" w:hAnsi="Calibri" w:eastAsia="微软雅黑"/>
@@ -7767,11 +7023,11 @@
       </w:r>
     </w:p>
     <w:p>
-      <w:bookmarkStart w:id="37" w:name="toc_heading_37"/>
+      <w:bookmarkStart w:id="35" w:name="toc_heading_35"/>
       <w:pPr>
         <w:pStyle w:val="Heading2"/>
       </w:pPr>
-      <w:bookmarkEnd w:id="37"/>
+      <w:bookmarkEnd w:id="35"/>
       <w:r>
         <w:rPr>
           <w:rFonts w:ascii="Calibri" w:hAnsi="Calibri" w:eastAsia="微软雅黑"/>
@@ -7966,11 +7222,11 @@
       </w:r>
     </w:p>
     <w:p>
-      <w:bookmarkStart w:id="38" w:name="toc_heading_38"/>
+      <w:bookmarkStart w:id="36" w:name="toc_heading_36"/>
       <w:pPr>
         <w:pStyle w:val="Heading2"/>
       </w:pPr>
-      <w:bookmarkEnd w:id="38"/>
+      <w:bookmarkEnd w:id="36"/>
       <w:r>
         <w:rPr>
           <w:rFonts w:ascii="Calibri" w:hAnsi="Calibri" w:eastAsia="微软雅黑"/>
@@ -8195,11 +7451,11 @@
       </w:r>
     </w:p>
     <w:p>
-      <w:bookmarkStart w:id="39" w:name="toc_heading_39"/>
+      <w:bookmarkStart w:id="37" w:name="toc_heading_37"/>
       <w:pPr>
         <w:pStyle w:val="Heading2"/>
       </w:pPr>
-      <w:bookmarkEnd w:id="39"/>
+      <w:bookmarkEnd w:id="37"/>
       <w:r>
         <w:rPr>
           <w:rFonts w:ascii="Calibri" w:hAnsi="Calibri" w:eastAsia="微软雅黑"/>
@@ -8409,11 +7665,11 @@
       </w:r>
     </w:p>
     <w:p>
-      <w:bookmarkStart w:id="40" w:name="toc_heading_40"/>
+      <w:bookmarkStart w:id="38" w:name="toc_heading_38"/>
       <w:pPr>
         <w:pStyle w:val="Heading2"/>
       </w:pPr>
-      <w:bookmarkEnd w:id="40"/>
+      <w:bookmarkEnd w:id="38"/>
       <w:r>
         <w:rPr>
           <w:rFonts w:ascii="Calibri" w:hAnsi="Calibri" w:eastAsia="微软雅黑"/>
@@ -8608,11 +7864,11 @@
       </w:r>
     </w:p>
     <w:p>
-      <w:bookmarkStart w:id="41" w:name="toc_heading_41"/>
+      <w:bookmarkStart w:id="39" w:name="toc_heading_39"/>
       <w:pPr>
         <w:pStyle w:val="Heading1"/>
       </w:pPr>
-      <w:bookmarkEnd w:id="41"/>
+      <w:bookmarkEnd w:id="39"/>
       <w:r>
         <w:rPr>
           <w:rFonts w:ascii="Calibri" w:hAnsi="Calibri" w:eastAsia="微软雅黑"/>
@@ -8624,11 +7880,11 @@
       </w:r>
     </w:p>
     <w:p>
-      <w:bookmarkStart w:id="42" w:name="toc_heading_42"/>
+      <w:bookmarkStart w:id="40" w:name="toc_heading_40"/>
       <w:pPr>
         <w:pStyle w:val="Heading2"/>
       </w:pPr>
-      <w:bookmarkEnd w:id="42"/>
+      <w:bookmarkEnd w:id="40"/>
       <w:r>
         <w:rPr>
           <w:rFonts w:ascii="Calibri" w:hAnsi="Calibri" w:eastAsia="微软雅黑"/>
@@ -9077,11 +8333,11 @@
     </w:tbl>
     <w:p/>
     <w:p>
-      <w:bookmarkStart w:id="43" w:name="toc_heading_43"/>
+      <w:bookmarkStart w:id="41" w:name="toc_heading_41"/>
       <w:pPr>
         <w:pStyle w:val="Heading2"/>
       </w:pPr>
-      <w:bookmarkEnd w:id="43"/>
+      <w:bookmarkEnd w:id="41"/>
       <w:r>
         <w:rPr>
           <w:rFonts w:ascii="Calibri" w:hAnsi="Calibri" w:eastAsia="微软雅黑"/>
@@ -9183,11 +8439,11 @@
       </w:r>
     </w:p>
     <w:p>
-      <w:bookmarkStart w:id="44" w:name="toc_heading_44"/>
+      <w:bookmarkStart w:id="42" w:name="toc_heading_42"/>
       <w:pPr>
         <w:pStyle w:val="Heading1"/>
       </w:pPr>
-      <w:bookmarkEnd w:id="44"/>
+      <w:bookmarkEnd w:id="42"/>
       <w:r>
         <w:rPr>
           <w:rFonts w:ascii="Calibri" w:hAnsi="Calibri" w:eastAsia="微软雅黑"/>
@@ -9199,11 +8455,11 @@
       </w:r>
     </w:p>
     <w:p>
-      <w:bookmarkStart w:id="45" w:name="toc_heading_45"/>
+      <w:bookmarkStart w:id="43" w:name="toc_heading_43"/>
       <w:pPr>
         <w:pStyle w:val="Heading2"/>
       </w:pPr>
-      <w:bookmarkEnd w:id="45"/>
+      <w:bookmarkEnd w:id="43"/>
       <w:r>
         <w:rPr>
           <w:rFonts w:ascii="Calibri" w:hAnsi="Calibri" w:eastAsia="微软雅黑"/>
@@ -9290,11 +8546,11 @@
       </w:r>
     </w:p>
     <w:p>
-      <w:bookmarkStart w:id="46" w:name="toc_heading_46"/>
+      <w:bookmarkStart w:id="44" w:name="toc_heading_44"/>
       <w:pPr>
         <w:pStyle w:val="Heading2"/>
       </w:pPr>
-      <w:bookmarkEnd w:id="46"/>
+      <w:bookmarkEnd w:id="44"/>
       <w:r>
         <w:rPr>
           <w:rFonts w:ascii="Calibri" w:hAnsi="Calibri" w:eastAsia="微软雅黑"/>
